--- a/Certainty tool.docx
+++ b/Certainty tool.docx
@@ -5796,7 +5796,7 @@
     <w:bookmarkEnd w:id="65"/>
     <w:bookmarkEnd w:id="66"/>
     <w:bookmarkEnd w:id="67"/>
-    <w:bookmarkStart w:id="81" w:name="imprecision"/>
+    <w:bookmarkStart w:id="80" w:name="imprecision"/>
     <w:p>
       <w:pPr>
         <w:pStyle w:val="Heading1"/>
@@ -10252,7 +10252,7 @@
       </w:tr>
     </w:tbl>
     <w:bookmarkEnd w:id="71"/>
-    <w:bookmarkStart w:id="80" w:name="exploring-differences"/>
+    <w:bookmarkStart w:id="79" w:name="exploring-differences"/>
     <w:p>
       <w:pPr>
         <w:pStyle w:val="Heading2"/>
@@ -10269,7 +10269,7 @@
         <w:t xml:space="preserve">Of the 47 outcomes, the tools prediction of the number of levels to downgrade matched the reviewers assessment for 27 outcomes. Let’s explore those that didn’t match and see if we can know the reason.</w:t>
       </w:r>
     </w:p>
-    <w:bookmarkStart w:id="78" w:name="instances-where-tool-over-downgraded"/>
+    <w:bookmarkStart w:id="72" w:name="instances-where-tool-over-downgraded"/>
     <w:p>
       <w:pPr>
         <w:pStyle w:val="Heading3"/>
@@ -10280,10 +10280,465 @@
     </w:p>
     <w:p>
       <w:pPr>
+        <w:numPr>
+          <w:ilvl w:val="0"/>
+          <w:numId w:val="1022"/>
+        </w:numPr>
+      </w:pPr>
+      <w:r>
+        <w:t xml:space="preserve">Chronic rhinosinusitis - serious adverse events &amp; avoidance of surgery</w:t>
+      </w:r>
+    </w:p>
+    <w:p>
+      <w:pPr>
+        <w:pStyle w:val="Compact"/>
+        <w:numPr>
+          <w:ilvl w:val="1"/>
+          <w:numId w:val="1023"/>
+        </w:numPr>
+      </w:pPr>
+      <w:r>
+        <w:t xml:space="preserve">SAEs: 67 events; 0.3 to 0.8. Avoidance: 27 events; 0.05 to 0.52. The reviewers only rated down 1 level for serious adverse events and none for avoidance, whereas the tool suggested downgrading two levels for both outcomes due to both having less than 100 events.</w:t>
+      </w:r>
+      <w:r>
+        <w:br/>
+      </w:r>
+      <w:r>
+        <w:t xml:space="preserve">For SAEs, the reviewers recognised that there was a small sample size, but didn’t think it was worth downgrading two levels - however, it doesn’t make sense that the lower sample size for avoidance didn’t have any downgrading due to imprecision (the outcome was only downgraded due to risk of bias).</w:t>
+      </w:r>
+    </w:p>
+    <w:p>
+      <w:pPr>
+        <w:numPr>
+          <w:ilvl w:val="0"/>
+          <w:numId w:val="1022"/>
+        </w:numPr>
+      </w:pPr>
+      <w:r>
+        <w:t xml:space="preserve">Convalescent plasma - adverse events &amp; serious adverse events</w:t>
+      </w:r>
+    </w:p>
+    <w:p>
+      <w:pPr>
+        <w:pStyle w:val="Compact"/>
+        <w:numPr>
+          <w:ilvl w:val="1"/>
+          <w:numId w:val="1024"/>
+        </w:numPr>
+      </w:pPr>
+      <w:r>
+        <w:t xml:space="preserve">AEs: 69 events; 0.58 to 1.41. SAEs: 577 events; 0.91 to 1.43. The reviewers only rated down 1 level for AEs and none for AEs, whereas the tools suggested two levels for AEs due to the very small number of events and wide CI, and one level for SAEs due to the wide CI. The review authors acknowledge the few participants and wide intervals for AEs, but still only offered to downgrade 1 level.</w:t>
+      </w:r>
+    </w:p>
+    <w:p>
+      <w:pPr>
+        <w:numPr>
+          <w:ilvl w:val="0"/>
+          <w:numId w:val="1022"/>
+        </w:numPr>
+      </w:pPr>
+      <w:r>
+        <w:t xml:space="preserve">Ivermectin - adverse events &amp; viral clearance</w:t>
+      </w:r>
+    </w:p>
+    <w:p>
+      <w:pPr>
+        <w:pStyle w:val="Compact"/>
+        <w:numPr>
+          <w:ilvl w:val="1"/>
+          <w:numId w:val="1025"/>
+        </w:numPr>
+      </w:pPr>
+      <w:r>
+        <w:t xml:space="preserve">AEs: 47 events; 0.61 to 1.79. Viral clearance: 97 events; 0.8 to 1.58. The reviewers only rated both outcomes down one level, whereas the tool suggested 2 levels due to less than 100 events in both outcomes (and wide CI for AEs). The review authors acknowledges the few participants and wide CIs, but still didn’t downgrade as far as the tool did.</w:t>
+      </w:r>
+    </w:p>
+    <w:p>
+      <w:pPr>
+        <w:numPr>
+          <w:ilvl w:val="0"/>
+          <w:numId w:val="1022"/>
+        </w:numPr>
+      </w:pPr>
+      <w:r>
+        <w:t xml:space="preserve">Systematic corticosteroids - mortality at 120 days</w:t>
+      </w:r>
+    </w:p>
+    <w:p>
+      <w:pPr>
+        <w:pStyle w:val="Compact"/>
+        <w:numPr>
+          <w:ilvl w:val="1"/>
+          <w:numId w:val="1026"/>
+        </w:numPr>
+      </w:pPr>
+      <w:r>
+        <w:t xml:space="preserve">186 events; 0.24 to 2.3. The reviewers only rated down one level, whereas the tool suggested 2 levels due to the hugely wide CI. The reviewers acknowledged the wide CI, but didn’t downgrade to the degree that the tool did.</w:t>
+      </w:r>
+    </w:p>
+    <w:p>
+      <w:pPr>
+        <w:numPr>
+          <w:ilvl w:val="0"/>
+          <w:numId w:val="1022"/>
+        </w:numPr>
+      </w:pPr>
+      <w:r>
+        <w:t xml:space="preserve">Oral anticoagulation - major &amp; minor bleeding</w:t>
+      </w:r>
+    </w:p>
+    <w:p>
+      <w:pPr>
+        <w:pStyle w:val="Compact"/>
+        <w:numPr>
+          <w:ilvl w:val="1"/>
+          <w:numId w:val="1027"/>
+        </w:numPr>
+      </w:pPr>
+      <w:r>
+        <w:t xml:space="preserve">Major: 143 events; 2.05 to 4.09. Minor: 143 events; 1.89 to 5.02. The review authors didn’t downgrade for imprecision, but the tool did by one level due to having less than 300 events. Naturally, the authors won’t give a reason for</w:t>
+      </w:r>
+      <w:r>
+        <w:t xml:space="preserve"> </w:t>
+      </w:r>
+      <w:r>
+        <w:rPr>
+          <w:i/>
+          <w:iCs/>
+        </w:rPr>
+        <w:t xml:space="preserve">not</w:t>
+      </w:r>
+      <w:r>
+        <w:t xml:space="preserve"> </w:t>
+      </w:r>
+      <w:r>
+        <w:t xml:space="preserve">downgrading, but I imagine it’s likely to do with the CIs being very much in the positive</w:t>
+      </w:r>
+      <w:r>
+        <w:t xml:space="preserve"> </w:t>
+      </w:r>
+      <w:r>
+        <w:t xml:space="preserve">‘zone’</w:t>
+      </w:r>
+      <w:r>
+        <w:t xml:space="preserve"> </w:t>
+      </w:r>
+      <w:r>
+        <w:t xml:space="preserve">(i.e., far away from region of</w:t>
+      </w:r>
+      <w:r>
+        <w:t xml:space="preserve"> </w:t>
+      </w:r>
+      <w:r>
+        <w:t xml:space="preserve">‘no effect’</w:t>
+      </w:r>
+      <w:r>
+        <w:t xml:space="preserve">).</w:t>
+      </w:r>
+      <w:r>
+        <w:t xml:space="preserve"> </w:t>
+      </w:r>
+      <w:r>
+        <w:rPr>
+          <w:b/>
+          <w:bCs/>
+        </w:rPr>
+        <w:t xml:space="preserve">Does this counteract the small number of events?</w:t>
+      </w:r>
+      <w:r>
+        <w:t xml:space="preserve"> </w:t>
+      </w:r>
+      <w:r>
+        <w:t xml:space="preserve">The authors could change the threshold if 143 isn’t concerning for them - but I don’t think one</w:t>
+      </w:r>
+      <w:r>
+        <w:t xml:space="preserve"> </w:t>
+      </w:r>
+      <w:r>
+        <w:t xml:space="preserve">‘measure’</w:t>
+      </w:r>
+      <w:r>
+        <w:t xml:space="preserve"> </w:t>
+      </w:r>
+      <w:r>
+        <w:t xml:space="preserve">of imprecision should interact with the other.</w:t>
+      </w:r>
+    </w:p>
+    <w:p>
+      <w:pPr>
+        <w:numPr>
+          <w:ilvl w:val="0"/>
+          <w:numId w:val="1022"/>
+        </w:numPr>
+      </w:pPr>
+      <w:r>
+        <w:t xml:space="preserve">Remdesivir - serious adverse events</w:t>
+      </w:r>
+    </w:p>
+    <w:p>
+      <w:pPr>
+        <w:pStyle w:val="Compact"/>
+        <w:numPr>
+          <w:ilvl w:val="1"/>
+          <w:numId w:val="1028"/>
+        </w:numPr>
+      </w:pPr>
+      <w:r>
+        <w:t xml:space="preserve">634 events; 0.65 to 1.07. The review authors didn’t downgrade for imprecision, but the tool did for having a wide CI. Did the review authors not think the position of the CI was a concern because of the large number of events?</w:t>
+      </w:r>
+    </w:p>
+    <w:p>
+      <w:pPr>
+        <w:numPr>
+          <w:ilvl w:val="0"/>
+          <w:numId w:val="1022"/>
+        </w:numPr>
+      </w:pPr>
+      <w:r>
+        <w:t xml:space="preserve">Inhaled corticosteroids - symptom resolution</w:t>
+      </w:r>
+    </w:p>
+    <w:p>
+      <w:pPr>
+        <w:pStyle w:val="Compact"/>
+        <w:numPr>
+          <w:ilvl w:val="1"/>
+          <w:numId w:val="1029"/>
+        </w:numPr>
+      </w:pPr>
+      <w:r>
+        <w:t xml:space="preserve">1,009 events; 1.09 to 1.3. Same as remdesivir above. Furthermore, the CI was only just beyond the default threshold for clinical significance.</w:t>
+      </w:r>
+    </w:p>
+    <w:p>
+      <w:pPr>
+        <w:numPr>
+          <w:ilvl w:val="0"/>
+          <w:numId w:val="1022"/>
+        </w:numPr>
+      </w:pPr>
+      <w:r>
+        <w:t xml:space="preserve">Janus kinase - mortality at 28 and 60 days &amp; serious adverse events</w:t>
+      </w:r>
+    </w:p>
+    <w:p>
+      <w:pPr>
+        <w:pStyle w:val="Compact"/>
+        <w:numPr>
+          <w:ilvl w:val="1"/>
+          <w:numId w:val="1030"/>
+        </w:numPr>
+      </w:pPr>
+      <w:r>
+        <w:t xml:space="preserve">Mortality28: 1,346 events; 0.57 to 0.91. Mortality60: 249 events; 0.56 to 0.86. SAEs: 530 events; 0.68 to 0.92. The review authors didn’t downgrade any of the outcomes for imprecision, but the tool downgraded each for 1 level: due to wide CI for all, and also due to number of events for mortality at 60 days. Apart from mortality at 60 days, the other outcomes had very high numbers of events. Furthermore, whilst the CI were deemed wide due to the default values, there were all one side of the null effect. As such, the review authors may have had a different opinion on clinical significance.</w:t>
+      </w:r>
+    </w:p>
+    <w:p>
+      <w:pPr>
+        <w:numPr>
+          <w:ilvl w:val="0"/>
+          <w:numId w:val="1022"/>
+        </w:numPr>
+      </w:pPr>
+      <w:r>
+        <w:t xml:space="preserve">Antibiotics - serious adverse events &amp; arrhythmias</w:t>
+      </w:r>
+    </w:p>
+    <w:p>
+      <w:pPr>
+        <w:pStyle w:val="Compact"/>
+        <w:numPr>
+          <w:ilvl w:val="1"/>
+          <w:numId w:val="1031"/>
+        </w:numPr>
+      </w:pPr>
+      <w:r>
+        <w:t xml:space="preserve">SAEs: 185 events; 0.89 to 1.4. Arrhythmias: 341 events; 0.73 to 1.15. The reviewers didn’t downgrade for precision, whereas the tool did by one level due to a wide CI for both events (and low number of events for SAEs). The wide CIs were borderline regarding the default value.</w:t>
+      </w:r>
+    </w:p>
+    <w:p>
+      <w:pPr>
         <w:pStyle w:val="FirstParagraph"/>
       </w:pPr>
       <w:r>
-        <w:t xml:space="preserve">To be completed</w:t>
+        <w:t xml:space="preserve">From assessing these case-studies, there appears to be two general themes appearing:</w:t>
+      </w:r>
+    </w:p>
+    <w:p>
+      <w:pPr>
+        <w:numPr>
+          <w:ilvl w:val="0"/>
+          <w:numId w:val="1032"/>
+        </w:numPr>
+      </w:pPr>
+      <w:r>
+        <w:t xml:space="preserve">Review authors have different thresholds (in both number of events, and wide CIs) of what they consider is worth downgrading (which is erring on the side of making the data look</w:t>
+      </w:r>
+      <w:r>
+        <w:t xml:space="preserve"> </w:t>
+      </w:r>
+      <w:r>
+        <w:t xml:space="preserve">‘better’</w:t>
+      </w:r>
+      <w:r>
+        <w:t xml:space="preserve">). Regarding the wide CIs, I’m not entirely sure whether some of them have considered a null effect</w:t>
+      </w:r>
+      <w:r>
+        <w:t xml:space="preserve"> </w:t>
+      </w:r>
+      <w:r>
+        <w:rPr>
+          <w:i/>
+          <w:iCs/>
+        </w:rPr>
+        <w:t xml:space="preserve">region</w:t>
+      </w:r>
+      <w:r>
+        <w:t xml:space="preserve"> </w:t>
+      </w:r>
+      <w:r>
+        <w:t xml:space="preserve">rather than just a line.</w:t>
+      </w:r>
+    </w:p>
+    <w:p>
+      <w:pPr>
+        <w:numPr>
+          <w:ilvl w:val="0"/>
+          <w:numId w:val="1032"/>
+        </w:numPr>
+      </w:pPr>
+      <w:r>
+        <w:t xml:space="preserve">If one of the imprecision measures seem to indicate no problems, reviewers may feel that it invalidates potential evidence of imprecision from the other measure. E.g., when the number of events is very high, but the CI is still wide enough to cover two clinically significant states. This shouldn’t be the case - lack of evidence doesn’t</w:t>
+      </w:r>
+      <w:r>
+        <w:t xml:space="preserve"> </w:t>
+      </w:r>
+      <w:r>
+        <w:rPr>
+          <w:b/>
+          <w:bCs/>
+        </w:rPr>
+        <w:t xml:space="preserve">prove</w:t>
+      </w:r>
+      <w:r>
+        <w:t xml:space="preserve"> </w:t>
+      </w:r>
+      <w:r>
+        <w:t xml:space="preserve">that things are okay.</w:t>
+      </w:r>
+    </w:p>
+    <w:bookmarkEnd w:id="72"/>
+    <w:bookmarkStart w:id="78" w:name="instances-where-the-tool-under-graded"/>
+    <w:p>
+      <w:pPr>
+        <w:pStyle w:val="Heading3"/>
+      </w:pPr>
+      <w:r>
+        <w:t xml:space="preserve">3.5.2 Instances where the tool under-graded</w:t>
+      </w:r>
+    </w:p>
+    <w:p>
+      <w:pPr>
+        <w:numPr>
+          <w:ilvl w:val="0"/>
+          <w:numId w:val="1033"/>
+        </w:numPr>
+      </w:pPr>
+      <w:r>
+        <w:t xml:space="preserve">Fluvoxamine - adverse events</w:t>
+      </w:r>
+    </w:p>
+    <w:p>
+      <w:pPr>
+        <w:pStyle w:val="Compact"/>
+        <w:numPr>
+          <w:ilvl w:val="1"/>
+          <w:numId w:val="1034"/>
+        </w:numPr>
+      </w:pPr>
+      <w:r>
+        <w:t xml:space="preserve">201 events; 0.82 to 1.37. The reviewers downgraded by two levels, whereas the tool only downgraded by one level (due to &lt; 300 events and CI going beyond 1.25, but not beyond 0.75). The reviewers downgraded by 2 levels</w:t>
+      </w:r>
+      <w:r>
+        <w:t xml:space="preserve"> </w:t>
+      </w:r>
+      <w:r>
+        <w:t xml:space="preserve">“since the CI suggests both potential benefit and potential harm”</w:t>
+      </w:r>
+      <w:r>
+        <w:t xml:space="preserve">. Unfortunately I couldn’t find any details regarding what threshold they considered to be clinical benefit/harm - disagreement seems related to this.</w:t>
+      </w:r>
+    </w:p>
+    <w:p>
+      <w:pPr>
+        <w:numPr>
+          <w:ilvl w:val="0"/>
+          <w:numId w:val="1033"/>
+        </w:numPr>
+      </w:pPr>
+      <w:r>
+        <w:t xml:space="preserve">Oral anticoagulation - mortality at 12 months</w:t>
+      </w:r>
+    </w:p>
+    <w:p>
+      <w:pPr>
+        <w:pStyle w:val="Compact"/>
+        <w:numPr>
+          <w:ilvl w:val="1"/>
+          <w:numId w:val="1035"/>
+        </w:numPr>
+      </w:pPr>
+      <w:r>
+        <w:t xml:space="preserve">717 events; 0.87 to 1.03. The tool didn’t downgrade for imprecision but the reviewers did by one level, with the reason being</w:t>
+      </w:r>
+      <w:r>
+        <w:t xml:space="preserve"> </w:t>
+      </w:r>
+      <w:r>
+        <w:t xml:space="preserve">“confidence interval of absolute effect suggests both potential harm and potential benefit, with large number of events”</w:t>
+      </w:r>
+      <w:r>
+        <w:t xml:space="preserve">. No other details available regarding threshold used.</w:t>
+      </w:r>
+    </w:p>
+    <w:p>
+      <w:pPr>
+        <w:numPr>
+          <w:ilvl w:val="0"/>
+          <w:numId w:val="1033"/>
+        </w:numPr>
+      </w:pPr>
+      <w:r>
+        <w:t xml:space="preserve">Remdesivir - mortality &amp; adverse events (Jan ’23 update only)</w:t>
+      </w:r>
+    </w:p>
+    <w:p>
+      <w:pPr>
+        <w:pStyle w:val="Compact"/>
+        <w:numPr>
+          <w:ilvl w:val="1"/>
+          <w:numId w:val="1036"/>
+        </w:numPr>
+      </w:pPr>
+      <w:r>
+        <w:t xml:space="preserve">Mortality: 749 events; 0.81 to 1.06. AEs: 1,463 events; 0.92 to 1.18. The tool didn’t downgrade for imprecision but the reviewers did for both outcomes by one level, with the reason being</w:t>
+      </w:r>
+      <w:r>
+        <w:t xml:space="preserve"> </w:t>
+      </w:r>
+      <w:r>
+        <w:t xml:space="preserve">“wide confidence intervals in the studies and/or the 95% confidence interval includes both benefits and harms”</w:t>
+      </w:r>
+      <w:r>
+        <w:t xml:space="preserve">. Again, no details of threshold used.</w:t>
+      </w:r>
+    </w:p>
+    <w:p>
+      <w:pPr>
+        <w:pStyle w:val="FirstParagraph"/>
+      </w:pPr>
+      <w:r>
+        <w:t xml:space="preserve">In summary, the only reason these cases didn’t agree with the tool is that they were using a different threshold for defining clinical benefit and harm. Unfortunately, the thresholds that they used were not reported (in the main text at least). However, this doesn’t impact the functionality of the tool as users can specify their own thresholds - which these LSRs indicate they have.</w:t>
       </w:r>
     </w:p>
     <w:tbl>
@@ -10291,10 +10746,10 @@
         <w:tblStyle w:val="Table"/>
         <w:tblLook w:firstRow="0" w:lastRow="0" w:firstColumn="0" w:lastColumn="0" w:noHBand="0" w:noVBand="0" w:val="0000"/>
         <w:tblBorders>
-          <w:left w:val="single" w:sz="24" w:space="0" w:color="00A047"/>
-          <w:right w:val="single" w:sz="4" w:space="0" w:color="00A047"/>
-          <w:top w:val="single" w:sz="4" w:space="0" w:color="00A047"/>
-          <w:bottom w:val="single" w:sz="4" w:space="0" w:color="00A047"/>
+          <w:left w:val="single" w:sz="24" w:space="0" w:color="FC5300"/>
+          <w:right w:val="single" w:sz="4" w:space="0" w:color="FC5300"/>
+          <w:top w:val="single" w:sz="4" w:space="0" w:color="FC5300"/>
+          <w:bottom w:val="single" w:sz="4" w:space="0" w:color="FC5300"/>
         </w:tblBorders>
         <w:tblCellMar>
           <w:left w:w="144" w:type="dxa"/>
@@ -10309,7 +10764,7 @@
         </w:trPr>
         <w:tc>
           <w:tcPr>
-            <w:shd w:color="auto" w:fill="ccf1e3" w:val="clear"/>
+            <w:shd w:color="auto" w:fill="ffe5d0" w:val="clear"/>
             <w:tcMar>
               <w:top w:w="92" w:type="dxa"/>
               <w:bottom w:w="92" w:type="dxa"/>
@@ -10328,18 +10783,18 @@
                 <wp:inline>
                   <wp:extent cx="152400" cy="152400"/>
                   <wp:effectExtent b="0" l="0" r="0" t="0"/>
-                  <wp:docPr descr="" title="" id="73" name="Picture"/>
+                  <wp:docPr descr="" title="" id="74" name="Picture"/>
                   <a:graphic>
                     <a:graphicData uri="http://schemas.openxmlformats.org/drawingml/2006/picture">
                       <pic:pic>
                         <pic:nvPicPr>
-                          <pic:cNvPr descr="C:\Users\crn4\AppData\Local\Apps\Quarto\share\formats\docx\tip.png" id="74" name="Picture"/>
+                          <pic:cNvPr descr="C:\Users\crn4\AppData\Local\Apps\Quarto\share\formats\docx\caution.png" id="75" name="Picture"/>
                           <pic:cNvPicPr>
                             <a:picLocks noChangeArrowheads="1" noChangeAspect="1"/>
                           </pic:cNvPicPr>
                         </pic:nvPicPr>
                         <pic:blipFill>
-                          <a:blip r:embed="rId72"/>
+                          <a:blip r:embed="rId73"/>
                           <a:stretch>
                             <a:fillRect/>
                           </a:stretch>
@@ -10372,7 +10827,7 @@
               <w:t xml:space="preserve"> </w:t>
             </w:r>
             <w:r>
-              <w:t xml:space="preserve">Adjustment factor proposal</w:t>
+              <w:t xml:space="preserve">Adjustment factor now optional</w:t>
             </w:r>
           </w:p>
         </w:tc>
@@ -10396,7 +10851,7 @@
               <w:spacing w:before="16"/>
             </w:pPr>
             <w:r>
-              <w:t xml:space="preserve">Adding an adjustment factor here is less simple than with risk of bias as we have two approaches for dichotomous outcomes.</w:t>
+              <w:t xml:space="preserve">Whether the tools should adjust the thresholds based on previous reviews is now an option, rather than doing so by default. In an ideal world, reviewers should be competent enough to have a suitable system for carrying out GRADE, and so should be able to input their own thresholds that should allow the tool to marry up with previous versions.</w:t>
             </w:r>
           </w:p>
           <w:p>
@@ -10407,19 +10862,7 @@
               <w:spacing w:after="16"/>
             </w:pPr>
             <w:r>
-              <w:t xml:space="preserve">If the outcome is likely to be a rare event (e.g., serious adverse events) - and indicated by the reviewers as so - then adjust the threshold regarding total events so that a previous GRADE result marries up. Otherwise, adjust the thresholds related to what a</w:t>
-            </w:r>
-            <w:r>
-              <w:t xml:space="preserve"> </w:t>
-            </w:r>
-            <w:r>
-              <w:t xml:space="preserve">‘meaningful’</w:t>
-            </w:r>
-            <w:r>
-              <w:t xml:space="preserve"> </w:t>
-            </w:r>
-            <w:r>
-              <w:t xml:space="preserve">effect is for assessing the the placement of the confidence interval.</w:t>
+              <w:t xml:space="preserve">I suggest only minor cases for using the adjuster. These cases would be for myself to test it on reviews for which I don’t have contact with the authors, and potentially reviews that are midway through being living, and wish to have some help with defining the thresholds. Therefore, the tool will also output which thresholds it used (so that users can be confident in knowing what was used).</w:t>
             </w:r>
           </w:p>
         </w:tc>
@@ -10438,10 +10881,10 @@
         <w:tblStyle w:val="Table"/>
         <w:tblLook w:firstRow="0" w:lastRow="0" w:firstColumn="0" w:lastColumn="0" w:noHBand="0" w:noVBand="0" w:val="0000"/>
         <w:tblBorders>
-          <w:left w:val="single" w:sz="24" w:space="0" w:color="FC5300"/>
-          <w:right w:val="single" w:sz="4" w:space="0" w:color="FC5300"/>
-          <w:top w:val="single" w:sz="4" w:space="0" w:color="FC5300"/>
-          <w:bottom w:val="single" w:sz="4" w:space="0" w:color="FC5300"/>
+          <w:left w:val="single" w:sz="24" w:space="0" w:color="0758E5"/>
+          <w:right w:val="single" w:sz="4" w:space="0" w:color="0758E5"/>
+          <w:top w:val="single" w:sz="4" w:space="0" w:color="0758E5"/>
+          <w:bottom w:val="single" w:sz="4" w:space="0" w:color="0758E5"/>
         </w:tblBorders>
         <w:tblCellMar>
           <w:left w:w="144" w:type="dxa"/>
@@ -10456,7 +10899,7 @@
         </w:trPr>
         <w:tc>
           <w:tcPr>
-            <w:shd w:color="auto" w:fill="ffe5d0" w:val="clear"/>
+            <w:shd w:color="auto" w:fill="dae6fb" w:val="clear"/>
             <w:tcMar>
               <w:top w:w="92" w:type="dxa"/>
               <w:bottom w:w="92" w:type="dxa"/>
@@ -10480,13 +10923,13 @@
                     <a:graphicData uri="http://schemas.openxmlformats.org/drawingml/2006/picture">
                       <pic:pic>
                         <pic:nvPicPr>
-                          <pic:cNvPr descr="C:\Users\crn4\AppData\Local\Apps\Quarto\share\formats\docx\caution.png" id="77" name="Picture"/>
+                          <pic:cNvPr descr="C:\Users\crn4\AppData\Local\Apps\Quarto\share\formats\docx\note.png" id="77" name="Picture"/>
                           <pic:cNvPicPr>
                             <a:picLocks noChangeArrowheads="1" noChangeAspect="1"/>
                           </pic:cNvPicPr>
                         </pic:nvPicPr>
                         <pic:blipFill>
-                          <a:blip r:embed="rId75"/>
+                          <a:blip r:embed="rId48"/>
                           <a:stretch>
                             <a:fillRect/>
                           </a:stretch>
@@ -10519,7 +10962,7 @@
               <w:t xml:space="preserve"> </w:t>
             </w:r>
             <w:r>
-              <w:t xml:space="preserve">Adjustment factor warning</w:t>
+              <w:t xml:space="preserve">Observation</w:t>
             </w:r>
           </w:p>
         </w:tc>
@@ -10543,7 +10986,7 @@
               <w:spacing w:before="16"/>
             </w:pPr>
             <w:r>
-              <w:t xml:space="preserve">Currently, I’ve put in code that allows the threshold to automatically change if the tool didn’t correctly predict the downgrading levels on a previous version of the review. However, if reviewers are competent and have a suitable system for carrying out GRADE, then they should be able to input their own thresholds that should allow the tool to marry up with previous versions.</w:t>
+              <w:t xml:space="preserve">Nicola Lindson suggested some reviewers might not downgrade as far as the proposed tool due to fears of it looking badly on their review. This might be more prevalent when the outcome has already been downgraded for a different domain (i.e., the reviewers might be hesitant to further downgrade it regarding another domain).</w:t>
             </w:r>
           </w:p>
           <w:p>
@@ -10554,46 +10997,24 @@
               <w:spacing w:after="16"/>
             </w:pPr>
             <w:r>
-              <w:t xml:space="preserve">As such, the tool/code should only have the automatic</w:t>
-            </w:r>
-            <w:r>
-              <w:t xml:space="preserve"> </w:t>
-            </w:r>
-            <w:r>
-              <w:t xml:space="preserve">‘threshold adjuster’</w:t>
-            </w:r>
-            <w:r>
-              <w:t xml:space="preserve"> </w:t>
-            </w:r>
-            <w:r>
-              <w:t xml:space="preserve">if it is specifically asked for. These cases would be for myself to test it on reviews for which I don’t have contact with the authors, and potentially reviews that are midway through being living, and wish to have some help with defining the thresholds. Therefore, the tool should also output which thresholds it used (so that users can be confident in knowing what was used).</w:t>
+              <w:t xml:space="preserve">Can I quantify this?</w:t>
             </w:r>
           </w:p>
         </w:tc>
       </w:tr>
     </w:tbl>
+    <w:p>
+      <w:pPr>
+        <w:pStyle w:val="BodyText"/>
+      </w:pPr>
+      <w:r>
+        <w:t xml:space="preserve">For instances when the adjustment factor is needed, here it is less simple to implement as we have two approaches for dichotomous outcomes. I have created an auto-adjust matrix that decides on how and which thresholds are altered depending on how there is disagreement (i.e., is it by one measure, or both, and in which directions). Generally, from experience from comparing disagreements, when both measures disagreed, the reviewers specified it was regarding the CI. Therefore, when both measures had disagreement but only one measure was needed to gain overall agreement (as the maximum is taken), often the threshold relating to CI was adjusted. I created a matrix of which thresholds to adjust and in which direction depending on where the disagreements lie.</w:t>
+      </w:r>
+    </w:p>
     <w:bookmarkEnd w:id="78"/>
-    <w:bookmarkStart w:id="79" w:name="instances-where-the-tool-under-graded"/>
-    <w:p>
-      <w:pPr>
-        <w:pStyle w:val="Heading3"/>
-      </w:pPr>
-      <w:r>
-        <w:t xml:space="preserve">3.5.2 Instances where the tool under-graded</w:t>
-      </w:r>
-    </w:p>
-    <w:p>
-      <w:pPr>
-        <w:pStyle w:val="FirstParagraph"/>
-      </w:pPr>
-      <w:r>
-        <w:t xml:space="preserve">To be completed.</w:t>
-      </w:r>
-    </w:p>
     <w:bookmarkEnd w:id="79"/>
     <w:bookmarkEnd w:id="80"/>
-    <w:bookmarkEnd w:id="81"/>
-    <w:bookmarkStart w:id="82" w:name="indirectness"/>
+    <w:bookmarkStart w:id="81" w:name="indirectness"/>
     <w:p>
       <w:pPr>
         <w:pStyle w:val="Heading1"/>
@@ -10632,7 +11053,7 @@
       <w:pPr>
         <w:numPr>
           <w:ilvl w:val="0"/>
-          <w:numId w:val="1022"/>
+          <w:numId w:val="1037"/>
         </w:numPr>
       </w:pPr>
       <w:r>
@@ -10643,7 +11064,7 @@
       <w:pPr>
         <w:numPr>
           <w:ilvl w:val="0"/>
-          <w:numId w:val="1022"/>
+          <w:numId w:val="1037"/>
         </w:numPr>
       </w:pPr>
       <w:r>
@@ -10654,7 +11075,7 @@
       <w:pPr>
         <w:numPr>
           <w:ilvl w:val="0"/>
-          <w:numId w:val="1022"/>
+          <w:numId w:val="1037"/>
         </w:numPr>
       </w:pPr>
       <w:r>
@@ -10665,7 +11086,7 @@
       <w:pPr>
         <w:numPr>
           <w:ilvl w:val="0"/>
-          <w:numId w:val="1022"/>
+          <w:numId w:val="1037"/>
         </w:numPr>
       </w:pPr>
       <w:r>
@@ -10723,8 +11144,8 @@
         <w:t xml:space="preserve">As the judgement of indirectness requires knowledge of the study characteristics, this judgement should be able to be made in-between data extraction and committing to an update. From experience, some of the research team will be aware of the characteristics of the new studies, and whether their accumulating changes any levels of indirectness.</w:t>
       </w:r>
     </w:p>
-    <w:bookmarkEnd w:id="82"/>
-    <w:bookmarkStart w:id="86" w:name="inconsistency"/>
+    <w:bookmarkEnd w:id="81"/>
+    <w:bookmarkStart w:id="90" w:name="inconsistency"/>
     <w:p>
       <w:pPr>
         <w:pStyle w:val="Heading1"/>
@@ -10763,7 +11184,7 @@
       <w:pPr>
         <w:numPr>
           <w:ilvl w:val="0"/>
-          <w:numId w:val="1023"/>
+          <w:numId w:val="1038"/>
         </w:numPr>
       </w:pPr>
       <w:r>
@@ -10774,7 +11195,7 @@
       <w:pPr>
         <w:numPr>
           <w:ilvl w:val="0"/>
-          <w:numId w:val="1023"/>
+          <w:numId w:val="1038"/>
         </w:numPr>
       </w:pPr>
       <w:r>
@@ -10785,7 +11206,7 @@
       <w:pPr>
         <w:numPr>
           <w:ilvl w:val="0"/>
-          <w:numId w:val="1023"/>
+          <w:numId w:val="1038"/>
         </w:numPr>
       </w:pPr>
       <w:r>
@@ -10796,7 +11217,7 @@
       <w:pPr>
         <w:numPr>
           <w:ilvl w:val="0"/>
-          <w:numId w:val="1023"/>
+          <w:numId w:val="1038"/>
         </w:numPr>
       </w:pPr>
       <m:oMath>
@@ -10824,7 +11245,7 @@
       <w:pPr>
         <w:numPr>
           <w:ilvl w:val="1"/>
-          <w:numId w:val="1024"/>
+          <w:numId w:val="1039"/>
         </w:numPr>
       </w:pPr>
       <w:r>
@@ -10835,7 +11256,7 @@
       <w:pPr>
         <w:numPr>
           <w:ilvl w:val="1"/>
-          <w:numId w:val="1024"/>
+          <w:numId w:val="1039"/>
         </w:numPr>
       </w:pPr>
       <w:r>
@@ -10846,7 +11267,7 @@
       <w:pPr>
         <w:numPr>
           <w:ilvl w:val="1"/>
-          <w:numId w:val="1024"/>
+          <w:numId w:val="1039"/>
         </w:numPr>
       </w:pPr>
       <w:r>
@@ -10857,7 +11278,7 @@
       <w:pPr>
         <w:numPr>
           <w:ilvl w:val="1"/>
-          <w:numId w:val="1024"/>
+          <w:numId w:val="1039"/>
         </w:numPr>
       </w:pPr>
       <w:r>
@@ -10945,7 +11366,7 @@
       <w:pPr>
         <w:numPr>
           <w:ilvl w:val="0"/>
-          <w:numId w:val="1025"/>
+          <w:numId w:val="1040"/>
         </w:numPr>
       </w:pPr>
       <w:r>
@@ -10956,7 +11377,7 @@
       <w:pPr>
         <w:numPr>
           <w:ilvl w:val="0"/>
-          <w:numId w:val="1025"/>
+          <w:numId w:val="1040"/>
         </w:numPr>
       </w:pPr>
       <w:r>
@@ -10967,7 +11388,7 @@
       <w:pPr>
         <w:numPr>
           <w:ilvl w:val="0"/>
-          <w:numId w:val="1025"/>
+          <w:numId w:val="1040"/>
         </w:numPr>
       </w:pPr>
       <w:r>
@@ -10982,7 +11403,7 @@
         <w:t xml:space="preserve">The tool will roughly follow the same plan (i.e., it should give the same results), but have a slightly different order of operations.</w:t>
       </w:r>
     </w:p>
-    <w:bookmarkStart w:id="83" w:name="overlap-of-cis"/>
+    <w:bookmarkStart w:id="84" w:name="overlap-of-cis"/>
     <w:p>
       <w:pPr>
         <w:pStyle w:val="Heading2"/>
@@ -11008,7 +11429,7 @@
         <w:t xml:space="preserve"> </w:t>
       </w:r>
       <w:r>
-        <w:t xml:space="preserve">differences in point estimates, is that this its hard to categorise. Furthermore, overlapping of confidence intervals and variation regarding a user-defined threshold will likely cover presence of inconsistency.</w:t>
+        <w:t xml:space="preserve">differences in point estimates, is that this is hard to categorise. Furthermore, overlapping of confidence intervals and variation regarding a user-defined threshold will likely cover presence of inconsistency.</w:t>
       </w:r>
     </w:p>
     <w:p>
@@ -11016,11 +11437,1134 @@
         <w:pStyle w:val="BodyText"/>
       </w:pPr>
       <w:r>
-        <w:t xml:space="preserve">To quantitatively assess overlap of confidence intervals, rather than visually, we will consider for each potential effect estimate, what proportion of confidence intervals included this value. The spread of these proportions will then be assessed and measured against some types of thresholds (which will be defined by using the data collected from previous reviews).</w:t>
-      </w:r>
-    </w:p>
-    <w:bookmarkEnd w:id="83"/>
-    <w:bookmarkStart w:id="84" w:name="X81f4c931d884751fe4df0d505591d6eb5493073"/>
+        <w:t xml:space="preserve">I asked ChatGPT (GPT-5) for help coming up with ideas based on mathematical principles for quantitatively assessing the overlap of 95% CIs. The general idea it came up with was to calculate the</w:t>
+      </w:r>
+      <w:r>
+        <w:t xml:space="preserve"> </w:t>
+      </w:r>
+      <w:r>
+        <w:t xml:space="preserve">‘common probabilistic overlap’</w:t>
+      </w:r>
+      <w:r>
+        <w:t xml:space="preserve"> </w:t>
+      </w:r>
+      <w:r>
+        <w:t xml:space="preserve">where each CI is represented by the normal distribution is was estimated from. I asked it for code and references, but this did give some packages that don’t exist and non-existing references - but it gave me an idea to start from (and some legit references to look at).</w:t>
+      </w:r>
+    </w:p>
+    <w:tbl>
+      <w:tblPr>
+        <w:tblStyle w:val="Table"/>
+        <w:tblLook w:firstRow="0" w:lastRow="0" w:firstColumn="0" w:lastColumn="0" w:noHBand="0" w:noVBand="0" w:val="0000"/>
+        <w:tblBorders>
+          <w:left w:val="single" w:sz="24" w:space="0" w:color="0758E5"/>
+          <w:right w:val="single" w:sz="4" w:space="0" w:color="0758E5"/>
+          <w:top w:val="single" w:sz="4" w:space="0" w:color="0758E5"/>
+          <w:bottom w:val="single" w:sz="4" w:space="0" w:color="0758E5"/>
+        </w:tblBorders>
+        <w:tblCellMar>
+          <w:left w:w="144" w:type="dxa"/>
+          <w:right w:w="144" w:type="dxa"/>
+        </w:tblCellMar>
+        <w:tblInd w:w="164" w:type="dxa"/>
+        <w:tblW w:type="pct" w:w="100%"/>
+      </w:tblPr>
+      <w:tr>
+        <w:trPr>
+          <w:cantSplit/>
+        </w:trPr>
+        <w:tc>
+          <w:tcPr>
+            <w:shd w:color="auto" w:fill="dae6fb" w:val="clear"/>
+            <w:tcMar>
+              <w:top w:w="92" w:type="dxa"/>
+              <w:bottom w:w="92" w:type="dxa"/>
+            </w:tcMar>
+          </w:tcPr>
+          <w:p>
+            <w:pPr>
+              <w:pStyle w:val="BodyText"/>
+            </w:pPr>
+            <w:pPr>
+              <w:spacing w:before="0" w:after="0"/>
+              <w:textAlignment w:val="center"/>
+            </w:pPr>
+            <w:r>
+              <w:drawing>
+                <wp:inline>
+                  <wp:extent cx="152400" cy="152400"/>
+                  <wp:effectExtent b="0" l="0" r="0" t="0"/>
+                  <wp:docPr descr="" title="" id="82" name="Picture"/>
+                  <a:graphic>
+                    <a:graphicData uri="http://schemas.openxmlformats.org/drawingml/2006/picture">
+                      <pic:pic>
+                        <pic:nvPicPr>
+                          <pic:cNvPr descr="C:\Users\crn4\AppData\Local\Apps\Quarto\share\formats\docx\note.png" id="83" name="Picture"/>
+                          <pic:cNvPicPr>
+                            <a:picLocks noChangeArrowheads="1" noChangeAspect="1"/>
+                          </pic:cNvPicPr>
+                        </pic:nvPicPr>
+                        <pic:blipFill>
+                          <a:blip r:embed="rId48"/>
+                          <a:stretch>
+                            <a:fillRect/>
+                          </a:stretch>
+                        </pic:blipFill>
+                        <pic:spPr bwMode="auto">
+                          <a:xfrm>
+                            <a:off x="0" y="0"/>
+                            <a:ext cx="152400" cy="152400"/>
+                          </a:xfrm>
+                          <a:prstGeom prst="rect">
+                            <a:avLst/>
+                          </a:prstGeom>
+                          <a:noFill/>
+                          <a:ln w="9525">
+                            <a:noFill/>
+                            <a:headEnd/>
+                            <a:tailEnd/>
+                          </a:ln>
+                        </pic:spPr>
+                      </pic:pic>
+                    </a:graphicData>
+                  </a:graphic>
+                </wp:inline>
+              </w:drawing>
+            </w:r>
+            <w:r>
+              <w:t xml:space="preserve"> </w:t>
+            </w:r>
+            <w:r>
+              <w:t xml:space="preserve"> </w:t>
+            </w:r>
+            <w:r>
+              <w:t xml:space="preserve">ChatGPT prompts</w:t>
+            </w:r>
+          </w:p>
+        </w:tc>
+      </w:tr>
+      <w:tr>
+        <w:trPr>
+          <w:cantSplit/>
+        </w:trPr>
+        <w:tc>
+          <w:tcPr>
+            <w:tcMar>
+              <w:top w:w="108" w:type="dxa"/>
+              <w:bottom w:w="108" w:type="dxa"/>
+            </w:tcMar>
+          </w:tcPr>
+          <w:p>
+            <w:pPr>
+              <w:numPr>
+                <w:ilvl w:val="0"/>
+                <w:numId w:val="1041"/>
+              </w:numPr>
+            </w:pPr>
+            <w:r>
+              <w:t xml:space="preserve">Does there exact a mathematical way to quantitatively assess overlap of multiple ranges?</w:t>
+            </w:r>
+          </w:p>
+          <w:p>
+            <w:pPr>
+              <w:numPr>
+                <w:ilvl w:val="0"/>
+                <w:numId w:val="1041"/>
+              </w:numPr>
+            </w:pPr>
+            <w:r>
+              <w:t xml:space="preserve">Are there any mathematical extensions to the problem, given that the values within each range aren’t equal (i.e., the ranges are actual confidence intervals, and so I’d be more interested in overlap of values nearer the middle, than the edges)</w:t>
+            </w:r>
+          </w:p>
+          <w:p>
+            <w:pPr>
+              <w:numPr>
+                <w:ilvl w:val="0"/>
+                <w:numId w:val="1041"/>
+              </w:numPr>
+            </w:pPr>
+            <w:r>
+              <w:t xml:space="preserve">I’m looking at the overlap of 95% confidence intervals, which dont have a pdf, but use a pdf to calculate the interval. Are there any applications to 95% confidence intervals specifically?</w:t>
+            </w:r>
+          </w:p>
+          <w:p>
+            <w:pPr>
+              <w:numPr>
+                <w:ilvl w:val="0"/>
+                <w:numId w:val="1041"/>
+              </w:numPr>
+            </w:pPr>
+            <w:r>
+              <w:t xml:space="preserve">Can you show me how to compute the probabilistic overlap of three 95% confidence intervals using R code please</w:t>
+            </w:r>
+          </w:p>
+          <w:p>
+            <w:pPr>
+              <w:numPr>
+                <w:ilvl w:val="0"/>
+                <w:numId w:val="1041"/>
+              </w:numPr>
+            </w:pPr>
+            <w:r>
+              <w:t xml:space="preserve">Do you have a reference for calculating the common probabilistic overlap?</w:t>
+            </w:r>
+          </w:p>
+          <w:p>
+            <w:pPr>
+              <w:numPr>
+                <w:ilvl w:val="0"/>
+                <w:numId w:val="1041"/>
+              </w:numPr>
+            </w:pPr>
+            <w:r>
+              <w:t xml:space="preserve">Can you extend the Jaccard Index two multiple ranges, and give an example in R code (this was suggested after the first prompt)</w:t>
+            </w:r>
+          </w:p>
+          <w:p>
+            <w:pPr>
+              <w:numPr>
+                <w:ilvl w:val="0"/>
+                <w:numId w:val="1041"/>
+              </w:numPr>
+            </w:pPr>
+            <w:r>
+              <w:t xml:space="preserve">Do you have a reference for the mean pairwise Jaccard index?</w:t>
+            </w:r>
+          </w:p>
+        </w:tc>
+      </w:tr>
+    </w:tbl>
+    <w:p>
+      <w:pPr>
+        <w:pStyle w:val="FirstParagraph"/>
+      </w:pPr>
+      <w:r>
+        <w:t xml:space="preserve">Using probability distributions proved to be too difficult - so let’s start simple and assume uniform distribution (and so is a geometric overlap, rather than a statistical one).</w:t>
+      </w:r>
+    </w:p>
+    <w:p>
+      <w:pPr>
+        <w:pStyle w:val="BodyText"/>
+      </w:pPr>
+      <w:r>
+        <w:t xml:space="preserve">The Jaccard index is an option, but the standard extension to multiple ranges, defining a strict intersection, is not suitable as the overlap may not be one simple range, and there may be no place where</w:t>
+      </w:r>
+      <w:r>
+        <w:t xml:space="preserve"> </w:t>
+      </w:r>
+      <w:r>
+        <w:rPr>
+          <w:b/>
+          <w:bCs/>
+        </w:rPr>
+        <w:t xml:space="preserve">all</w:t>
+      </w:r>
+      <w:r>
+        <w:t xml:space="preserve"> </w:t>
+      </w:r>
+      <w:r>
+        <w:t xml:space="preserve">confidence intervals overlap, but a few might overlap with each other. ChatGPT suggests an average pairwise Jaccard index as this gives a better sense of overall similarity.</w:t>
+      </w:r>
+    </w:p>
+    <w:p>
+      <w:pPr>
+        <w:pStyle w:val="BodyText"/>
+      </w:pPr>
+      <w:r>
+        <w:t xml:space="preserve">The Jaccard index is the intersection of sets divided by the union of sets</w:t>
+      </w:r>
+      <w:r>
+        <w:rPr>
+          <w:vertAlign w:val="superscript"/>
+        </w:rPr>
+        <w:t xml:space="preserve">8</w:t>
+      </w:r>
+      <w:r>
+        <w:t xml:space="preserve">:</w:t>
+      </w:r>
+    </w:p>
+    <w:p>
+      <w:pPr>
+        <w:pStyle w:val="BodyText"/>
+      </w:pPr>
+      <m:oMathPara>
+        <m:oMathParaPr>
+          <m:jc m:val="center"/>
+        </m:oMathParaPr>
+        <m:oMath>
+          <m:r>
+            <m:t>J</m:t>
+          </m:r>
+          <m:d>
+            <m:dPr>
+              <m:begChr m:val="("/>
+              <m:endChr m:val=")"/>
+              <m:sepChr m:val=""/>
+              <m:grow/>
+            </m:dPr>
+            <m:e>
+              <m:sSub>
+                <m:e>
+                  <m:r>
+                    <m:t>S</m:t>
+                  </m:r>
+                </m:e>
+                <m:sub>
+                  <m:r>
+                    <m:t>a</m:t>
+                  </m:r>
+                </m:sub>
+              </m:sSub>
+              <m:r>
+                <m:rPr>
+                  <m:sty m:val="p"/>
+                </m:rPr>
+                <m:t>,</m:t>
+              </m:r>
+              <m:sSub>
+                <m:e>
+                  <m:r>
+                    <m:t>S</m:t>
+                  </m:r>
+                </m:e>
+                <m:sub>
+                  <m:r>
+                    <m:t>b</m:t>
+                  </m:r>
+                </m:sub>
+              </m:sSub>
+            </m:e>
+          </m:d>
+          <m:r>
+            <m:rPr>
+              <m:sty m:val="p"/>
+            </m:rPr>
+            <m:t>=</m:t>
+          </m:r>
+          <m:f>
+            <m:fPr>
+              <m:type m:val="bar"/>
+            </m:fPr>
+            <m:num>
+              <m:d>
+                <m:dPr>
+                  <m:begChr m:val="|"/>
+                  <m:endChr m:val="|"/>
+                  <m:sepChr m:val=""/>
+                  <m:grow/>
+                </m:dPr>
+                <m:e>
+                  <m:sSub>
+                    <m:e>
+                      <m:r>
+                        <m:t>S</m:t>
+                      </m:r>
+                    </m:e>
+                    <m:sub>
+                      <m:r>
+                        <m:t>a</m:t>
+                      </m:r>
+                    </m:sub>
+                  </m:sSub>
+                  <m:r>
+                    <m:rPr>
+                      <m:sty m:val="p"/>
+                    </m:rPr>
+                    <m:t>∩</m:t>
+                  </m:r>
+                  <m:sSub>
+                    <m:e>
+                      <m:r>
+                        <m:t>S</m:t>
+                      </m:r>
+                    </m:e>
+                    <m:sub>
+                      <m:r>
+                        <m:t>b</m:t>
+                      </m:r>
+                    </m:sub>
+                  </m:sSub>
+                </m:e>
+              </m:d>
+            </m:num>
+            <m:den>
+              <m:d>
+                <m:dPr>
+                  <m:begChr m:val="|"/>
+                  <m:endChr m:val="|"/>
+                  <m:sepChr m:val=""/>
+                  <m:grow/>
+                </m:dPr>
+                <m:e>
+                  <m:sSub>
+                    <m:e>
+                      <m:r>
+                        <m:t>S</m:t>
+                      </m:r>
+                    </m:e>
+                    <m:sub>
+                      <m:r>
+                        <m:t>a</m:t>
+                      </m:r>
+                    </m:sub>
+                  </m:sSub>
+                  <m:r>
+                    <m:rPr>
+                      <m:sty m:val="p"/>
+                    </m:rPr>
+                    <m:t>∪</m:t>
+                  </m:r>
+                  <m:sSub>
+                    <m:e>
+                      <m:r>
+                        <m:t>S</m:t>
+                      </m:r>
+                    </m:e>
+                    <m:sub>
+                      <m:r>
+                        <m:t>b</m:t>
+                      </m:r>
+                    </m:sub>
+                  </m:sSub>
+                </m:e>
+              </m:d>
+            </m:den>
+          </m:f>
+        </m:oMath>
+      </m:oMathPara>
+    </w:p>
+    <w:p>
+      <w:pPr>
+        <w:pStyle w:val="FirstParagraph"/>
+      </w:pPr>
+      <w:r>
+        <w:t xml:space="preserve">When there are more than two sets, when interested in the overall similarity, rather than the strict overlap, the pairwise average Jaccard Index can be calculated</w:t>
+      </w:r>
+      <w:r>
+        <w:rPr>
+          <w:vertAlign w:val="superscript"/>
+        </w:rPr>
+        <w:t xml:space="preserve">9</w:t>
+      </w:r>
+      <w:r>
+        <w:t xml:space="preserve">:</w:t>
+      </w:r>
+    </w:p>
+    <w:p>
+      <w:pPr>
+        <w:pStyle w:val="BodyText"/>
+      </w:pPr>
+      <m:oMathPara>
+        <m:oMathParaPr>
+          <m:jc m:val="center"/>
+        </m:oMathParaPr>
+        <m:oMath>
+          <m:acc>
+            <m:accPr>
+              <m:chr m:val="‾"/>
+            </m:accPr>
+            <m:e>
+              <m:r>
+                <m:t>J</m:t>
+              </m:r>
+            </m:e>
+          </m:acc>
+          <m:r>
+            <m:rPr>
+              <m:sty m:val="p"/>
+            </m:rPr>
+            <m:t>=</m:t>
+          </m:r>
+          <m:f>
+            <m:fPr>
+              <m:type m:val="bar"/>
+            </m:fPr>
+            <m:num>
+              <m:r>
+                <m:t>2</m:t>
+              </m:r>
+            </m:num>
+            <m:den>
+              <m:r>
+                <m:t>n</m:t>
+              </m:r>
+              <m:d>
+                <m:dPr>
+                  <m:begChr m:val="("/>
+                  <m:endChr m:val=")"/>
+                  <m:sepChr m:val=""/>
+                  <m:grow/>
+                </m:dPr>
+                <m:e>
+                  <m:r>
+                    <m:t>n</m:t>
+                  </m:r>
+                  <m:r>
+                    <m:rPr>
+                      <m:sty m:val="p"/>
+                    </m:rPr>
+                    <m:t>−</m:t>
+                  </m:r>
+                  <m:r>
+                    <m:t>1</m:t>
+                  </m:r>
+                </m:e>
+              </m:d>
+            </m:den>
+          </m:f>
+          <m:nary>
+            <m:naryPr>
+              <m:chr m:val="∑"/>
+              <m:limLoc m:val="undOvr"/>
+              <m:subHide m:val="off"/>
+              <m:supHide m:val="on"/>
+            </m:naryPr>
+            <m:sub>
+              <m:r>
+                <m:t>a</m:t>
+              </m:r>
+            </m:sub>
+            <m:sup>
+              <m:r>
+                <m:t>​</m:t>
+              </m:r>
+            </m:sup>
+            <m:e>
+              <m:nary>
+                <m:naryPr>
+                  <m:chr m:val="∑"/>
+                  <m:limLoc m:val="undOvr"/>
+                  <m:subHide m:val="off"/>
+                  <m:supHide m:val="on"/>
+                </m:naryPr>
+                <m:sub>
+                  <m:r>
+                    <m:t>b</m:t>
+                  </m:r>
+                  <m:r>
+                    <m:rPr>
+                      <m:sty m:val="p"/>
+                    </m:rPr>
+                    <m:t>≠</m:t>
+                  </m:r>
+                  <m:r>
+                    <m:t>a</m:t>
+                  </m:r>
+                </m:sub>
+                <m:sup>
+                  <m:r>
+                    <m:t>​</m:t>
+                  </m:r>
+                </m:sup>
+                <m:e>
+                  <m:r>
+                    <m:t>J</m:t>
+                  </m:r>
+                </m:e>
+              </m:nary>
+            </m:e>
+          </m:nary>
+          <m:d>
+            <m:dPr>
+              <m:begChr m:val="("/>
+              <m:endChr m:val=")"/>
+              <m:sepChr m:val=""/>
+              <m:grow/>
+            </m:dPr>
+            <m:e>
+              <m:sSub>
+                <m:e>
+                  <m:r>
+                    <m:t>S</m:t>
+                  </m:r>
+                </m:e>
+                <m:sub>
+                  <m:r>
+                    <m:t>a</m:t>
+                  </m:r>
+                </m:sub>
+              </m:sSub>
+              <m:r>
+                <m:rPr>
+                  <m:sty m:val="p"/>
+                </m:rPr>
+                <m:t>,</m:t>
+              </m:r>
+              <m:sSub>
+                <m:e>
+                  <m:r>
+                    <m:t>S</m:t>
+                  </m:r>
+                </m:e>
+                <m:sub>
+                  <m:r>
+                    <m:t>b</m:t>
+                  </m:r>
+                </m:sub>
+              </m:sSub>
+            </m:e>
+          </m:d>
+        </m:oMath>
+      </m:oMathPara>
+    </w:p>
+    <w:p>
+      <w:pPr>
+        <w:pStyle w:val="FirstParagraph"/>
+      </w:pPr>
+      <w:r>
+        <w:t xml:space="preserve">Calculate the intersection and union of two sets of ranges:</w:t>
+      </w:r>
+    </w:p>
+    <w:p>
+      <w:pPr>
+        <w:pStyle w:val="BodyText"/>
+      </w:pPr>
+      <m:oMathPara>
+        <m:oMathParaPr>
+          <m:jc m:val="center"/>
+        </m:oMathParaPr>
+        <m:oMath>
+          <m:r>
+            <m:t>C</m:t>
+          </m:r>
+          <m:sSub>
+            <m:e>
+              <m:r>
+                <m:t>I</m:t>
+              </m:r>
+            </m:e>
+            <m:sub>
+              <m:r>
+                <m:t>a</m:t>
+              </m:r>
+            </m:sub>
+          </m:sSub>
+          <m:r>
+            <m:rPr>
+              <m:sty m:val="p"/>
+            </m:rPr>
+            <m:t>=</m:t>
+          </m:r>
+          <m:d>
+            <m:dPr>
+              <m:begChr m:val="["/>
+              <m:endChr m:val="]"/>
+              <m:sepChr m:val=""/>
+              <m:grow/>
+            </m:dPr>
+            <m:e>
+              <m:r>
+                <m:t>L</m:t>
+              </m:r>
+              <m:sSub>
+                <m:e>
+                  <m:r>
+                    <m:t>B</m:t>
+                  </m:r>
+                </m:e>
+                <m:sub>
+                  <m:r>
+                    <m:t>a</m:t>
+                  </m:r>
+                </m:sub>
+              </m:sSub>
+              <m:r>
+                <m:rPr>
+                  <m:sty m:val="p"/>
+                </m:rPr>
+                <m:t>,</m:t>
+              </m:r>
+              <m:r>
+                <m:t>U</m:t>
+              </m:r>
+              <m:sSub>
+                <m:e>
+                  <m:r>
+                    <m:t>B</m:t>
+                  </m:r>
+                </m:e>
+                <m:sub>
+                  <m:r>
+                    <m:t>a</m:t>
+                  </m:r>
+                </m:sub>
+              </m:sSub>
+            </m:e>
+          </m:d>
+          <m:r>
+            <m:rPr>
+              <m:sty m:val="p"/>
+            </m:rPr>
+            <m:t>,</m:t>
+          </m:r>
+          <m:r>
+            <m:t>C</m:t>
+          </m:r>
+          <m:sSub>
+            <m:e>
+              <m:r>
+                <m:t>I</m:t>
+              </m:r>
+            </m:e>
+            <m:sub>
+              <m:r>
+                <m:t>b</m:t>
+              </m:r>
+            </m:sub>
+          </m:sSub>
+          <m:r>
+            <m:rPr>
+              <m:sty m:val="p"/>
+            </m:rPr>
+            <m:t>=</m:t>
+          </m:r>
+          <m:d>
+            <m:dPr>
+              <m:begChr m:val="["/>
+              <m:endChr m:val="]"/>
+              <m:sepChr m:val=""/>
+              <m:grow/>
+            </m:dPr>
+            <m:e>
+              <m:r>
+                <m:t>L</m:t>
+              </m:r>
+              <m:sSub>
+                <m:e>
+                  <m:r>
+                    <m:t>B</m:t>
+                  </m:r>
+                </m:e>
+                <m:sub>
+                  <m:r>
+                    <m:t>b</m:t>
+                  </m:r>
+                </m:sub>
+              </m:sSub>
+              <m:r>
+                <m:rPr>
+                  <m:sty m:val="p"/>
+                </m:rPr>
+                <m:t>,</m:t>
+              </m:r>
+              <m:r>
+                <m:t>U</m:t>
+              </m:r>
+              <m:sSub>
+                <m:e>
+                  <m:r>
+                    <m:t>B</m:t>
+                  </m:r>
+                </m:e>
+                <m:sub>
+                  <m:r>
+                    <m:t>b</m:t>
+                  </m:r>
+                </m:sub>
+              </m:sSub>
+            </m:e>
+          </m:d>
+        </m:oMath>
+      </m:oMathPara>
+    </w:p>
+    <w:p>
+      <w:pPr>
+        <w:pStyle w:val="FirstParagraph"/>
+      </w:pPr>
+      <m:oMathPara>
+        <m:oMathParaPr>
+          <m:jc m:val="center"/>
+        </m:oMathParaPr>
+        <m:oMath>
+          <m:d>
+            <m:dPr>
+              <m:begChr m:val="|"/>
+              <m:endChr m:val="|"/>
+              <m:sepChr m:val=""/>
+              <m:grow/>
+            </m:dPr>
+            <m:e>
+              <m:r>
+                <m:t>C</m:t>
+              </m:r>
+              <m:sSub>
+                <m:e>
+                  <m:r>
+                    <m:t>I</m:t>
+                  </m:r>
+                </m:e>
+                <m:sub>
+                  <m:r>
+                    <m:t>a</m:t>
+                  </m:r>
+                </m:sub>
+              </m:sSub>
+              <m:r>
+                <m:rPr>
+                  <m:sty m:val="p"/>
+                </m:rPr>
+                <m:t>∩</m:t>
+              </m:r>
+              <m:r>
+                <m:t>C</m:t>
+              </m:r>
+              <m:sSub>
+                <m:e>
+                  <m:r>
+                    <m:t>I</m:t>
+                  </m:r>
+                </m:e>
+                <m:sub>
+                  <m:r>
+                    <m:t>b</m:t>
+                  </m:r>
+                </m:sub>
+              </m:sSub>
+            </m:e>
+          </m:d>
+          <m:r>
+            <m:rPr>
+              <m:sty m:val="p"/>
+            </m:rPr>
+            <m:t>=</m:t>
+          </m:r>
+          <m:r>
+            <m:t>m</m:t>
+          </m:r>
+          <m:r>
+            <m:t>a</m:t>
+          </m:r>
+          <m:r>
+            <m:t>x</m:t>
+          </m:r>
+          <m:d>
+            <m:dPr>
+              <m:begChr m:val="("/>
+              <m:endChr m:val=")"/>
+              <m:sepChr m:val=""/>
+              <m:grow/>
+            </m:dPr>
+            <m:e>
+              <m:r>
+                <m:t>0</m:t>
+              </m:r>
+              <m:r>
+                <m:rPr>
+                  <m:sty m:val="p"/>
+                </m:rPr>
+                <m:t>,</m:t>
+              </m:r>
+              <m:r>
+                <m:t>m</m:t>
+              </m:r>
+              <m:r>
+                <m:t>i</m:t>
+              </m:r>
+              <m:r>
+                <m:t>n</m:t>
+              </m:r>
+              <m:d>
+                <m:dPr>
+                  <m:begChr m:val="("/>
+                  <m:endChr m:val=")"/>
+                  <m:sepChr m:val=""/>
+                  <m:grow/>
+                </m:dPr>
+                <m:e>
+                  <m:r>
+                    <m:t>U</m:t>
+                  </m:r>
+                  <m:sSub>
+                    <m:e>
+                      <m:r>
+                        <m:t>B</m:t>
+                      </m:r>
+                    </m:e>
+                    <m:sub>
+                      <m:r>
+                        <m:t>a</m:t>
+                      </m:r>
+                    </m:sub>
+                  </m:sSub>
+                  <m:r>
+                    <m:rPr>
+                      <m:sty m:val="p"/>
+                    </m:rPr>
+                    <m:t>,</m:t>
+                  </m:r>
+                  <m:r>
+                    <m:t>U</m:t>
+                  </m:r>
+                  <m:sSub>
+                    <m:e>
+                      <m:r>
+                        <m:t>B</m:t>
+                      </m:r>
+                    </m:e>
+                    <m:sub>
+                      <m:r>
+                        <m:t>b</m:t>
+                      </m:r>
+                    </m:sub>
+                  </m:sSub>
+                </m:e>
+              </m:d>
+              <m:r>
+                <m:rPr>
+                  <m:sty m:val="p"/>
+                </m:rPr>
+                <m:t>−</m:t>
+              </m:r>
+              <m:r>
+                <m:t>m</m:t>
+              </m:r>
+              <m:r>
+                <m:t>a</m:t>
+              </m:r>
+              <m:r>
+                <m:t>x</m:t>
+              </m:r>
+              <m:d>
+                <m:dPr>
+                  <m:begChr m:val="("/>
+                  <m:endChr m:val=")"/>
+                  <m:sepChr m:val=""/>
+                  <m:grow/>
+                </m:dPr>
+                <m:e>
+                  <m:r>
+                    <m:t>L</m:t>
+                  </m:r>
+                  <m:sSub>
+                    <m:e>
+                      <m:r>
+                        <m:t>B</m:t>
+                      </m:r>
+                    </m:e>
+                    <m:sub>
+                      <m:r>
+                        <m:t>a</m:t>
+                      </m:r>
+                    </m:sub>
+                  </m:sSub>
+                  <m:r>
+                    <m:rPr>
+                      <m:sty m:val="p"/>
+                    </m:rPr>
+                    <m:t>,</m:t>
+                  </m:r>
+                  <m:r>
+                    <m:t>L</m:t>
+                  </m:r>
+                  <m:sSub>
+                    <m:e>
+                      <m:r>
+                        <m:t>B</m:t>
+                      </m:r>
+                    </m:e>
+                    <m:sub>
+                      <m:r>
+                        <m:t>b</m:t>
+                      </m:r>
+                    </m:sub>
+                  </m:sSub>
+                </m:e>
+              </m:d>
+            </m:e>
+          </m:d>
+        </m:oMath>
+      </m:oMathPara>
+    </w:p>
+    <w:p>
+      <w:pPr>
+        <w:pStyle w:val="FirstParagraph"/>
+      </w:pPr>
+      <m:oMathPara>
+        <m:oMathParaPr>
+          <m:jc m:val="center"/>
+        </m:oMathParaPr>
+        <m:oMath>
+          <m:d>
+            <m:dPr>
+              <m:begChr m:val="|"/>
+              <m:endChr m:val="|"/>
+              <m:sepChr m:val=""/>
+              <m:grow/>
+            </m:dPr>
+            <m:e>
+              <m:r>
+                <m:t>C</m:t>
+              </m:r>
+              <m:sSub>
+                <m:e>
+                  <m:r>
+                    <m:t>I</m:t>
+                  </m:r>
+                </m:e>
+                <m:sub>
+                  <m:r>
+                    <m:t>a</m:t>
+                  </m:r>
+                </m:sub>
+              </m:sSub>
+              <m:r>
+                <m:rPr>
+                  <m:sty m:val="p"/>
+                </m:rPr>
+                <m:t>∪</m:t>
+              </m:r>
+              <m:r>
+                <m:t>C</m:t>
+              </m:r>
+              <m:sSub>
+                <m:e>
+                  <m:r>
+                    <m:t>I</m:t>
+                  </m:r>
+                </m:e>
+                <m:sub>
+                  <m:r>
+                    <m:t>b</m:t>
+                  </m:r>
+                </m:sub>
+              </m:sSub>
+            </m:e>
+          </m:d>
+          <m:r>
+            <m:rPr>
+              <m:sty m:val="p"/>
+            </m:rPr>
+            <m:t>=</m:t>
+          </m:r>
+          <m:r>
+            <m:t>m</m:t>
+          </m:r>
+          <m:r>
+            <m:t>a</m:t>
+          </m:r>
+          <m:r>
+            <m:t>x</m:t>
+          </m:r>
+          <m:d>
+            <m:dPr>
+              <m:begChr m:val="("/>
+              <m:endChr m:val=")"/>
+              <m:sepChr m:val=""/>
+              <m:grow/>
+            </m:dPr>
+            <m:e>
+              <m:r>
+                <m:t>U</m:t>
+              </m:r>
+              <m:sSub>
+                <m:e>
+                  <m:r>
+                    <m:t>B</m:t>
+                  </m:r>
+                </m:e>
+                <m:sub>
+                  <m:r>
+                    <m:t>a</m:t>
+                  </m:r>
+                </m:sub>
+              </m:sSub>
+              <m:r>
+                <m:rPr>
+                  <m:sty m:val="p"/>
+                </m:rPr>
+                <m:t>,</m:t>
+              </m:r>
+              <m:r>
+                <m:t>U</m:t>
+              </m:r>
+              <m:sSub>
+                <m:e>
+                  <m:r>
+                    <m:t>B</m:t>
+                  </m:r>
+                </m:e>
+                <m:sub>
+                  <m:r>
+                    <m:t>b</m:t>
+                  </m:r>
+                </m:sub>
+              </m:sSub>
+            </m:e>
+          </m:d>
+          <m:r>
+            <m:rPr>
+              <m:sty m:val="p"/>
+            </m:rPr>
+            <m:t>−</m:t>
+          </m:r>
+          <m:r>
+            <m:t>m</m:t>
+          </m:r>
+          <m:r>
+            <m:t>i</m:t>
+          </m:r>
+          <m:r>
+            <m:t>n</m:t>
+          </m:r>
+          <m:d>
+            <m:dPr>
+              <m:begChr m:val="("/>
+              <m:endChr m:val=")"/>
+              <m:sepChr m:val=""/>
+              <m:grow/>
+            </m:dPr>
+            <m:e>
+              <m:r>
+                <m:t>L</m:t>
+              </m:r>
+              <m:sSub>
+                <m:e>
+                  <m:r>
+                    <m:t>B</m:t>
+                  </m:r>
+                </m:e>
+                <m:sub>
+                  <m:r>
+                    <m:t>a</m:t>
+                  </m:r>
+                </m:sub>
+              </m:sSub>
+              <m:r>
+                <m:rPr>
+                  <m:sty m:val="p"/>
+                </m:rPr>
+                <m:t>,</m:t>
+              </m:r>
+              <m:r>
+                <m:t>L</m:t>
+              </m:r>
+              <m:sSub>
+                <m:e>
+                  <m:r>
+                    <m:t>B</m:t>
+                  </m:r>
+                </m:e>
+                <m:sub>
+                  <m:r>
+                    <m:t>b</m:t>
+                  </m:r>
+                </m:sub>
+              </m:sSub>
+            </m:e>
+          </m:d>
+        </m:oMath>
+      </m:oMathPara>
+    </w:p>
+    <w:p>
+      <w:pPr>
+        <w:pStyle w:val="FirstParagraph"/>
+      </w:pPr>
+      <w:r>
+        <w:t xml:space="preserve">However, confidence intervals can be negative (especially when on the log scale, which would be optimal for ratios, otherwise they wouldn’t be symmetrical). To take into account the fact that values can be negative, we will transform all the CIs to be positive (this will still give an equivalent Jaccard Index as its standardised). To do this, we’ll take the smallest lower bound, and if it’s negative, add the modulus of that value to all upper bounds and lower bounds. Otherwise, when the intersection of the two intervals lies in the negative space, there is no way to differentiate the legit intersection from no intersection.</w:t>
+      </w:r>
+    </w:p>
+    <w:bookmarkEnd w:id="84"/>
+    <w:bookmarkStart w:id="88" w:name="X81f4c931d884751fe4df0d505591d6eb5493073"/>
     <w:p>
       <w:pPr>
         <w:pStyle w:val="Heading2"/>
@@ -11029,8 +12573,3905 @@
         <w:t xml:space="preserve">5.2 Variation in point estimates regarding threshold</w:t>
       </w:r>
     </w:p>
-    <w:bookmarkEnd w:id="84"/>
-    <w:bookmarkStart w:id="85" w:name="subgroup-consideration"/>
+    <w:p>
+      <w:pPr>
+        <w:pStyle w:val="FirstParagraph"/>
+      </w:pPr>
+      <w:r>
+        <w:t xml:space="preserve">Based on a designated value of importance, simply calculate the proportion of study estimates that were on one side of the threshold (and try and find a default based on the data we have here). The default value will simply be the null value (0 for differences, 1 for ratios).</w:t>
+      </w:r>
+    </w:p>
+    <w:p>
+      <w:pPr>
+        <w:pStyle w:val="BodyText"/>
+      </w:pPr>
+      <w:r>
+        <w:t xml:space="preserve">Lets calculate the average pairwise Jaccard index and variation proportion for each review outcome.</w:t>
+      </w:r>
+    </w:p>
+    <w:p>
+      <w:pPr>
+        <w:pStyle w:val="SourceCode"/>
+      </w:pPr>
+      <w:r>
+        <w:rPr>
+          <w:rStyle w:val="VerbatimChar"/>
+        </w:rPr>
+        <w:t xml:space="preserve">[1] "There needs to be at least two rows of data"</w:t>
+      </w:r>
+      <w:r>
+        <w:br/>
+      </w:r>
+      <w:r>
+        <w:rPr>
+          <w:rStyle w:val="VerbatimChar"/>
+        </w:rPr>
+        <w:t xml:space="preserve">[1] "There needs to be at least two rows of data"</w:t>
+      </w:r>
+      <w:r>
+        <w:br/>
+      </w:r>
+      <w:r>
+        <w:rPr>
+          <w:rStyle w:val="VerbatimChar"/>
+        </w:rPr>
+        <w:t xml:space="preserve">[1] "There needs to be at least two rows of data"</w:t>
+      </w:r>
+    </w:p>
+    <w:tbl>
+      <w:tblPr>
+        <w:tblStyle w:val="Table"/>
+        <w:tblW w:type="pct" w:w="5000"/>
+        <w:tblLayout w:type="fixed"/>
+        <w:tblLook w:firstRow="1" w:lastRow="0" w:firstColumn="0" w:lastColumn="0" w:noHBand="0" w:noVBand="0" w:val="0020"/>
+      </w:tblPr>
+      <w:tblGrid>
+        <w:gridCol w:w="2589"/>
+        <w:gridCol w:w="837"/>
+        <w:gridCol w:w="1446"/>
+        <w:gridCol w:w="1827"/>
+        <w:gridCol w:w="609"/>
+        <w:gridCol w:w="609"/>
+      </w:tblGrid>
+      <w:tr>
+        <w:trPr>
+          <w:tblHeader w:val="on"/>
+        </w:trPr>
+        <w:tc>
+          <w:tcPr/>
+          <w:p>
+            <w:pPr>
+              <w:pStyle w:val="Compact"/>
+              <w:jc w:val="left"/>
+            </w:pPr>
+            <w:r>
+              <w:t xml:space="preserve">Review</w:t>
+            </w:r>
+          </w:p>
+        </w:tc>
+        <w:tc>
+          <w:tcPr/>
+          <w:p>
+            <w:pPr>
+              <w:pStyle w:val="Compact"/>
+              <w:jc w:val="left"/>
+            </w:pPr>
+            <w:r>
+              <w:t xml:space="preserve">Version</w:t>
+            </w:r>
+          </w:p>
+        </w:tc>
+        <w:tc>
+          <w:tcPr/>
+          <w:p>
+            <w:pPr>
+              <w:pStyle w:val="Compact"/>
+              <w:jc w:val="left"/>
+            </w:pPr>
+            <w:r>
+              <w:t xml:space="preserve">Outcome</w:t>
+            </w:r>
+          </w:p>
+        </w:tc>
+        <w:tc>
+          <w:tcPr/>
+          <w:p>
+            <w:pPr>
+              <w:pStyle w:val="Compact"/>
+              <w:jc w:val="right"/>
+            </w:pPr>
+            <w:r>
+              <w:t xml:space="preserve">Downgrade Inconsistency</w:t>
+            </w:r>
+          </w:p>
+        </w:tc>
+        <w:tc>
+          <w:tcPr/>
+          <w:p>
+            <w:pPr>
+              <w:pStyle w:val="Compact"/>
+              <w:jc w:val="right"/>
+            </w:pPr>
+            <w:r>
+              <w:t xml:space="preserve">Jaccard</w:t>
+            </w:r>
+          </w:p>
+        </w:tc>
+        <w:tc>
+          <w:tcPr/>
+          <w:p>
+            <w:pPr>
+              <w:pStyle w:val="Compact"/>
+              <w:jc w:val="right"/>
+            </w:pPr>
+            <w:r>
+              <w:t xml:space="preserve">est_var</w:t>
+            </w:r>
+          </w:p>
+        </w:tc>
+      </w:tr>
+      <w:tr>
+        <w:tc>
+          <w:tcPr/>
+          <w:p>
+            <w:pPr>
+              <w:pStyle w:val="Compact"/>
+              <w:jc w:val="left"/>
+            </w:pPr>
+            <w:r>
+              <w:t xml:space="preserve">Colchicine COVID-19</w:t>
+            </w:r>
+          </w:p>
+        </w:tc>
+        <w:tc>
+          <w:tcPr/>
+          <w:p>
+            <w:pPr>
+              <w:pStyle w:val="Compact"/>
+              <w:jc w:val="left"/>
+            </w:pPr>
+            <w:r>
+              <w:t xml:space="preserve">2021-10-01</w:t>
+            </w:r>
+          </w:p>
+        </w:tc>
+        <w:tc>
+          <w:tcPr/>
+          <w:p>
+            <w:pPr>
+              <w:pStyle w:val="Compact"/>
+              <w:jc w:val="left"/>
+            </w:pPr>
+            <w:r>
+              <w:t xml:space="preserve">Mortality</w:t>
+            </w:r>
+          </w:p>
+        </w:tc>
+        <w:tc>
+          <w:tcPr/>
+          <w:p>
+            <w:pPr>
+              <w:pStyle w:val="Compact"/>
+              <w:jc w:val="right"/>
+            </w:pPr>
+            <w:r>
+              <w:t xml:space="preserve">0</w:t>
+            </w:r>
+          </w:p>
+        </w:tc>
+        <w:tc>
+          <w:tcPr/>
+          <w:p>
+            <w:pPr>
+              <w:pStyle w:val="Compact"/>
+              <w:jc w:val="right"/>
+            </w:pPr>
+            <w:r>
+              <w:t xml:space="preserve">0.07</w:t>
+            </w:r>
+          </w:p>
+        </w:tc>
+        <w:tc>
+          <w:tcPr/>
+          <w:p>
+            <w:pPr>
+              <w:pStyle w:val="Compact"/>
+              <w:jc w:val="right"/>
+            </w:pPr>
+            <w:r>
+              <w:t xml:space="preserve">0.50</w:t>
+            </w:r>
+          </w:p>
+        </w:tc>
+      </w:tr>
+      <w:tr>
+        <w:tc>
+          <w:tcPr/>
+          <w:p>
+            <w:pPr>
+              <w:pStyle w:val="Compact"/>
+              <w:jc w:val="left"/>
+            </w:pPr>
+            <w:r>
+              <w:t xml:space="preserve">Colchicine COVID-19</w:t>
+            </w:r>
+          </w:p>
+        </w:tc>
+        <w:tc>
+          <w:tcPr/>
+          <w:p>
+            <w:pPr>
+              <w:pStyle w:val="Compact"/>
+              <w:jc w:val="left"/>
+            </w:pPr>
+            <w:r>
+              <w:t xml:space="preserve">2021-10-01</w:t>
+            </w:r>
+          </w:p>
+        </w:tc>
+        <w:tc>
+          <w:tcPr/>
+          <w:p>
+            <w:pPr>
+              <w:pStyle w:val="Compact"/>
+              <w:jc w:val="left"/>
+            </w:pPr>
+            <w:r>
+              <w:t xml:space="preserve">Worsening</w:t>
+            </w:r>
+          </w:p>
+        </w:tc>
+        <w:tc>
+          <w:tcPr/>
+          <w:p>
+            <w:pPr>
+              <w:pStyle w:val="Compact"/>
+              <w:jc w:val="right"/>
+            </w:pPr>
+            <w:r>
+              <w:t xml:space="preserve">0</w:t>
+            </w:r>
+          </w:p>
+        </w:tc>
+        <w:tc>
+          <w:tcPr/>
+          <w:p>
+            <w:pPr>
+              <w:pStyle w:val="Compact"/>
+              <w:jc w:val="right"/>
+            </w:pPr>
+            <w:r>
+              <w:t xml:space="preserve">0.11</w:t>
+            </w:r>
+          </w:p>
+        </w:tc>
+        <w:tc>
+          <w:tcPr/>
+          <w:p>
+            <w:pPr>
+              <w:pStyle w:val="Compact"/>
+              <w:jc w:val="right"/>
+            </w:pPr>
+            <w:r>
+              <w:t xml:space="preserve">0.50</w:t>
+            </w:r>
+          </w:p>
+        </w:tc>
+      </w:tr>
+      <w:tr>
+        <w:tc>
+          <w:tcPr/>
+          <w:p>
+            <w:pPr>
+              <w:pStyle w:val="Compact"/>
+              <w:jc w:val="left"/>
+            </w:pPr>
+            <w:r>
+              <w:t xml:space="preserve">Convalescent plasma</w:t>
+            </w:r>
+          </w:p>
+        </w:tc>
+        <w:tc>
+          <w:tcPr/>
+          <w:p>
+            <w:pPr>
+              <w:pStyle w:val="Compact"/>
+              <w:jc w:val="left"/>
+            </w:pPr>
+            <w:r>
+              <w:t xml:space="preserve">2021-05-01</w:t>
+            </w:r>
+          </w:p>
+        </w:tc>
+        <w:tc>
+          <w:tcPr/>
+          <w:p>
+            <w:pPr>
+              <w:pStyle w:val="Compact"/>
+              <w:jc w:val="left"/>
+            </w:pPr>
+            <w:r>
+              <w:t xml:space="preserve">AEs</w:t>
+            </w:r>
+          </w:p>
+        </w:tc>
+        <w:tc>
+          <w:tcPr/>
+          <w:p>
+            <w:pPr>
+              <w:pStyle w:val="Compact"/>
+              <w:jc w:val="right"/>
+            </w:pPr>
+            <w:r>
+              <w:t xml:space="preserve">0</w:t>
+            </w:r>
+          </w:p>
+        </w:tc>
+        <w:tc>
+          <w:tcPr/>
+          <w:p>
+            <w:pPr>
+              <w:pStyle w:val="Compact"/>
+              <w:jc w:val="right"/>
+            </w:pPr>
+            <w:r>
+              <w:t xml:space="preserve">0.22</w:t>
+            </w:r>
+          </w:p>
+        </w:tc>
+        <w:tc>
+          <w:tcPr/>
+          <w:p>
+            <w:pPr>
+              <w:pStyle w:val="Compact"/>
+              <w:jc w:val="right"/>
+            </w:pPr>
+            <w:r>
+              <w:t xml:space="preserve">0.50</w:t>
+            </w:r>
+          </w:p>
+        </w:tc>
+      </w:tr>
+      <w:tr>
+        <w:tc>
+          <w:tcPr/>
+          <w:p>
+            <w:pPr>
+              <w:pStyle w:val="Compact"/>
+              <w:jc w:val="left"/>
+            </w:pPr>
+            <w:r>
+              <w:t xml:space="preserve">Convalescent plasma</w:t>
+            </w:r>
+          </w:p>
+        </w:tc>
+        <w:tc>
+          <w:tcPr/>
+          <w:p>
+            <w:pPr>
+              <w:pStyle w:val="Compact"/>
+              <w:jc w:val="left"/>
+            </w:pPr>
+            <w:r>
+              <w:t xml:space="preserve">2023-02-01</w:t>
+            </w:r>
+          </w:p>
+        </w:tc>
+        <w:tc>
+          <w:tcPr/>
+          <w:p>
+            <w:pPr>
+              <w:pStyle w:val="Compact"/>
+              <w:jc w:val="left"/>
+            </w:pPr>
+            <w:r>
+              <w:t xml:space="preserve">Improvement</w:t>
+            </w:r>
+          </w:p>
+        </w:tc>
+        <w:tc>
+          <w:tcPr/>
+          <w:p>
+            <w:pPr>
+              <w:pStyle w:val="Compact"/>
+              <w:jc w:val="right"/>
+            </w:pPr>
+            <w:r>
+              <w:t xml:space="preserve">0</w:t>
+            </w:r>
+          </w:p>
+        </w:tc>
+        <w:tc>
+          <w:tcPr/>
+          <w:p>
+            <w:pPr>
+              <w:pStyle w:val="Compact"/>
+              <w:jc w:val="right"/>
+            </w:pPr>
+            <w:r>
+              <w:t xml:space="preserve">0.30</w:t>
+            </w:r>
+          </w:p>
+        </w:tc>
+        <w:tc>
+          <w:tcPr/>
+          <w:p>
+            <w:pPr>
+              <w:pStyle w:val="Compact"/>
+              <w:jc w:val="right"/>
+            </w:pPr>
+            <w:r>
+              <w:t xml:space="preserve">0.50</w:t>
+            </w:r>
+          </w:p>
+        </w:tc>
+      </w:tr>
+      <w:tr>
+        <w:tc>
+          <w:tcPr/>
+          <w:p>
+            <w:pPr>
+              <w:pStyle w:val="Compact"/>
+              <w:jc w:val="left"/>
+            </w:pPr>
+            <w:r>
+              <w:t xml:space="preserve">Convalescent plasma</w:t>
+            </w:r>
+          </w:p>
+        </w:tc>
+        <w:tc>
+          <w:tcPr/>
+          <w:p>
+            <w:pPr>
+              <w:pStyle w:val="Compact"/>
+              <w:jc w:val="left"/>
+            </w:pPr>
+            <w:r>
+              <w:t xml:space="preserve">2023-02-01</w:t>
+            </w:r>
+          </w:p>
+        </w:tc>
+        <w:tc>
+          <w:tcPr/>
+          <w:p>
+            <w:pPr>
+              <w:pStyle w:val="Compact"/>
+              <w:jc w:val="left"/>
+            </w:pPr>
+            <w:r>
+              <w:t xml:space="preserve">SAEs</w:t>
+            </w:r>
+          </w:p>
+        </w:tc>
+        <w:tc>
+          <w:tcPr/>
+          <w:p>
+            <w:pPr>
+              <w:pStyle w:val="Compact"/>
+              <w:jc w:val="right"/>
+            </w:pPr>
+            <w:r>
+              <w:t xml:space="preserve">0</w:t>
+            </w:r>
+          </w:p>
+        </w:tc>
+        <w:tc>
+          <w:tcPr/>
+          <w:p>
+            <w:pPr>
+              <w:pStyle w:val="Compact"/>
+              <w:jc w:val="right"/>
+            </w:pPr>
+            <w:r>
+              <w:t xml:space="preserve">0.37</w:t>
+            </w:r>
+          </w:p>
+        </w:tc>
+        <w:tc>
+          <w:tcPr/>
+          <w:p>
+            <w:pPr>
+              <w:pStyle w:val="Compact"/>
+              <w:jc w:val="right"/>
+            </w:pPr>
+            <w:r>
+              <w:t xml:space="preserve">0.50</w:t>
+            </w:r>
+          </w:p>
+        </w:tc>
+      </w:tr>
+      <w:tr>
+        <w:tc>
+          <w:tcPr/>
+          <w:p>
+            <w:pPr>
+              <w:pStyle w:val="Compact"/>
+              <w:jc w:val="left"/>
+            </w:pPr>
+            <w:r>
+              <w:t xml:space="preserve">Antibiotics COVID-19</w:t>
+            </w:r>
+          </w:p>
+        </w:tc>
+        <w:tc>
+          <w:tcPr/>
+          <w:p>
+            <w:pPr>
+              <w:pStyle w:val="Compact"/>
+              <w:jc w:val="left"/>
+            </w:pPr>
+            <w:r>
+              <w:t xml:space="preserve">2021-10-01</w:t>
+            </w:r>
+          </w:p>
+        </w:tc>
+        <w:tc>
+          <w:tcPr/>
+          <w:p>
+            <w:pPr>
+              <w:pStyle w:val="Compact"/>
+              <w:jc w:val="left"/>
+            </w:pPr>
+            <w:r>
+              <w:t xml:space="preserve">SAEs</w:t>
+            </w:r>
+          </w:p>
+        </w:tc>
+        <w:tc>
+          <w:tcPr/>
+          <w:p>
+            <w:pPr>
+              <w:pStyle w:val="Compact"/>
+              <w:jc w:val="right"/>
+            </w:pPr>
+            <w:r>
+              <w:t xml:space="preserve">0</w:t>
+            </w:r>
+          </w:p>
+        </w:tc>
+        <w:tc>
+          <w:tcPr/>
+          <w:p>
+            <w:pPr>
+              <w:pStyle w:val="Compact"/>
+              <w:jc w:val="right"/>
+            </w:pPr>
+            <w:r>
+              <w:t xml:space="preserve">0.38</w:t>
+            </w:r>
+          </w:p>
+        </w:tc>
+        <w:tc>
+          <w:tcPr/>
+          <w:p>
+            <w:pPr>
+              <w:pStyle w:val="Compact"/>
+              <w:jc w:val="right"/>
+            </w:pPr>
+            <w:r>
+              <w:t xml:space="preserve">0.50</w:t>
+            </w:r>
+          </w:p>
+        </w:tc>
+      </w:tr>
+      <w:tr>
+        <w:tc>
+          <w:tcPr/>
+          <w:p>
+            <w:pPr>
+              <w:pStyle w:val="Compact"/>
+              <w:jc w:val="left"/>
+            </w:pPr>
+            <w:r>
+              <w:t xml:space="preserve">Systemic corticosteroids COVID-19</w:t>
+            </w:r>
+          </w:p>
+        </w:tc>
+        <w:tc>
+          <w:tcPr/>
+          <w:p>
+            <w:pPr>
+              <w:pStyle w:val="Compact"/>
+              <w:jc w:val="left"/>
+            </w:pPr>
+            <w:r>
+              <w:t xml:space="preserve">2022-11-01</w:t>
+            </w:r>
+          </w:p>
+        </w:tc>
+        <w:tc>
+          <w:tcPr/>
+          <w:p>
+            <w:pPr>
+              <w:pStyle w:val="Compact"/>
+              <w:jc w:val="left"/>
+            </w:pPr>
+            <w:r>
+              <w:t xml:space="preserve">Mortality120</w:t>
+            </w:r>
+          </w:p>
+        </w:tc>
+        <w:tc>
+          <w:tcPr/>
+          <w:p>
+            <w:pPr>
+              <w:pStyle w:val="Compact"/>
+              <w:jc w:val="right"/>
+            </w:pPr>
+            <w:r>
+              <w:t xml:space="preserve">1</w:t>
+            </w:r>
+          </w:p>
+        </w:tc>
+        <w:tc>
+          <w:tcPr/>
+          <w:p>
+            <w:pPr>
+              <w:pStyle w:val="Compact"/>
+              <w:jc w:val="right"/>
+            </w:pPr>
+            <w:r>
+              <w:t xml:space="preserve">0.03</w:t>
+            </w:r>
+          </w:p>
+        </w:tc>
+        <w:tc>
+          <w:tcPr/>
+          <w:p>
+            <w:pPr>
+              <w:pStyle w:val="Compact"/>
+              <w:jc w:val="right"/>
+            </w:pPr>
+            <w:r>
+              <w:t xml:space="preserve">0.67</w:t>
+            </w:r>
+          </w:p>
+        </w:tc>
+      </w:tr>
+      <w:tr>
+        <w:tc>
+          <w:tcPr/>
+          <w:p>
+            <w:pPr>
+              <w:pStyle w:val="Compact"/>
+              <w:jc w:val="left"/>
+            </w:pPr>
+            <w:r>
+              <w:t xml:space="preserve">Remdesivir COVID-19</w:t>
+            </w:r>
+          </w:p>
+        </w:tc>
+        <w:tc>
+          <w:tcPr/>
+          <w:p>
+            <w:pPr>
+              <w:pStyle w:val="Compact"/>
+              <w:jc w:val="left"/>
+            </w:pPr>
+            <w:r>
+              <w:t xml:space="preserve">2021-08-01</w:t>
+            </w:r>
+          </w:p>
+        </w:tc>
+        <w:tc>
+          <w:tcPr/>
+          <w:p>
+            <w:pPr>
+              <w:pStyle w:val="Compact"/>
+              <w:jc w:val="left"/>
+            </w:pPr>
+            <w:r>
+              <w:t xml:space="preserve">AEs</w:t>
+            </w:r>
+          </w:p>
+        </w:tc>
+        <w:tc>
+          <w:tcPr/>
+          <w:p>
+            <w:pPr>
+              <w:pStyle w:val="Compact"/>
+              <w:jc w:val="right"/>
+            </w:pPr>
+            <w:r>
+              <w:t xml:space="preserve">1</w:t>
+            </w:r>
+          </w:p>
+        </w:tc>
+        <w:tc>
+          <w:tcPr/>
+          <w:p>
+            <w:pPr>
+              <w:pStyle w:val="Compact"/>
+              <w:jc w:val="right"/>
+            </w:pPr>
+            <w:r>
+              <w:t xml:space="preserve">0.24</w:t>
+            </w:r>
+          </w:p>
+        </w:tc>
+        <w:tc>
+          <w:tcPr/>
+          <w:p>
+            <w:pPr>
+              <w:pStyle w:val="Compact"/>
+              <w:jc w:val="right"/>
+            </w:pPr>
+            <w:r>
+              <w:t xml:space="preserve">0.67</w:t>
+            </w:r>
+          </w:p>
+        </w:tc>
+      </w:tr>
+      <w:tr>
+        <w:tc>
+          <w:tcPr/>
+          <w:p>
+            <w:pPr>
+              <w:pStyle w:val="Compact"/>
+              <w:jc w:val="left"/>
+            </w:pPr>
+            <w:r>
+              <w:t xml:space="preserve">Convalescent plasma</w:t>
+            </w:r>
+          </w:p>
+        </w:tc>
+        <w:tc>
+          <w:tcPr/>
+          <w:p>
+            <w:pPr>
+              <w:pStyle w:val="Compact"/>
+              <w:jc w:val="left"/>
+            </w:pPr>
+            <w:r>
+              <w:t xml:space="preserve">2023-02-01</w:t>
+            </w:r>
+          </w:p>
+        </w:tc>
+        <w:tc>
+          <w:tcPr/>
+          <w:p>
+            <w:pPr>
+              <w:pStyle w:val="Compact"/>
+              <w:jc w:val="left"/>
+            </w:pPr>
+            <w:r>
+              <w:t xml:space="preserve">Worsening</w:t>
+            </w:r>
+          </w:p>
+        </w:tc>
+        <w:tc>
+          <w:tcPr/>
+          <w:p>
+            <w:pPr>
+              <w:pStyle w:val="Compact"/>
+              <w:jc w:val="right"/>
+            </w:pPr>
+            <w:r>
+              <w:t xml:space="preserve">0</w:t>
+            </w:r>
+          </w:p>
+        </w:tc>
+        <w:tc>
+          <w:tcPr/>
+          <w:p>
+            <w:pPr>
+              <w:pStyle w:val="Compact"/>
+              <w:jc w:val="right"/>
+            </w:pPr>
+            <w:r>
+              <w:t xml:space="preserve">0.27</w:t>
+            </w:r>
+          </w:p>
+        </w:tc>
+        <w:tc>
+          <w:tcPr/>
+          <w:p>
+            <w:pPr>
+              <w:pStyle w:val="Compact"/>
+              <w:jc w:val="right"/>
+            </w:pPr>
+            <w:r>
+              <w:t xml:space="preserve">0.67</w:t>
+            </w:r>
+          </w:p>
+        </w:tc>
+      </w:tr>
+      <w:tr>
+        <w:tc>
+          <w:tcPr/>
+          <w:p>
+            <w:pPr>
+              <w:pStyle w:val="Compact"/>
+              <w:jc w:val="left"/>
+            </w:pPr>
+            <w:r>
+              <w:t xml:space="preserve">Janus kinase inhibitors COVID-19</w:t>
+            </w:r>
+          </w:p>
+        </w:tc>
+        <w:tc>
+          <w:tcPr/>
+          <w:p>
+            <w:pPr>
+              <w:pStyle w:val="Compact"/>
+              <w:jc w:val="left"/>
+            </w:pPr>
+            <w:r>
+              <w:t xml:space="preserve">2022-06-01</w:t>
+            </w:r>
+          </w:p>
+        </w:tc>
+        <w:tc>
+          <w:tcPr/>
+          <w:p>
+            <w:pPr>
+              <w:pStyle w:val="Compact"/>
+              <w:jc w:val="left"/>
+            </w:pPr>
+            <w:r>
+              <w:t xml:space="preserve">AEs</w:t>
+            </w:r>
+          </w:p>
+        </w:tc>
+        <w:tc>
+          <w:tcPr/>
+          <w:p>
+            <w:pPr>
+              <w:pStyle w:val="Compact"/>
+              <w:jc w:val="right"/>
+            </w:pPr>
+            <w:r>
+              <w:t xml:space="preserve">0</w:t>
+            </w:r>
+          </w:p>
+        </w:tc>
+        <w:tc>
+          <w:tcPr/>
+          <w:p>
+            <w:pPr>
+              <w:pStyle w:val="Compact"/>
+              <w:jc w:val="right"/>
+            </w:pPr>
+            <w:r>
+              <w:t xml:space="preserve">0.30</w:t>
+            </w:r>
+          </w:p>
+        </w:tc>
+        <w:tc>
+          <w:tcPr/>
+          <w:p>
+            <w:pPr>
+              <w:pStyle w:val="Compact"/>
+              <w:jc w:val="right"/>
+            </w:pPr>
+            <w:r>
+              <w:t xml:space="preserve">0.67</w:t>
+            </w:r>
+          </w:p>
+        </w:tc>
+      </w:tr>
+      <w:tr>
+        <w:tc>
+          <w:tcPr/>
+          <w:p>
+            <w:pPr>
+              <w:pStyle w:val="Compact"/>
+              <w:jc w:val="left"/>
+            </w:pPr>
+            <w:r>
+              <w:t xml:space="preserve">Ivermectin COVID-19</w:t>
+            </w:r>
+          </w:p>
+        </w:tc>
+        <w:tc>
+          <w:tcPr/>
+          <w:p>
+            <w:pPr>
+              <w:pStyle w:val="Compact"/>
+              <w:jc w:val="left"/>
+            </w:pPr>
+            <w:r>
+              <w:t xml:space="preserve">2022-06-01</w:t>
+            </w:r>
+          </w:p>
+        </w:tc>
+        <w:tc>
+          <w:tcPr/>
+          <w:p>
+            <w:pPr>
+              <w:pStyle w:val="Compact"/>
+              <w:jc w:val="left"/>
+            </w:pPr>
+            <w:r>
+              <w:t xml:space="preserve">AEs</w:t>
+            </w:r>
+          </w:p>
+        </w:tc>
+        <w:tc>
+          <w:tcPr/>
+          <w:p>
+            <w:pPr>
+              <w:pStyle w:val="Compact"/>
+              <w:jc w:val="right"/>
+            </w:pPr>
+            <w:r>
+              <w:t xml:space="preserve">0</w:t>
+            </w:r>
+          </w:p>
+        </w:tc>
+        <w:tc>
+          <w:tcPr/>
+          <w:p>
+            <w:pPr>
+              <w:pStyle w:val="Compact"/>
+              <w:jc w:val="right"/>
+            </w:pPr>
+            <w:r>
+              <w:t xml:space="preserve">0.59</w:t>
+            </w:r>
+          </w:p>
+        </w:tc>
+        <w:tc>
+          <w:tcPr/>
+          <w:p>
+            <w:pPr>
+              <w:pStyle w:val="Compact"/>
+              <w:jc w:val="right"/>
+            </w:pPr>
+            <w:r>
+              <w:t xml:space="preserve">0.67</w:t>
+            </w:r>
+          </w:p>
+        </w:tc>
+      </w:tr>
+      <w:tr>
+        <w:tc>
+          <w:tcPr/>
+          <w:p>
+            <w:pPr>
+              <w:pStyle w:val="Compact"/>
+              <w:jc w:val="left"/>
+            </w:pPr>
+            <w:r>
+              <w:t xml:space="preserve">Antibiotics COVID-19</w:t>
+            </w:r>
+          </w:p>
+        </w:tc>
+        <w:tc>
+          <w:tcPr/>
+          <w:p>
+            <w:pPr>
+              <w:pStyle w:val="Compact"/>
+              <w:jc w:val="left"/>
+            </w:pPr>
+            <w:r>
+              <w:t xml:space="preserve">2021-10-01</w:t>
+            </w:r>
+          </w:p>
+        </w:tc>
+        <w:tc>
+          <w:tcPr/>
+          <w:p>
+            <w:pPr>
+              <w:pStyle w:val="Compact"/>
+              <w:jc w:val="left"/>
+            </w:pPr>
+            <w:r>
+              <w:t xml:space="preserve">Improvement</w:t>
+            </w:r>
+          </w:p>
+        </w:tc>
+        <w:tc>
+          <w:tcPr/>
+          <w:p>
+            <w:pPr>
+              <w:pStyle w:val="Compact"/>
+              <w:jc w:val="right"/>
+            </w:pPr>
+            <w:r>
+              <w:t xml:space="preserve">1</w:t>
+            </w:r>
+          </w:p>
+        </w:tc>
+        <w:tc>
+          <w:tcPr/>
+          <w:p>
+            <w:pPr>
+              <w:pStyle w:val="Compact"/>
+              <w:jc w:val="right"/>
+            </w:pPr>
+            <w:r>
+              <w:t xml:space="preserve">0.18</w:t>
+            </w:r>
+          </w:p>
+        </w:tc>
+        <w:tc>
+          <w:tcPr/>
+          <w:p>
+            <w:pPr>
+              <w:pStyle w:val="Compact"/>
+              <w:jc w:val="right"/>
+            </w:pPr>
+            <w:r>
+              <w:t xml:space="preserve">0.67</w:t>
+            </w:r>
+          </w:p>
+        </w:tc>
+      </w:tr>
+      <w:tr>
+        <w:tc>
+          <w:tcPr/>
+          <w:p>
+            <w:pPr>
+              <w:pStyle w:val="Compact"/>
+              <w:jc w:val="left"/>
+            </w:pPr>
+            <w:r>
+              <w:t xml:space="preserve">Antibiotics COVID-19</w:t>
+            </w:r>
+          </w:p>
+        </w:tc>
+        <w:tc>
+          <w:tcPr/>
+          <w:p>
+            <w:pPr>
+              <w:pStyle w:val="Compact"/>
+              <w:jc w:val="left"/>
+            </w:pPr>
+            <w:r>
+              <w:t xml:space="preserve">2021-10-01</w:t>
+            </w:r>
+          </w:p>
+        </w:tc>
+        <w:tc>
+          <w:tcPr/>
+          <w:p>
+            <w:pPr>
+              <w:pStyle w:val="Compact"/>
+              <w:jc w:val="left"/>
+            </w:pPr>
+            <w:r>
+              <w:t xml:space="preserve">Arrhythmias</w:t>
+            </w:r>
+          </w:p>
+        </w:tc>
+        <w:tc>
+          <w:tcPr/>
+          <w:p>
+            <w:pPr>
+              <w:pStyle w:val="Compact"/>
+              <w:jc w:val="right"/>
+            </w:pPr>
+            <w:r>
+              <w:t xml:space="preserve">0</w:t>
+            </w:r>
+          </w:p>
+        </w:tc>
+        <w:tc>
+          <w:tcPr/>
+          <w:p>
+            <w:pPr>
+              <w:pStyle w:val="Compact"/>
+              <w:jc w:val="right"/>
+            </w:pPr>
+            <w:r>
+              <w:t xml:space="preserve">0.30</w:t>
+            </w:r>
+          </w:p>
+        </w:tc>
+        <w:tc>
+          <w:tcPr/>
+          <w:p>
+            <w:pPr>
+              <w:pStyle w:val="Compact"/>
+              <w:jc w:val="right"/>
+            </w:pPr>
+            <w:r>
+              <w:t xml:space="preserve">0.67</w:t>
+            </w:r>
+          </w:p>
+        </w:tc>
+      </w:tr>
+      <w:tr>
+        <w:tc>
+          <w:tcPr/>
+          <w:p>
+            <w:pPr>
+              <w:pStyle w:val="Compact"/>
+              <w:jc w:val="left"/>
+            </w:pPr>
+            <w:r>
+              <w:t xml:space="preserve">Oral anticoagulation</w:t>
+            </w:r>
+          </w:p>
+        </w:tc>
+        <w:tc>
+          <w:tcPr/>
+          <w:p>
+            <w:pPr>
+              <w:pStyle w:val="Compact"/>
+              <w:jc w:val="left"/>
+            </w:pPr>
+            <w:r>
+              <w:t xml:space="preserve">2021-10-01</w:t>
+            </w:r>
+          </w:p>
+        </w:tc>
+        <w:tc>
+          <w:tcPr/>
+          <w:p>
+            <w:pPr>
+              <w:pStyle w:val="Compact"/>
+              <w:jc w:val="left"/>
+            </w:pPr>
+            <w:r>
+              <w:t xml:space="preserve">Mortality6</w:t>
+            </w:r>
+          </w:p>
+        </w:tc>
+        <w:tc>
+          <w:tcPr/>
+          <w:p>
+            <w:pPr>
+              <w:pStyle w:val="Compact"/>
+              <w:jc w:val="right"/>
+            </w:pPr>
+            <w:r>
+              <w:t xml:space="preserve">0</w:t>
+            </w:r>
+          </w:p>
+        </w:tc>
+        <w:tc>
+          <w:tcPr/>
+          <w:p>
+            <w:pPr>
+              <w:pStyle w:val="Compact"/>
+              <w:jc w:val="right"/>
+            </w:pPr>
+            <w:r>
+              <w:t xml:space="preserve">0.32</w:t>
+            </w:r>
+          </w:p>
+        </w:tc>
+        <w:tc>
+          <w:tcPr/>
+          <w:p>
+            <w:pPr>
+              <w:pStyle w:val="Compact"/>
+              <w:jc w:val="right"/>
+            </w:pPr>
+            <w:r>
+              <w:t xml:space="preserve">0.67</w:t>
+            </w:r>
+          </w:p>
+        </w:tc>
+      </w:tr>
+      <w:tr>
+        <w:tc>
+          <w:tcPr/>
+          <w:p>
+            <w:pPr>
+              <w:pStyle w:val="Compact"/>
+              <w:jc w:val="left"/>
+            </w:pPr>
+            <w:r>
+              <w:t xml:space="preserve">Chronic rhinosinusitis</w:t>
+            </w:r>
+          </w:p>
+        </w:tc>
+        <w:tc>
+          <w:tcPr/>
+          <w:p>
+            <w:pPr>
+              <w:pStyle w:val="Compact"/>
+              <w:jc w:val="left"/>
+            </w:pPr>
+            <w:r>
+              <w:t xml:space="preserve">2021-03-01</w:t>
+            </w:r>
+          </w:p>
+        </w:tc>
+        <w:tc>
+          <w:tcPr/>
+          <w:p>
+            <w:pPr>
+              <w:pStyle w:val="Compact"/>
+              <w:jc w:val="left"/>
+            </w:pPr>
+            <w:r>
+              <w:t xml:space="preserve">AEs</w:t>
+            </w:r>
+          </w:p>
+        </w:tc>
+        <w:tc>
+          <w:tcPr/>
+          <w:p>
+            <w:pPr>
+              <w:pStyle w:val="Compact"/>
+              <w:jc w:val="right"/>
+            </w:pPr>
+            <w:r>
+              <w:t xml:space="preserve">0</w:t>
+            </w:r>
+          </w:p>
+        </w:tc>
+        <w:tc>
+          <w:tcPr/>
+          <w:p>
+            <w:pPr>
+              <w:pStyle w:val="Compact"/>
+              <w:jc w:val="right"/>
+            </w:pPr>
+            <w:r>
+              <w:t xml:space="preserve">0.40</w:t>
+            </w:r>
+          </w:p>
+        </w:tc>
+        <w:tc>
+          <w:tcPr/>
+          <w:p>
+            <w:pPr>
+              <w:pStyle w:val="Compact"/>
+              <w:jc w:val="right"/>
+            </w:pPr>
+            <w:r>
+              <w:t xml:space="preserve">0.67</w:t>
+            </w:r>
+          </w:p>
+        </w:tc>
+      </w:tr>
+      <w:tr>
+        <w:tc>
+          <w:tcPr/>
+          <w:p>
+            <w:pPr>
+              <w:pStyle w:val="Compact"/>
+              <w:jc w:val="left"/>
+            </w:pPr>
+            <w:r>
+              <w:t xml:space="preserve">Ivermectin COVID-19</w:t>
+            </w:r>
+          </w:p>
+        </w:tc>
+        <w:tc>
+          <w:tcPr/>
+          <w:p>
+            <w:pPr>
+              <w:pStyle w:val="Compact"/>
+              <w:jc w:val="left"/>
+            </w:pPr>
+            <w:r>
+              <w:t xml:space="preserve">2022-06-01</w:t>
+            </w:r>
+          </w:p>
+        </w:tc>
+        <w:tc>
+          <w:tcPr/>
+          <w:p>
+            <w:pPr>
+              <w:pStyle w:val="Compact"/>
+              <w:jc w:val="left"/>
+            </w:pPr>
+            <w:r>
+              <w:t xml:space="preserve">Viral clearance</w:t>
+            </w:r>
+          </w:p>
+        </w:tc>
+        <w:tc>
+          <w:tcPr/>
+          <w:p>
+            <w:pPr>
+              <w:pStyle w:val="Compact"/>
+              <w:jc w:val="right"/>
+            </w:pPr>
+            <w:r>
+              <w:t xml:space="preserve">0</w:t>
+            </w:r>
+          </w:p>
+        </w:tc>
+        <w:tc>
+          <w:tcPr/>
+          <w:p>
+            <w:pPr>
+              <w:pStyle w:val="Compact"/>
+              <w:jc w:val="right"/>
+            </w:pPr>
+            <w:r>
+              <w:t xml:space="preserve">0.66</w:t>
+            </w:r>
+          </w:p>
+        </w:tc>
+        <w:tc>
+          <w:tcPr/>
+          <w:p>
+            <w:pPr>
+              <w:pStyle w:val="Compact"/>
+              <w:jc w:val="right"/>
+            </w:pPr>
+            <w:r>
+              <w:t xml:space="preserve">0.67</w:t>
+            </w:r>
+          </w:p>
+        </w:tc>
+      </w:tr>
+      <w:tr>
+        <w:tc>
+          <w:tcPr/>
+          <w:p>
+            <w:pPr>
+              <w:pStyle w:val="Compact"/>
+              <w:jc w:val="left"/>
+            </w:pPr>
+            <w:r>
+              <w:t xml:space="preserve">Systemic corticosteroids COVID-19</w:t>
+            </w:r>
+          </w:p>
+        </w:tc>
+        <w:tc>
+          <w:tcPr/>
+          <w:p>
+            <w:pPr>
+              <w:pStyle w:val="Compact"/>
+              <w:jc w:val="left"/>
+            </w:pPr>
+            <w:r>
+              <w:t xml:space="preserve">2022-11-01</w:t>
+            </w:r>
+          </w:p>
+        </w:tc>
+        <w:tc>
+          <w:tcPr/>
+          <w:p>
+            <w:pPr>
+              <w:pStyle w:val="Compact"/>
+              <w:jc w:val="left"/>
+            </w:pPr>
+            <w:r>
+              <w:t xml:space="preserve">Mortality30</w:t>
+            </w:r>
+          </w:p>
+        </w:tc>
+        <w:tc>
+          <w:tcPr/>
+          <w:p>
+            <w:pPr>
+              <w:pStyle w:val="Compact"/>
+              <w:jc w:val="right"/>
+            </w:pPr>
+            <w:r>
+              <w:t xml:space="preserve">0</w:t>
+            </w:r>
+          </w:p>
+        </w:tc>
+        <w:tc>
+          <w:tcPr/>
+          <w:p>
+            <w:pPr>
+              <w:pStyle w:val="Compact"/>
+              <w:jc w:val="right"/>
+            </w:pPr>
+            <w:r>
+              <w:t xml:space="preserve">0.28</w:t>
+            </w:r>
+          </w:p>
+        </w:tc>
+        <w:tc>
+          <w:tcPr/>
+          <w:p>
+            <w:pPr>
+              <w:pStyle w:val="Compact"/>
+              <w:jc w:val="right"/>
+            </w:pPr>
+            <w:r>
+              <w:t xml:space="preserve">0.70</w:t>
+            </w:r>
+          </w:p>
+        </w:tc>
+      </w:tr>
+      <w:tr>
+        <w:tc>
+          <w:tcPr/>
+          <w:p>
+            <w:pPr>
+              <w:pStyle w:val="Compact"/>
+              <w:jc w:val="left"/>
+            </w:pPr>
+            <w:r>
+              <w:t xml:space="preserve">Convalescent plasma</w:t>
+            </w:r>
+          </w:p>
+        </w:tc>
+        <w:tc>
+          <w:tcPr/>
+          <w:p>
+            <w:pPr>
+              <w:pStyle w:val="Compact"/>
+              <w:jc w:val="left"/>
+            </w:pPr>
+            <w:r>
+              <w:t xml:space="preserve">2023-02-01</w:t>
+            </w:r>
+          </w:p>
+        </w:tc>
+        <w:tc>
+          <w:tcPr/>
+          <w:p>
+            <w:pPr>
+              <w:pStyle w:val="Compact"/>
+              <w:jc w:val="left"/>
+            </w:pPr>
+            <w:r>
+              <w:t xml:space="preserve">Mortality</w:t>
+            </w:r>
+          </w:p>
+        </w:tc>
+        <w:tc>
+          <w:tcPr/>
+          <w:p>
+            <w:pPr>
+              <w:pStyle w:val="Compact"/>
+              <w:jc w:val="right"/>
+            </w:pPr>
+            <w:r>
+              <w:t xml:space="preserve">0</w:t>
+            </w:r>
+          </w:p>
+        </w:tc>
+        <w:tc>
+          <w:tcPr/>
+          <w:p>
+            <w:pPr>
+              <w:pStyle w:val="Compact"/>
+              <w:jc w:val="right"/>
+            </w:pPr>
+            <w:r>
+              <w:t xml:space="preserve">0.38</w:t>
+            </w:r>
+          </w:p>
+        </w:tc>
+        <w:tc>
+          <w:tcPr/>
+          <w:p>
+            <w:pPr>
+              <w:pStyle w:val="Compact"/>
+              <w:jc w:val="right"/>
+            </w:pPr>
+            <w:r>
+              <w:t xml:space="preserve">0.71</w:t>
+            </w:r>
+          </w:p>
+        </w:tc>
+      </w:tr>
+      <w:tr>
+        <w:tc>
+          <w:tcPr/>
+          <w:p>
+            <w:pPr>
+              <w:pStyle w:val="Compact"/>
+              <w:jc w:val="left"/>
+            </w:pPr>
+            <w:r>
+              <w:t xml:space="preserve">Oral anticoagulation</w:t>
+            </w:r>
+          </w:p>
+        </w:tc>
+        <w:tc>
+          <w:tcPr/>
+          <w:p>
+            <w:pPr>
+              <w:pStyle w:val="Compact"/>
+              <w:jc w:val="left"/>
+            </w:pPr>
+            <w:r>
+              <w:t xml:space="preserve">2021-10-01</w:t>
+            </w:r>
+          </w:p>
+        </w:tc>
+        <w:tc>
+          <w:tcPr/>
+          <w:p>
+            <w:pPr>
+              <w:pStyle w:val="Compact"/>
+              <w:jc w:val="left"/>
+            </w:pPr>
+            <w:r>
+              <w:t xml:space="preserve">Major bleeding</w:t>
+            </w:r>
+          </w:p>
+        </w:tc>
+        <w:tc>
+          <w:tcPr/>
+          <w:p>
+            <w:pPr>
+              <w:pStyle w:val="Compact"/>
+              <w:jc w:val="right"/>
+            </w:pPr>
+            <w:r>
+              <w:t xml:space="preserve">0</w:t>
+            </w:r>
+          </w:p>
+        </w:tc>
+        <w:tc>
+          <w:tcPr/>
+          <w:p>
+            <w:pPr>
+              <w:pStyle w:val="Compact"/>
+              <w:jc w:val="right"/>
+            </w:pPr>
+            <w:r>
+              <w:t xml:space="preserve">0.17</w:t>
+            </w:r>
+          </w:p>
+        </w:tc>
+        <w:tc>
+          <w:tcPr/>
+          <w:p>
+            <w:pPr>
+              <w:pStyle w:val="Compact"/>
+              <w:jc w:val="right"/>
+            </w:pPr>
+            <w:r>
+              <w:t xml:space="preserve">0.75</w:t>
+            </w:r>
+          </w:p>
+        </w:tc>
+      </w:tr>
+      <w:tr>
+        <w:tc>
+          <w:tcPr/>
+          <w:p>
+            <w:pPr>
+              <w:pStyle w:val="Compact"/>
+              <w:jc w:val="left"/>
+            </w:pPr>
+            <w:r>
+              <w:t xml:space="preserve">Antibiotics COVID-19</w:t>
+            </w:r>
+          </w:p>
+        </w:tc>
+        <w:tc>
+          <w:tcPr/>
+          <w:p>
+            <w:pPr>
+              <w:pStyle w:val="Compact"/>
+              <w:jc w:val="left"/>
+            </w:pPr>
+            <w:r>
+              <w:t xml:space="preserve">2021-10-01</w:t>
+            </w:r>
+          </w:p>
+        </w:tc>
+        <w:tc>
+          <w:tcPr/>
+          <w:p>
+            <w:pPr>
+              <w:pStyle w:val="Compact"/>
+              <w:jc w:val="left"/>
+            </w:pPr>
+            <w:r>
+              <w:t xml:space="preserve">Mortality</w:t>
+            </w:r>
+          </w:p>
+        </w:tc>
+        <w:tc>
+          <w:tcPr/>
+          <w:p>
+            <w:pPr>
+              <w:pStyle w:val="Compact"/>
+              <w:jc w:val="right"/>
+            </w:pPr>
+            <w:r>
+              <w:t xml:space="preserve">0</w:t>
+            </w:r>
+          </w:p>
+        </w:tc>
+        <w:tc>
+          <w:tcPr/>
+          <w:p>
+            <w:pPr>
+              <w:pStyle w:val="Compact"/>
+              <w:jc w:val="right"/>
+            </w:pPr>
+            <w:r>
+              <w:t xml:space="preserve">0.17</w:t>
+            </w:r>
+          </w:p>
+        </w:tc>
+        <w:tc>
+          <w:tcPr/>
+          <w:p>
+            <w:pPr>
+              <w:pStyle w:val="Compact"/>
+              <w:jc w:val="right"/>
+            </w:pPr>
+            <w:r>
+              <w:t xml:space="preserve">0.75</w:t>
+            </w:r>
+          </w:p>
+        </w:tc>
+      </w:tr>
+      <w:tr>
+        <w:tc>
+          <w:tcPr/>
+          <w:p>
+            <w:pPr>
+              <w:pStyle w:val="Compact"/>
+              <w:jc w:val="left"/>
+            </w:pPr>
+            <w:r>
+              <w:t xml:space="preserve">Remdesivir COVID-19</w:t>
+            </w:r>
+          </w:p>
+        </w:tc>
+        <w:tc>
+          <w:tcPr/>
+          <w:p>
+            <w:pPr>
+              <w:pStyle w:val="Compact"/>
+              <w:jc w:val="left"/>
+            </w:pPr>
+            <w:r>
+              <w:t xml:space="preserve">2023-01-01</w:t>
+            </w:r>
+          </w:p>
+        </w:tc>
+        <w:tc>
+          <w:tcPr/>
+          <w:p>
+            <w:pPr>
+              <w:pStyle w:val="Compact"/>
+              <w:jc w:val="left"/>
+            </w:pPr>
+            <w:r>
+              <w:t xml:space="preserve">Mortality</w:t>
+            </w:r>
+          </w:p>
+        </w:tc>
+        <w:tc>
+          <w:tcPr/>
+          <w:p>
+            <w:pPr>
+              <w:pStyle w:val="Compact"/>
+              <w:jc w:val="right"/>
+            </w:pPr>
+            <w:r>
+              <w:t xml:space="preserve">0</w:t>
+            </w:r>
+          </w:p>
+        </w:tc>
+        <w:tc>
+          <w:tcPr/>
+          <w:p>
+            <w:pPr>
+              <w:pStyle w:val="Compact"/>
+              <w:jc w:val="right"/>
+            </w:pPr>
+            <w:r>
+              <w:t xml:space="preserve">0.25</w:t>
+            </w:r>
+          </w:p>
+        </w:tc>
+        <w:tc>
+          <w:tcPr/>
+          <w:p>
+            <w:pPr>
+              <w:pStyle w:val="Compact"/>
+              <w:jc w:val="right"/>
+            </w:pPr>
+            <w:r>
+              <w:t xml:space="preserve">0.75</w:t>
+            </w:r>
+          </w:p>
+        </w:tc>
+      </w:tr>
+      <w:tr>
+        <w:tc>
+          <w:tcPr/>
+          <w:p>
+            <w:pPr>
+              <w:pStyle w:val="Compact"/>
+              <w:jc w:val="left"/>
+            </w:pPr>
+            <w:r>
+              <w:t xml:space="preserve">Remdesivir COVID-19</w:t>
+            </w:r>
+          </w:p>
+        </w:tc>
+        <w:tc>
+          <w:tcPr/>
+          <w:p>
+            <w:pPr>
+              <w:pStyle w:val="Compact"/>
+              <w:jc w:val="left"/>
+            </w:pPr>
+            <w:r>
+              <w:t xml:space="preserve">2023-01-01</w:t>
+            </w:r>
+          </w:p>
+        </w:tc>
+        <w:tc>
+          <w:tcPr/>
+          <w:p>
+            <w:pPr>
+              <w:pStyle w:val="Compact"/>
+              <w:jc w:val="left"/>
+            </w:pPr>
+            <w:r>
+              <w:t xml:space="preserve">AEs</w:t>
+            </w:r>
+          </w:p>
+        </w:tc>
+        <w:tc>
+          <w:tcPr/>
+          <w:p>
+            <w:pPr>
+              <w:pStyle w:val="Compact"/>
+              <w:jc w:val="right"/>
+            </w:pPr>
+            <w:r>
+              <w:t xml:space="preserve">0</w:t>
+            </w:r>
+          </w:p>
+        </w:tc>
+        <w:tc>
+          <w:tcPr/>
+          <w:p>
+            <w:pPr>
+              <w:pStyle w:val="Compact"/>
+              <w:jc w:val="right"/>
+            </w:pPr>
+            <w:r>
+              <w:t xml:space="preserve">0.29</w:t>
+            </w:r>
+          </w:p>
+        </w:tc>
+        <w:tc>
+          <w:tcPr/>
+          <w:p>
+            <w:pPr>
+              <w:pStyle w:val="Compact"/>
+              <w:jc w:val="right"/>
+            </w:pPr>
+            <w:r>
+              <w:t xml:space="preserve">0.75</w:t>
+            </w:r>
+          </w:p>
+        </w:tc>
+      </w:tr>
+      <w:tr>
+        <w:tc>
+          <w:tcPr/>
+          <w:p>
+            <w:pPr>
+              <w:pStyle w:val="Compact"/>
+              <w:jc w:val="left"/>
+            </w:pPr>
+            <w:r>
+              <w:t xml:space="preserve">Remdesivir COVID-19</w:t>
+            </w:r>
+          </w:p>
+        </w:tc>
+        <w:tc>
+          <w:tcPr/>
+          <w:p>
+            <w:pPr>
+              <w:pStyle w:val="Compact"/>
+              <w:jc w:val="left"/>
+            </w:pPr>
+            <w:r>
+              <w:t xml:space="preserve">2023-01-01</w:t>
+            </w:r>
+          </w:p>
+        </w:tc>
+        <w:tc>
+          <w:tcPr/>
+          <w:p>
+            <w:pPr>
+              <w:pStyle w:val="Compact"/>
+              <w:jc w:val="left"/>
+            </w:pPr>
+            <w:r>
+              <w:t xml:space="preserve">SAEs</w:t>
+            </w:r>
+          </w:p>
+        </w:tc>
+        <w:tc>
+          <w:tcPr/>
+          <w:p>
+            <w:pPr>
+              <w:pStyle w:val="Compact"/>
+              <w:jc w:val="right"/>
+            </w:pPr>
+            <w:r>
+              <w:t xml:space="preserve">0</w:t>
+            </w:r>
+          </w:p>
+        </w:tc>
+        <w:tc>
+          <w:tcPr/>
+          <w:p>
+            <w:pPr>
+              <w:pStyle w:val="Compact"/>
+              <w:jc w:val="right"/>
+            </w:pPr>
+            <w:r>
+              <w:t xml:space="preserve">0.38</w:t>
+            </w:r>
+          </w:p>
+        </w:tc>
+        <w:tc>
+          <w:tcPr/>
+          <w:p>
+            <w:pPr>
+              <w:pStyle w:val="Compact"/>
+              <w:jc w:val="right"/>
+            </w:pPr>
+            <w:r>
+              <w:t xml:space="preserve">0.75</w:t>
+            </w:r>
+          </w:p>
+        </w:tc>
+      </w:tr>
+      <w:tr>
+        <w:tc>
+          <w:tcPr/>
+          <w:p>
+            <w:pPr>
+              <w:pStyle w:val="Compact"/>
+              <w:jc w:val="left"/>
+            </w:pPr>
+            <w:r>
+              <w:t xml:space="preserve">Janus kinase inhibitors COVID-19</w:t>
+            </w:r>
+          </w:p>
+        </w:tc>
+        <w:tc>
+          <w:tcPr/>
+          <w:p>
+            <w:pPr>
+              <w:pStyle w:val="Compact"/>
+              <w:jc w:val="left"/>
+            </w:pPr>
+            <w:r>
+              <w:t xml:space="preserve">2022-06-01</w:t>
+            </w:r>
+          </w:p>
+        </w:tc>
+        <w:tc>
+          <w:tcPr/>
+          <w:p>
+            <w:pPr>
+              <w:pStyle w:val="Compact"/>
+              <w:jc w:val="left"/>
+            </w:pPr>
+            <w:r>
+              <w:t xml:space="preserve">SAEs</w:t>
+            </w:r>
+          </w:p>
+        </w:tc>
+        <w:tc>
+          <w:tcPr/>
+          <w:p>
+            <w:pPr>
+              <w:pStyle w:val="Compact"/>
+              <w:jc w:val="right"/>
+            </w:pPr>
+            <w:r>
+              <w:t xml:space="preserve">0</w:t>
+            </w:r>
+          </w:p>
+        </w:tc>
+        <w:tc>
+          <w:tcPr/>
+          <w:p>
+            <w:pPr>
+              <w:pStyle w:val="Compact"/>
+              <w:jc w:val="right"/>
+            </w:pPr>
+            <w:r>
+              <w:t xml:space="preserve">0.48</w:t>
+            </w:r>
+          </w:p>
+        </w:tc>
+        <w:tc>
+          <w:tcPr/>
+          <w:p>
+            <w:pPr>
+              <w:pStyle w:val="Compact"/>
+              <w:jc w:val="right"/>
+            </w:pPr>
+            <w:r>
+              <w:t xml:space="preserve">0.75</w:t>
+            </w:r>
+          </w:p>
+        </w:tc>
+      </w:tr>
+      <w:tr>
+        <w:tc>
+          <w:tcPr/>
+          <w:p>
+            <w:pPr>
+              <w:pStyle w:val="Compact"/>
+              <w:jc w:val="left"/>
+            </w:pPr>
+            <w:r>
+              <w:t xml:space="preserve">Oral anticoagulation</w:t>
+            </w:r>
+          </w:p>
+        </w:tc>
+        <w:tc>
+          <w:tcPr/>
+          <w:p>
+            <w:pPr>
+              <w:pStyle w:val="Compact"/>
+              <w:jc w:val="left"/>
+            </w:pPr>
+            <w:r>
+              <w:t xml:space="preserve">2021-10-01</w:t>
+            </w:r>
+          </w:p>
+        </w:tc>
+        <w:tc>
+          <w:tcPr/>
+          <w:p>
+            <w:pPr>
+              <w:pStyle w:val="Compact"/>
+              <w:jc w:val="left"/>
+            </w:pPr>
+            <w:r>
+              <w:t xml:space="preserve">Mortality12</w:t>
+            </w:r>
+          </w:p>
+        </w:tc>
+        <w:tc>
+          <w:tcPr/>
+          <w:p>
+            <w:pPr>
+              <w:pStyle w:val="Compact"/>
+              <w:jc w:val="right"/>
+            </w:pPr>
+            <w:r>
+              <w:t xml:space="preserve">0</w:t>
+            </w:r>
+          </w:p>
+        </w:tc>
+        <w:tc>
+          <w:tcPr/>
+          <w:p>
+            <w:pPr>
+              <w:pStyle w:val="Compact"/>
+              <w:jc w:val="right"/>
+            </w:pPr>
+            <w:r>
+              <w:t xml:space="preserve">0.43</w:t>
+            </w:r>
+          </w:p>
+        </w:tc>
+        <w:tc>
+          <w:tcPr/>
+          <w:p>
+            <w:pPr>
+              <w:pStyle w:val="Compact"/>
+              <w:jc w:val="right"/>
+            </w:pPr>
+            <w:r>
+              <w:t xml:space="preserve">0.80</w:t>
+            </w:r>
+          </w:p>
+        </w:tc>
+      </w:tr>
+      <w:tr>
+        <w:tc>
+          <w:tcPr/>
+          <w:p>
+            <w:pPr>
+              <w:pStyle w:val="Compact"/>
+              <w:jc w:val="left"/>
+            </w:pPr>
+            <w:r>
+              <w:t xml:space="preserve">Convalescent plasma</w:t>
+            </w:r>
+          </w:p>
+        </w:tc>
+        <w:tc>
+          <w:tcPr/>
+          <w:p>
+            <w:pPr>
+              <w:pStyle w:val="Compact"/>
+              <w:jc w:val="left"/>
+            </w:pPr>
+            <w:r>
+              <w:t xml:space="preserve">2021-05-01</w:t>
+            </w:r>
+          </w:p>
+        </w:tc>
+        <w:tc>
+          <w:tcPr/>
+          <w:p>
+            <w:pPr>
+              <w:pStyle w:val="Compact"/>
+              <w:jc w:val="left"/>
+            </w:pPr>
+            <w:r>
+              <w:t xml:space="preserve">Mortality</w:t>
+            </w:r>
+          </w:p>
+        </w:tc>
+        <w:tc>
+          <w:tcPr/>
+          <w:p>
+            <w:pPr>
+              <w:pStyle w:val="Compact"/>
+              <w:jc w:val="right"/>
+            </w:pPr>
+            <w:r>
+              <w:t xml:space="preserve">0</w:t>
+            </w:r>
+          </w:p>
+        </w:tc>
+        <w:tc>
+          <w:tcPr/>
+          <w:p>
+            <w:pPr>
+              <w:pStyle w:val="Compact"/>
+              <w:jc w:val="right"/>
+            </w:pPr>
+            <w:r>
+              <w:t xml:space="preserve">0.37</w:t>
+            </w:r>
+          </w:p>
+        </w:tc>
+        <w:tc>
+          <w:tcPr/>
+          <w:p>
+            <w:pPr>
+              <w:pStyle w:val="Compact"/>
+              <w:jc w:val="right"/>
+            </w:pPr>
+            <w:r>
+              <w:t xml:space="preserve">0.86</w:t>
+            </w:r>
+          </w:p>
+        </w:tc>
+      </w:tr>
+      <w:tr>
+        <w:tc>
+          <w:tcPr/>
+          <w:p>
+            <w:pPr>
+              <w:pStyle w:val="Compact"/>
+              <w:jc w:val="left"/>
+            </w:pPr>
+            <w:r>
+              <w:t xml:space="preserve">Antibiotics COVID-19</w:t>
+            </w:r>
+          </w:p>
+        </w:tc>
+        <w:tc>
+          <w:tcPr/>
+          <w:p>
+            <w:pPr>
+              <w:pStyle w:val="Compact"/>
+              <w:jc w:val="left"/>
+            </w:pPr>
+            <w:r>
+              <w:t xml:space="preserve">2021-10-01</w:t>
+            </w:r>
+          </w:p>
+        </w:tc>
+        <w:tc>
+          <w:tcPr/>
+          <w:p>
+            <w:pPr>
+              <w:pStyle w:val="Compact"/>
+              <w:jc w:val="left"/>
+            </w:pPr>
+            <w:r>
+              <w:t xml:space="preserve">AEs</w:t>
+            </w:r>
+          </w:p>
+        </w:tc>
+        <w:tc>
+          <w:tcPr/>
+          <w:p>
+            <w:pPr>
+              <w:pStyle w:val="Compact"/>
+              <w:jc w:val="right"/>
+            </w:pPr>
+            <w:r>
+              <w:t xml:space="preserve">0</w:t>
+            </w:r>
+          </w:p>
+        </w:tc>
+        <w:tc>
+          <w:tcPr/>
+          <w:p>
+            <w:pPr>
+              <w:pStyle w:val="Compact"/>
+              <w:jc w:val="right"/>
+            </w:pPr>
+            <w:r>
+              <w:t xml:space="preserve">0.12</w:t>
+            </w:r>
+          </w:p>
+        </w:tc>
+        <w:tc>
+          <w:tcPr/>
+          <w:p>
+            <w:pPr>
+              <w:pStyle w:val="Compact"/>
+              <w:jc w:val="right"/>
+            </w:pPr>
+            <w:r>
+              <w:t xml:space="preserve">1.00</w:t>
+            </w:r>
+          </w:p>
+        </w:tc>
+      </w:tr>
+      <w:tr>
+        <w:tc>
+          <w:tcPr/>
+          <w:p>
+            <w:pPr>
+              <w:pStyle w:val="Compact"/>
+              <w:jc w:val="left"/>
+            </w:pPr>
+            <w:r>
+              <w:t xml:space="preserve">Fluvoxamine COVID-19</w:t>
+            </w:r>
+          </w:p>
+        </w:tc>
+        <w:tc>
+          <w:tcPr/>
+          <w:p>
+            <w:pPr>
+              <w:pStyle w:val="Compact"/>
+              <w:jc w:val="left"/>
+            </w:pPr>
+            <w:r>
+              <w:t xml:space="preserve">2022-09-01</w:t>
+            </w:r>
+          </w:p>
+        </w:tc>
+        <w:tc>
+          <w:tcPr/>
+          <w:p>
+            <w:pPr>
+              <w:pStyle w:val="Compact"/>
+              <w:jc w:val="left"/>
+            </w:pPr>
+            <w:r>
+              <w:t xml:space="preserve">AEs</w:t>
+            </w:r>
+          </w:p>
+        </w:tc>
+        <w:tc>
+          <w:tcPr/>
+          <w:p>
+            <w:pPr>
+              <w:pStyle w:val="Compact"/>
+              <w:jc w:val="right"/>
+            </w:pPr>
+            <w:r>
+              <w:t xml:space="preserve">0</w:t>
+            </w:r>
+          </w:p>
+        </w:tc>
+        <w:tc>
+          <w:tcPr/>
+          <w:p>
+            <w:pPr>
+              <w:pStyle w:val="Compact"/>
+              <w:jc w:val="right"/>
+            </w:pPr>
+            <w:r>
+              <w:t xml:space="preserve">0.16</w:t>
+            </w:r>
+          </w:p>
+        </w:tc>
+        <w:tc>
+          <w:tcPr/>
+          <w:p>
+            <w:pPr>
+              <w:pStyle w:val="Compact"/>
+              <w:jc w:val="right"/>
+            </w:pPr>
+            <w:r>
+              <w:t xml:space="preserve">1.00</w:t>
+            </w:r>
+          </w:p>
+        </w:tc>
+      </w:tr>
+      <w:tr>
+        <w:tc>
+          <w:tcPr/>
+          <w:p>
+            <w:pPr>
+              <w:pStyle w:val="Compact"/>
+              <w:jc w:val="left"/>
+            </w:pPr>
+            <w:r>
+              <w:t xml:space="preserve">Oral anticoagulation</w:t>
+            </w:r>
+          </w:p>
+        </w:tc>
+        <w:tc>
+          <w:tcPr/>
+          <w:p>
+            <w:pPr>
+              <w:pStyle w:val="Compact"/>
+              <w:jc w:val="left"/>
+            </w:pPr>
+            <w:r>
+              <w:t xml:space="preserve">2021-10-01</w:t>
+            </w:r>
+          </w:p>
+        </w:tc>
+        <w:tc>
+          <w:tcPr/>
+          <w:p>
+            <w:pPr>
+              <w:pStyle w:val="Compact"/>
+              <w:jc w:val="left"/>
+            </w:pPr>
+            <w:r>
+              <w:t xml:space="preserve">Minor bleeding</w:t>
+            </w:r>
+          </w:p>
+        </w:tc>
+        <w:tc>
+          <w:tcPr/>
+          <w:p>
+            <w:pPr>
+              <w:pStyle w:val="Compact"/>
+              <w:jc w:val="right"/>
+            </w:pPr>
+            <w:r>
+              <w:t xml:space="preserve">0</w:t>
+            </w:r>
+          </w:p>
+        </w:tc>
+        <w:tc>
+          <w:tcPr/>
+          <w:p>
+            <w:pPr>
+              <w:pStyle w:val="Compact"/>
+              <w:jc w:val="right"/>
+            </w:pPr>
+            <w:r>
+              <w:t xml:space="preserve">0.18</w:t>
+            </w:r>
+          </w:p>
+        </w:tc>
+        <w:tc>
+          <w:tcPr/>
+          <w:p>
+            <w:pPr>
+              <w:pStyle w:val="Compact"/>
+              <w:jc w:val="right"/>
+            </w:pPr>
+            <w:r>
+              <w:t xml:space="preserve">1.00</w:t>
+            </w:r>
+          </w:p>
+        </w:tc>
+      </w:tr>
+      <w:tr>
+        <w:tc>
+          <w:tcPr/>
+          <w:p>
+            <w:pPr>
+              <w:pStyle w:val="Compact"/>
+              <w:jc w:val="left"/>
+            </w:pPr>
+            <w:r>
+              <w:t xml:space="preserve">Fluvoxamine COVID-19</w:t>
+            </w:r>
+          </w:p>
+        </w:tc>
+        <w:tc>
+          <w:tcPr/>
+          <w:p>
+            <w:pPr>
+              <w:pStyle w:val="Compact"/>
+              <w:jc w:val="left"/>
+            </w:pPr>
+            <w:r>
+              <w:t xml:space="preserve">2022-09-01</w:t>
+            </w:r>
+          </w:p>
+        </w:tc>
+        <w:tc>
+          <w:tcPr/>
+          <w:p>
+            <w:pPr>
+              <w:pStyle w:val="Compact"/>
+              <w:jc w:val="left"/>
+            </w:pPr>
+            <w:r>
+              <w:t xml:space="preserve">Hospital or death</w:t>
+            </w:r>
+          </w:p>
+        </w:tc>
+        <w:tc>
+          <w:tcPr/>
+          <w:p>
+            <w:pPr>
+              <w:pStyle w:val="Compact"/>
+              <w:jc w:val="right"/>
+            </w:pPr>
+            <w:r>
+              <w:t xml:space="preserve">0</w:t>
+            </w:r>
+          </w:p>
+        </w:tc>
+        <w:tc>
+          <w:tcPr/>
+          <w:p>
+            <w:pPr>
+              <w:pStyle w:val="Compact"/>
+              <w:jc w:val="right"/>
+            </w:pPr>
+            <w:r>
+              <w:t xml:space="preserve">0.30</w:t>
+            </w:r>
+          </w:p>
+        </w:tc>
+        <w:tc>
+          <w:tcPr/>
+          <w:p>
+            <w:pPr>
+              <w:pStyle w:val="Compact"/>
+              <w:jc w:val="right"/>
+            </w:pPr>
+            <w:r>
+              <w:t xml:space="preserve">1.00</w:t>
+            </w:r>
+          </w:p>
+        </w:tc>
+      </w:tr>
+      <w:tr>
+        <w:tc>
+          <w:tcPr/>
+          <w:p>
+            <w:pPr>
+              <w:pStyle w:val="Compact"/>
+              <w:jc w:val="left"/>
+            </w:pPr>
+            <w:r>
+              <w:t xml:space="preserve">Chronic rhinosinusitis</w:t>
+            </w:r>
+          </w:p>
+        </w:tc>
+        <w:tc>
+          <w:tcPr/>
+          <w:p>
+            <w:pPr>
+              <w:pStyle w:val="Compact"/>
+              <w:jc w:val="left"/>
+            </w:pPr>
+            <w:r>
+              <w:t xml:space="preserve">2021-03-01</w:t>
+            </w:r>
+          </w:p>
+        </w:tc>
+        <w:tc>
+          <w:tcPr/>
+          <w:p>
+            <w:pPr>
+              <w:pStyle w:val="Compact"/>
+              <w:jc w:val="left"/>
+            </w:pPr>
+            <w:r>
+              <w:t xml:space="preserve">SAEs</w:t>
+            </w:r>
+          </w:p>
+        </w:tc>
+        <w:tc>
+          <w:tcPr/>
+          <w:p>
+            <w:pPr>
+              <w:pStyle w:val="Compact"/>
+              <w:jc w:val="right"/>
+            </w:pPr>
+            <w:r>
+              <w:t xml:space="preserve">0</w:t>
+            </w:r>
+          </w:p>
+        </w:tc>
+        <w:tc>
+          <w:tcPr/>
+          <w:p>
+            <w:pPr>
+              <w:pStyle w:val="Compact"/>
+              <w:jc w:val="right"/>
+            </w:pPr>
+            <w:r>
+              <w:t xml:space="preserve">0.31</w:t>
+            </w:r>
+          </w:p>
+        </w:tc>
+        <w:tc>
+          <w:tcPr/>
+          <w:p>
+            <w:pPr>
+              <w:pStyle w:val="Compact"/>
+              <w:jc w:val="right"/>
+            </w:pPr>
+            <w:r>
+              <w:t xml:space="preserve">1.00</w:t>
+            </w:r>
+          </w:p>
+        </w:tc>
+      </w:tr>
+      <w:tr>
+        <w:tc>
+          <w:tcPr/>
+          <w:p>
+            <w:pPr>
+              <w:pStyle w:val="Compact"/>
+              <w:jc w:val="left"/>
+            </w:pPr>
+            <w:r>
+              <w:t xml:space="preserve">Chronic rhinosinusitis</w:t>
+            </w:r>
+          </w:p>
+        </w:tc>
+        <w:tc>
+          <w:tcPr/>
+          <w:p>
+            <w:pPr>
+              <w:pStyle w:val="Compact"/>
+              <w:jc w:val="left"/>
+            </w:pPr>
+            <w:r>
+              <w:t xml:space="preserve">2021-03-01</w:t>
+            </w:r>
+          </w:p>
+        </w:tc>
+        <w:tc>
+          <w:tcPr/>
+          <w:p>
+            <w:pPr>
+              <w:pStyle w:val="Compact"/>
+              <w:jc w:val="left"/>
+            </w:pPr>
+            <w:r>
+              <w:t xml:space="preserve">Avoidance</w:t>
+            </w:r>
+          </w:p>
+        </w:tc>
+        <w:tc>
+          <w:tcPr/>
+          <w:p>
+            <w:pPr>
+              <w:pStyle w:val="Compact"/>
+              <w:jc w:val="right"/>
+            </w:pPr>
+            <w:r>
+              <w:t xml:space="preserve">0</w:t>
+            </w:r>
+          </w:p>
+        </w:tc>
+        <w:tc>
+          <w:tcPr/>
+          <w:p>
+            <w:pPr>
+              <w:pStyle w:val="Compact"/>
+              <w:jc w:val="right"/>
+            </w:pPr>
+            <w:r>
+              <w:t xml:space="preserve">0.31</w:t>
+            </w:r>
+          </w:p>
+        </w:tc>
+        <w:tc>
+          <w:tcPr/>
+          <w:p>
+            <w:pPr>
+              <w:pStyle w:val="Compact"/>
+              <w:jc w:val="right"/>
+            </w:pPr>
+            <w:r>
+              <w:t xml:space="preserve">1.00</w:t>
+            </w:r>
+          </w:p>
+        </w:tc>
+      </w:tr>
+      <w:tr>
+        <w:tc>
+          <w:tcPr/>
+          <w:p>
+            <w:pPr>
+              <w:pStyle w:val="Compact"/>
+              <w:jc w:val="left"/>
+            </w:pPr>
+            <w:r>
+              <w:t xml:space="preserve">Fluvoxamine COVID-19</w:t>
+            </w:r>
+          </w:p>
+        </w:tc>
+        <w:tc>
+          <w:tcPr/>
+          <w:p>
+            <w:pPr>
+              <w:pStyle w:val="Compact"/>
+              <w:jc w:val="left"/>
+            </w:pPr>
+            <w:r>
+              <w:t xml:space="preserve">2022-09-01</w:t>
+            </w:r>
+          </w:p>
+        </w:tc>
+        <w:tc>
+          <w:tcPr/>
+          <w:p>
+            <w:pPr>
+              <w:pStyle w:val="Compact"/>
+              <w:jc w:val="left"/>
+            </w:pPr>
+            <w:r>
+              <w:t xml:space="preserve">SAEs</w:t>
+            </w:r>
+          </w:p>
+        </w:tc>
+        <w:tc>
+          <w:tcPr/>
+          <w:p>
+            <w:pPr>
+              <w:pStyle w:val="Compact"/>
+              <w:jc w:val="right"/>
+            </w:pPr>
+            <w:r>
+              <w:t xml:space="preserve">0</w:t>
+            </w:r>
+          </w:p>
+        </w:tc>
+        <w:tc>
+          <w:tcPr/>
+          <w:p>
+            <w:pPr>
+              <w:pStyle w:val="Compact"/>
+              <w:jc w:val="right"/>
+            </w:pPr>
+            <w:r>
+              <w:t xml:space="preserve">0.32</w:t>
+            </w:r>
+          </w:p>
+        </w:tc>
+        <w:tc>
+          <w:tcPr/>
+          <w:p>
+            <w:pPr>
+              <w:pStyle w:val="Compact"/>
+              <w:jc w:val="right"/>
+            </w:pPr>
+            <w:r>
+              <w:t xml:space="preserve">1.00</w:t>
+            </w:r>
+          </w:p>
+        </w:tc>
+      </w:tr>
+      <w:tr>
+        <w:tc>
+          <w:tcPr/>
+          <w:p>
+            <w:pPr>
+              <w:pStyle w:val="Compact"/>
+              <w:jc w:val="left"/>
+            </w:pPr>
+            <w:r>
+              <w:t xml:space="preserve">Inhaled corticosteroids COVID-19</w:t>
+            </w:r>
+          </w:p>
+        </w:tc>
+        <w:tc>
+          <w:tcPr/>
+          <w:p>
+            <w:pPr>
+              <w:pStyle w:val="Compact"/>
+              <w:jc w:val="left"/>
+            </w:pPr>
+            <w:r>
+              <w:t xml:space="preserve">2022-03-01</w:t>
+            </w:r>
+          </w:p>
+        </w:tc>
+        <w:tc>
+          <w:tcPr/>
+          <w:p>
+            <w:pPr>
+              <w:pStyle w:val="Compact"/>
+              <w:jc w:val="left"/>
+            </w:pPr>
+            <w:r>
+              <w:t xml:space="preserve">Hospital or death</w:t>
+            </w:r>
+          </w:p>
+        </w:tc>
+        <w:tc>
+          <w:tcPr/>
+          <w:p>
+            <w:pPr>
+              <w:pStyle w:val="Compact"/>
+              <w:jc w:val="right"/>
+            </w:pPr>
+            <w:r>
+              <w:t xml:space="preserve">0</w:t>
+            </w:r>
+          </w:p>
+        </w:tc>
+        <w:tc>
+          <w:tcPr/>
+          <w:p>
+            <w:pPr>
+              <w:pStyle w:val="Compact"/>
+              <w:jc w:val="right"/>
+            </w:pPr>
+            <w:r>
+              <w:t xml:space="preserve">0.33</w:t>
+            </w:r>
+          </w:p>
+        </w:tc>
+        <w:tc>
+          <w:tcPr/>
+          <w:p>
+            <w:pPr>
+              <w:pStyle w:val="Compact"/>
+              <w:jc w:val="right"/>
+            </w:pPr>
+            <w:r>
+              <w:t xml:space="preserve">1.00</w:t>
+            </w:r>
+          </w:p>
+        </w:tc>
+      </w:tr>
+      <w:tr>
+        <w:tc>
+          <w:tcPr/>
+          <w:p>
+            <w:pPr>
+              <w:pStyle w:val="Compact"/>
+              <w:jc w:val="left"/>
+            </w:pPr>
+            <w:r>
+              <w:t xml:space="preserve">Non-small cell lung cancer</w:t>
+            </w:r>
+          </w:p>
+        </w:tc>
+        <w:tc>
+          <w:tcPr/>
+          <w:p>
+            <w:pPr>
+              <w:pStyle w:val="Compact"/>
+              <w:jc w:val="left"/>
+            </w:pPr>
+            <w:r>
+              <w:t xml:space="preserve">2021-04-01</w:t>
+            </w:r>
+          </w:p>
+        </w:tc>
+        <w:tc>
+          <w:tcPr/>
+          <w:p>
+            <w:pPr>
+              <w:pStyle w:val="Compact"/>
+              <w:jc w:val="left"/>
+            </w:pPr>
+            <w:r>
+              <w:t xml:space="preserve">AEs</w:t>
+            </w:r>
+          </w:p>
+        </w:tc>
+        <w:tc>
+          <w:tcPr/>
+          <w:p>
+            <w:pPr>
+              <w:pStyle w:val="Compact"/>
+              <w:jc w:val="right"/>
+            </w:pPr>
+            <w:r>
+              <w:t xml:space="preserve">1</w:t>
+            </w:r>
+          </w:p>
+        </w:tc>
+        <w:tc>
+          <w:tcPr/>
+          <w:p>
+            <w:pPr>
+              <w:pStyle w:val="Compact"/>
+              <w:jc w:val="right"/>
+            </w:pPr>
+            <w:r>
+              <w:t xml:space="preserve">0.34</w:t>
+            </w:r>
+          </w:p>
+        </w:tc>
+        <w:tc>
+          <w:tcPr/>
+          <w:p>
+            <w:pPr>
+              <w:pStyle w:val="Compact"/>
+              <w:jc w:val="right"/>
+            </w:pPr>
+            <w:r>
+              <w:t xml:space="preserve">1.00</w:t>
+            </w:r>
+          </w:p>
+        </w:tc>
+      </w:tr>
+      <w:tr>
+        <w:tc>
+          <w:tcPr/>
+          <w:p>
+            <w:pPr>
+              <w:pStyle w:val="Compact"/>
+              <w:jc w:val="left"/>
+            </w:pPr>
+            <w:r>
+              <w:t xml:space="preserve">Janus kinase inhibitors COVID-19</w:t>
+            </w:r>
+          </w:p>
+        </w:tc>
+        <w:tc>
+          <w:tcPr/>
+          <w:p>
+            <w:pPr>
+              <w:pStyle w:val="Compact"/>
+              <w:jc w:val="left"/>
+            </w:pPr>
+            <w:r>
+              <w:t xml:space="preserve">2022-06-01</w:t>
+            </w:r>
+          </w:p>
+        </w:tc>
+        <w:tc>
+          <w:tcPr/>
+          <w:p>
+            <w:pPr>
+              <w:pStyle w:val="Compact"/>
+              <w:jc w:val="left"/>
+            </w:pPr>
+            <w:r>
+              <w:t xml:space="preserve">Mortality28</w:t>
+            </w:r>
+          </w:p>
+        </w:tc>
+        <w:tc>
+          <w:tcPr/>
+          <w:p>
+            <w:pPr>
+              <w:pStyle w:val="Compact"/>
+              <w:jc w:val="right"/>
+            </w:pPr>
+            <w:r>
+              <w:t xml:space="preserve">0</w:t>
+            </w:r>
+          </w:p>
+        </w:tc>
+        <w:tc>
+          <w:tcPr/>
+          <w:p>
+            <w:pPr>
+              <w:pStyle w:val="Compact"/>
+              <w:jc w:val="right"/>
+            </w:pPr>
+            <w:r>
+              <w:t xml:space="preserve">0.35</w:t>
+            </w:r>
+          </w:p>
+        </w:tc>
+        <w:tc>
+          <w:tcPr/>
+          <w:p>
+            <w:pPr>
+              <w:pStyle w:val="Compact"/>
+              <w:jc w:val="right"/>
+            </w:pPr>
+            <w:r>
+              <w:t xml:space="preserve">1.00</w:t>
+            </w:r>
+          </w:p>
+        </w:tc>
+      </w:tr>
+      <w:tr>
+        <w:tc>
+          <w:tcPr/>
+          <w:p>
+            <w:pPr>
+              <w:pStyle w:val="Compact"/>
+              <w:jc w:val="left"/>
+            </w:pPr>
+            <w:r>
+              <w:t xml:space="preserve">Inhaled corticosteroids COVID-19</w:t>
+            </w:r>
+          </w:p>
+        </w:tc>
+        <w:tc>
+          <w:tcPr/>
+          <w:p>
+            <w:pPr>
+              <w:pStyle w:val="Compact"/>
+              <w:jc w:val="left"/>
+            </w:pPr>
+            <w:r>
+              <w:t xml:space="preserve">2022-03-01</w:t>
+            </w:r>
+          </w:p>
+        </w:tc>
+        <w:tc>
+          <w:tcPr/>
+          <w:p>
+            <w:pPr>
+              <w:pStyle w:val="Compact"/>
+              <w:jc w:val="left"/>
+            </w:pPr>
+            <w:r>
+              <w:t xml:space="preserve">Symptom resolution</w:t>
+            </w:r>
+          </w:p>
+        </w:tc>
+        <w:tc>
+          <w:tcPr/>
+          <w:p>
+            <w:pPr>
+              <w:pStyle w:val="Compact"/>
+              <w:jc w:val="right"/>
+            </w:pPr>
+            <w:r>
+              <w:t xml:space="preserve">0</w:t>
+            </w:r>
+          </w:p>
+        </w:tc>
+        <w:tc>
+          <w:tcPr/>
+          <w:p>
+            <w:pPr>
+              <w:pStyle w:val="Compact"/>
+              <w:jc w:val="right"/>
+            </w:pPr>
+            <w:r>
+              <w:t xml:space="preserve">0.41</w:t>
+            </w:r>
+          </w:p>
+        </w:tc>
+        <w:tc>
+          <w:tcPr/>
+          <w:p>
+            <w:pPr>
+              <w:pStyle w:val="Compact"/>
+              <w:jc w:val="right"/>
+            </w:pPr>
+            <w:r>
+              <w:t xml:space="preserve">1.00</w:t>
+            </w:r>
+          </w:p>
+        </w:tc>
+      </w:tr>
+      <w:tr>
+        <w:tc>
+          <w:tcPr/>
+          <w:p>
+            <w:pPr>
+              <w:pStyle w:val="Compact"/>
+              <w:jc w:val="left"/>
+            </w:pPr>
+            <w:r>
+              <w:t xml:space="preserve">Janus kinase inhibitors COVID-19</w:t>
+            </w:r>
+          </w:p>
+        </w:tc>
+        <w:tc>
+          <w:tcPr/>
+          <w:p>
+            <w:pPr>
+              <w:pStyle w:val="Compact"/>
+              <w:jc w:val="left"/>
+            </w:pPr>
+            <w:r>
+              <w:t xml:space="preserve">2022-06-01</w:t>
+            </w:r>
+          </w:p>
+        </w:tc>
+        <w:tc>
+          <w:tcPr/>
+          <w:p>
+            <w:pPr>
+              <w:pStyle w:val="Compact"/>
+              <w:jc w:val="left"/>
+            </w:pPr>
+            <w:r>
+              <w:t xml:space="preserve">Infection</w:t>
+            </w:r>
+          </w:p>
+        </w:tc>
+        <w:tc>
+          <w:tcPr/>
+          <w:p>
+            <w:pPr>
+              <w:pStyle w:val="Compact"/>
+              <w:jc w:val="right"/>
+            </w:pPr>
+            <w:r>
+              <w:t xml:space="preserve">0</w:t>
+            </w:r>
+          </w:p>
+        </w:tc>
+        <w:tc>
+          <w:tcPr/>
+          <w:p>
+            <w:pPr>
+              <w:pStyle w:val="Compact"/>
+              <w:jc w:val="right"/>
+            </w:pPr>
+            <w:r>
+              <w:t xml:space="preserve">0.43</w:t>
+            </w:r>
+          </w:p>
+        </w:tc>
+        <w:tc>
+          <w:tcPr/>
+          <w:p>
+            <w:pPr>
+              <w:pStyle w:val="Compact"/>
+              <w:jc w:val="right"/>
+            </w:pPr>
+            <w:r>
+              <w:t xml:space="preserve">1.00</w:t>
+            </w:r>
+          </w:p>
+        </w:tc>
+      </w:tr>
+      <w:tr>
+        <w:tc>
+          <w:tcPr/>
+          <w:p>
+            <w:pPr>
+              <w:pStyle w:val="Compact"/>
+              <w:jc w:val="left"/>
+            </w:pPr>
+            <w:r>
+              <w:t xml:space="preserve">Chronic rhinosinusitis</w:t>
+            </w:r>
+          </w:p>
+        </w:tc>
+        <w:tc>
+          <w:tcPr/>
+          <w:p>
+            <w:pPr>
+              <w:pStyle w:val="Compact"/>
+              <w:jc w:val="left"/>
+            </w:pPr>
+            <w:r>
+              <w:t xml:space="preserve">2021-03-01</w:t>
+            </w:r>
+          </w:p>
+        </w:tc>
+        <w:tc>
+          <w:tcPr/>
+          <w:p>
+            <w:pPr>
+              <w:pStyle w:val="Compact"/>
+              <w:jc w:val="left"/>
+            </w:pPr>
+            <w:r>
+              <w:t xml:space="preserve">QoL</w:t>
+            </w:r>
+          </w:p>
+        </w:tc>
+        <w:tc>
+          <w:tcPr/>
+          <w:p>
+            <w:pPr>
+              <w:pStyle w:val="Compact"/>
+              <w:jc w:val="right"/>
+            </w:pPr>
+            <w:r>
+              <w:t xml:space="preserve">0</w:t>
+            </w:r>
+          </w:p>
+        </w:tc>
+        <w:tc>
+          <w:tcPr/>
+          <w:p>
+            <w:pPr>
+              <w:pStyle w:val="Compact"/>
+              <w:jc w:val="right"/>
+            </w:pPr>
+            <w:r>
+              <w:t xml:space="preserve">0.48</w:t>
+            </w:r>
+          </w:p>
+        </w:tc>
+        <w:tc>
+          <w:tcPr/>
+          <w:p>
+            <w:pPr>
+              <w:pStyle w:val="Compact"/>
+              <w:jc w:val="right"/>
+            </w:pPr>
+            <w:r>
+              <w:t xml:space="preserve">1.00</w:t>
+            </w:r>
+          </w:p>
+        </w:tc>
+      </w:tr>
+      <w:tr>
+        <w:tc>
+          <w:tcPr/>
+          <w:p>
+            <w:pPr>
+              <w:pStyle w:val="Compact"/>
+              <w:jc w:val="left"/>
+            </w:pPr>
+            <w:r>
+              <w:t xml:space="preserve">Chronic rhinosinusitis</w:t>
+            </w:r>
+          </w:p>
+        </w:tc>
+        <w:tc>
+          <w:tcPr/>
+          <w:p>
+            <w:pPr>
+              <w:pStyle w:val="Compact"/>
+              <w:jc w:val="left"/>
+            </w:pPr>
+            <w:r>
+              <w:t xml:space="preserve">2021-03-01</w:t>
+            </w:r>
+          </w:p>
+        </w:tc>
+        <w:tc>
+          <w:tcPr/>
+          <w:p>
+            <w:pPr>
+              <w:pStyle w:val="Compact"/>
+              <w:jc w:val="left"/>
+            </w:pPr>
+            <w:r>
+              <w:t xml:space="preserve">VAS</w:t>
+            </w:r>
+          </w:p>
+        </w:tc>
+        <w:tc>
+          <w:tcPr/>
+          <w:p>
+            <w:pPr>
+              <w:pStyle w:val="Compact"/>
+              <w:jc w:val="right"/>
+            </w:pPr>
+            <w:r>
+              <w:t xml:space="preserve">0</w:t>
+            </w:r>
+          </w:p>
+        </w:tc>
+        <w:tc>
+          <w:tcPr/>
+          <w:p>
+            <w:pPr>
+              <w:pStyle w:val="Compact"/>
+              <w:jc w:val="right"/>
+            </w:pPr>
+            <w:r>
+              <w:t xml:space="preserve">0.50</w:t>
+            </w:r>
+          </w:p>
+        </w:tc>
+        <w:tc>
+          <w:tcPr/>
+          <w:p>
+            <w:pPr>
+              <w:pStyle w:val="Compact"/>
+              <w:jc w:val="right"/>
+            </w:pPr>
+            <w:r>
+              <w:t xml:space="preserve">1.00</w:t>
+            </w:r>
+          </w:p>
+        </w:tc>
+      </w:tr>
+      <w:tr>
+        <w:tc>
+          <w:tcPr/>
+          <w:p>
+            <w:pPr>
+              <w:pStyle w:val="Compact"/>
+              <w:jc w:val="left"/>
+            </w:pPr>
+            <w:r>
+              <w:t xml:space="preserve">Remdesivir COVID-19</w:t>
+            </w:r>
+          </w:p>
+        </w:tc>
+        <w:tc>
+          <w:tcPr/>
+          <w:p>
+            <w:pPr>
+              <w:pStyle w:val="Compact"/>
+              <w:jc w:val="left"/>
+            </w:pPr>
+            <w:r>
+              <w:t xml:space="preserve">2021-08-01</w:t>
+            </w:r>
+          </w:p>
+        </w:tc>
+        <w:tc>
+          <w:tcPr/>
+          <w:p>
+            <w:pPr>
+              <w:pStyle w:val="Compact"/>
+              <w:jc w:val="left"/>
+            </w:pPr>
+            <w:r>
+              <w:t xml:space="preserve">SAEs</w:t>
+            </w:r>
+          </w:p>
+        </w:tc>
+        <w:tc>
+          <w:tcPr/>
+          <w:p>
+            <w:pPr>
+              <w:pStyle w:val="Compact"/>
+              <w:jc w:val="right"/>
+            </w:pPr>
+            <w:r>
+              <w:t xml:space="preserve">0</w:t>
+            </w:r>
+          </w:p>
+        </w:tc>
+        <w:tc>
+          <w:tcPr/>
+          <w:p>
+            <w:pPr>
+              <w:pStyle w:val="Compact"/>
+              <w:jc w:val="right"/>
+            </w:pPr>
+            <w:r>
+              <w:t xml:space="preserve">0.51</w:t>
+            </w:r>
+          </w:p>
+        </w:tc>
+        <w:tc>
+          <w:tcPr/>
+          <w:p>
+            <w:pPr>
+              <w:pStyle w:val="Compact"/>
+              <w:jc w:val="right"/>
+            </w:pPr>
+            <w:r>
+              <w:t xml:space="preserve">1.00</w:t>
+            </w:r>
+          </w:p>
+        </w:tc>
+      </w:tr>
+      <w:tr>
+        <w:tc>
+          <w:tcPr/>
+          <w:p>
+            <w:pPr>
+              <w:pStyle w:val="Compact"/>
+              <w:jc w:val="left"/>
+            </w:pPr>
+            <w:r>
+              <w:t xml:space="preserve">Janus kinase inhibitors COVID-19</w:t>
+            </w:r>
+          </w:p>
+        </w:tc>
+        <w:tc>
+          <w:tcPr/>
+          <w:p>
+            <w:pPr>
+              <w:pStyle w:val="Compact"/>
+              <w:jc w:val="left"/>
+            </w:pPr>
+            <w:r>
+              <w:t xml:space="preserve">2022-06-01</w:t>
+            </w:r>
+          </w:p>
+        </w:tc>
+        <w:tc>
+          <w:tcPr/>
+          <w:p>
+            <w:pPr>
+              <w:pStyle w:val="Compact"/>
+              <w:jc w:val="left"/>
+            </w:pPr>
+            <w:r>
+              <w:t xml:space="preserve">Mortality60</w:t>
+            </w:r>
+          </w:p>
+        </w:tc>
+        <w:tc>
+          <w:tcPr/>
+          <w:p>
+            <w:pPr>
+              <w:pStyle w:val="Compact"/>
+              <w:jc w:val="right"/>
+            </w:pPr>
+            <w:r>
+              <w:t xml:space="preserve">0</w:t>
+            </w:r>
+          </w:p>
+        </w:tc>
+        <w:tc>
+          <w:tcPr/>
+          <w:p>
+            <w:pPr>
+              <w:pStyle w:val="Compact"/>
+              <w:jc w:val="right"/>
+            </w:pPr>
+            <w:r>
+              <w:t xml:space="preserve">0.66</w:t>
+            </w:r>
+          </w:p>
+        </w:tc>
+        <w:tc>
+          <w:tcPr/>
+          <w:p>
+            <w:pPr>
+              <w:pStyle w:val="Compact"/>
+              <w:jc w:val="right"/>
+            </w:pPr>
+            <w:r>
+              <w:t xml:space="preserve">1.00</w:t>
+            </w:r>
+          </w:p>
+        </w:tc>
+      </w:tr>
+      <w:tr>
+        <w:tc>
+          <w:tcPr/>
+          <w:p>
+            <w:pPr>
+              <w:pStyle w:val="Compact"/>
+              <w:jc w:val="left"/>
+            </w:pPr>
+            <w:r>
+              <w:t xml:space="preserve">Ivermectin COVID-19</w:t>
+            </w:r>
+          </w:p>
+        </w:tc>
+        <w:tc>
+          <w:tcPr/>
+          <w:p>
+            <w:pPr>
+              <w:pStyle w:val="Compact"/>
+              <w:jc w:val="left"/>
+            </w:pPr>
+            <w:r>
+              <w:t xml:space="preserve">2022-06-01</w:t>
+            </w:r>
+          </w:p>
+        </w:tc>
+        <w:tc>
+          <w:tcPr/>
+          <w:p>
+            <w:pPr>
+              <w:pStyle w:val="Compact"/>
+              <w:jc w:val="left"/>
+            </w:pPr>
+            <w:r>
+              <w:t xml:space="preserve">Mortality</w:t>
+            </w:r>
+          </w:p>
+        </w:tc>
+        <w:tc>
+          <w:tcPr/>
+          <w:p>
+            <w:pPr>
+              <w:pStyle w:val="Compact"/>
+              <w:jc w:val="right"/>
+            </w:pPr>
+            <w:r>
+              <w:t xml:space="preserve">0</w:t>
+            </w:r>
+          </w:p>
+        </w:tc>
+        <w:tc>
+          <w:tcPr/>
+          <w:p>
+            <w:pPr>
+              <w:pStyle w:val="Compact"/>
+              <w:jc w:val="right"/>
+            </w:pPr>
+            <w:r>
+              <w:t xml:space="preserve">0.81</w:t>
+            </w:r>
+          </w:p>
+        </w:tc>
+        <w:tc>
+          <w:tcPr/>
+          <w:p>
+            <w:pPr>
+              <w:pStyle w:val="Compact"/>
+              <w:jc w:val="right"/>
+            </w:pPr>
+            <w:r>
+              <w:t xml:space="preserve">1.00</w:t>
+            </w:r>
+          </w:p>
+        </w:tc>
+      </w:tr>
+      <w:tr>
+        <w:tc>
+          <w:tcPr/>
+          <w:p>
+            <w:pPr>
+              <w:pStyle w:val="Compact"/>
+              <w:jc w:val="left"/>
+            </w:pPr>
+            <w:r>
+              <w:t xml:space="preserve">Ivermectin COVID-19</w:t>
+            </w:r>
+          </w:p>
+        </w:tc>
+        <w:tc>
+          <w:tcPr/>
+          <w:p>
+            <w:pPr>
+              <w:pStyle w:val="Compact"/>
+              <w:jc w:val="left"/>
+            </w:pPr>
+            <w:r>
+              <w:t xml:space="preserve">2021-07-01</w:t>
+            </w:r>
+          </w:p>
+        </w:tc>
+        <w:tc>
+          <w:tcPr/>
+          <w:p>
+            <w:pPr>
+              <w:pStyle w:val="Compact"/>
+              <w:jc w:val="left"/>
+            </w:pPr>
+            <w:r>
+              <w:t xml:space="preserve">Mortality</w:t>
+            </w:r>
+          </w:p>
+        </w:tc>
+        <w:tc>
+          <w:tcPr/>
+          <w:p>
+            <w:pPr>
+              <w:pStyle w:val="Compact"/>
+              <w:jc w:val="right"/>
+            </w:pPr>
+            <w:r>
+              <w:t xml:space="preserve">0</w:t>
+            </w:r>
+          </w:p>
+        </w:tc>
+        <w:tc>
+          <w:tcPr/>
+          <w:p>
+            <w:pPr>
+              <w:pStyle w:val="Compact"/>
+              <w:jc w:val="right"/>
+            </w:pPr>
+            <w:r>
+              <w:t xml:space="preserve">0.81</w:t>
+            </w:r>
+          </w:p>
+        </w:tc>
+        <w:tc>
+          <w:tcPr/>
+          <w:p>
+            <w:pPr>
+              <w:pStyle w:val="Compact"/>
+              <w:jc w:val="right"/>
+            </w:pPr>
+            <w:r>
+              <w:t xml:space="preserve">1.00</w:t>
+            </w:r>
+          </w:p>
+        </w:tc>
+      </w:tr>
+      <w:tr>
+        <w:tc>
+          <w:tcPr/>
+          <w:p>
+            <w:pPr>
+              <w:pStyle w:val="Compact"/>
+              <w:jc w:val="left"/>
+            </w:pPr>
+            <w:r>
+              <w:t xml:space="preserve">Ivermectin COVID-19</w:t>
+            </w:r>
+          </w:p>
+        </w:tc>
+        <w:tc>
+          <w:tcPr/>
+          <w:p>
+            <w:pPr>
+              <w:pStyle w:val="Compact"/>
+              <w:jc w:val="left"/>
+            </w:pPr>
+            <w:r>
+              <w:t xml:space="preserve">2022-06-01</w:t>
+            </w:r>
+          </w:p>
+        </w:tc>
+        <w:tc>
+          <w:tcPr/>
+          <w:p>
+            <w:pPr>
+              <w:pStyle w:val="Compact"/>
+              <w:jc w:val="left"/>
+            </w:pPr>
+            <w:r>
+              <w:t xml:space="preserve">SAEs</w:t>
+            </w:r>
+          </w:p>
+        </w:tc>
+        <w:tc>
+          <w:tcPr/>
+          <w:p>
+            <w:pPr>
+              <w:pStyle w:val="Compact"/>
+              <w:jc w:val="right"/>
+            </w:pPr>
+            <w:r>
+              <w:t xml:space="preserve">0</w:t>
+            </w:r>
+          </w:p>
+        </w:tc>
+        <w:tc>
+          <w:tcPr/>
+          <w:p>
+            <w:pPr>
+              <w:pStyle w:val="Compact"/>
+              <w:jc w:val="right"/>
+            </w:pPr>
+            <w:r>
+              <w:t xml:space="preserve">NA</w:t>
+            </w:r>
+          </w:p>
+        </w:tc>
+        <w:tc>
+          <w:tcPr/>
+          <w:p>
+            <w:pPr>
+              <w:pStyle w:val="Compact"/>
+              <w:jc w:val="right"/>
+            </w:pPr>
+            <w:r>
+              <w:t xml:space="preserve">1.00</w:t>
+            </w:r>
+          </w:p>
+        </w:tc>
+      </w:tr>
+      <w:tr>
+        <w:tc>
+          <w:tcPr/>
+          <w:p>
+            <w:pPr>
+              <w:pStyle w:val="Compact"/>
+              <w:jc w:val="left"/>
+            </w:pPr>
+            <w:r>
+              <w:t xml:space="preserve">Inhaled corticosteroids COVID-19</w:t>
+            </w:r>
+          </w:p>
+        </w:tc>
+        <w:tc>
+          <w:tcPr/>
+          <w:p>
+            <w:pPr>
+              <w:pStyle w:val="Compact"/>
+              <w:jc w:val="left"/>
+            </w:pPr>
+            <w:r>
+              <w:t xml:space="preserve">2022-03-01</w:t>
+            </w:r>
+          </w:p>
+        </w:tc>
+        <w:tc>
+          <w:tcPr/>
+          <w:p>
+            <w:pPr>
+              <w:pStyle w:val="Compact"/>
+              <w:jc w:val="left"/>
+            </w:pPr>
+            <w:r>
+              <w:t xml:space="preserve">Mortality</w:t>
+            </w:r>
+          </w:p>
+        </w:tc>
+        <w:tc>
+          <w:tcPr/>
+          <w:p>
+            <w:pPr>
+              <w:pStyle w:val="Compact"/>
+              <w:jc w:val="right"/>
+            </w:pPr>
+            <w:r>
+              <w:t xml:space="preserve">0</w:t>
+            </w:r>
+          </w:p>
+        </w:tc>
+        <w:tc>
+          <w:tcPr/>
+          <w:p>
+            <w:pPr>
+              <w:pStyle w:val="Compact"/>
+              <w:jc w:val="right"/>
+            </w:pPr>
+            <w:r>
+              <w:t xml:space="preserve">NA</w:t>
+            </w:r>
+          </w:p>
+        </w:tc>
+        <w:tc>
+          <w:tcPr/>
+          <w:p>
+            <w:pPr>
+              <w:pStyle w:val="Compact"/>
+              <w:jc w:val="right"/>
+            </w:pPr>
+            <w:r>
+              <w:t xml:space="preserve">1.00</w:t>
+            </w:r>
+          </w:p>
+        </w:tc>
+      </w:tr>
+      <w:tr>
+        <w:tc>
+          <w:tcPr/>
+          <w:p>
+            <w:pPr>
+              <w:pStyle w:val="Compact"/>
+              <w:jc w:val="left"/>
+            </w:pPr>
+            <w:r>
+              <w:t xml:space="preserve">Fluvoxamine COVID-19</w:t>
+            </w:r>
+          </w:p>
+        </w:tc>
+        <w:tc>
+          <w:tcPr/>
+          <w:p>
+            <w:pPr>
+              <w:pStyle w:val="Compact"/>
+              <w:jc w:val="left"/>
+            </w:pPr>
+            <w:r>
+              <w:t xml:space="preserve">2022-09-01</w:t>
+            </w:r>
+          </w:p>
+        </w:tc>
+        <w:tc>
+          <w:tcPr/>
+          <w:p>
+            <w:pPr>
+              <w:pStyle w:val="Compact"/>
+              <w:jc w:val="left"/>
+            </w:pPr>
+            <w:r>
+              <w:t xml:space="preserve">Mortality</w:t>
+            </w:r>
+          </w:p>
+        </w:tc>
+        <w:tc>
+          <w:tcPr/>
+          <w:p>
+            <w:pPr>
+              <w:pStyle w:val="Compact"/>
+              <w:jc w:val="right"/>
+            </w:pPr>
+            <w:r>
+              <w:t xml:space="preserve">0</w:t>
+            </w:r>
+          </w:p>
+        </w:tc>
+        <w:tc>
+          <w:tcPr/>
+          <w:p>
+            <w:pPr>
+              <w:pStyle w:val="Compact"/>
+              <w:jc w:val="right"/>
+            </w:pPr>
+            <w:r>
+              <w:t xml:space="preserve">NA</w:t>
+            </w:r>
+          </w:p>
+        </w:tc>
+        <w:tc>
+          <w:tcPr/>
+          <w:p>
+            <w:pPr>
+              <w:pStyle w:val="Compact"/>
+              <w:jc w:val="right"/>
+            </w:pPr>
+            <w:r>
+              <w:t xml:space="preserve">1.00</w:t>
+            </w:r>
+          </w:p>
+        </w:tc>
+      </w:tr>
+    </w:tbl>
+    <w:p>
+      <w:pPr>
+        <w:pStyle w:val="BodyText"/>
+      </w:pPr>
+      <w:r>
+        <w:t xml:space="preserve">Generally lower Jaccard values to match to reviews that downgrading for inconsistency, however, they are not</w:t>
+      </w:r>
+      <w:r>
+        <w:t xml:space="preserve"> </w:t>
+      </w:r>
+      <w:r>
+        <w:t xml:space="preserve">‘clumped’</w:t>
+      </w:r>
+      <w:r>
+        <w:t xml:space="preserve"> </w:t>
+      </w:r>
+      <w:r>
+        <w:t xml:space="preserve">together to give a satisfactory default threshold. Looking at how the estimates varied didn’t give a clear answer either, all studies with the lowest score (50%) didn’t downgrade, yet one study with the highest score (100%) did downgrade. There could be reviewer differences happening, in particular regarding number of studies and other thresholds.</w:t>
+      </w:r>
+    </w:p>
+    <w:bookmarkStart w:id="87" w:name="X44a6431fa116b6a2ddf1cc95c298904e1784e4b"/>
+    <w:p>
+      <w:pPr>
+        <w:pStyle w:val="Heading3"/>
+      </w:pPr>
+      <w:r>
+        <w:t xml:space="preserve">5.2.1 Exploring instances where downgraded for inconsistency</w:t>
+      </w:r>
+    </w:p>
+    <w:p>
+      <w:pPr>
+        <w:pStyle w:val="FirstParagraph"/>
+      </w:pPr>
+      <w:r>
+        <w:t xml:space="preserve">To give some more context to the above results, let’s take a closer look at the outcomes that were downgraded by 1 level for inconsistency by the reviewers.</w:t>
+      </w:r>
+    </w:p>
+    <w:p>
+      <w:pPr>
+        <w:numPr>
+          <w:ilvl w:val="0"/>
+          <w:numId w:val="1042"/>
+        </w:numPr>
+      </w:pPr>
+      <w:r>
+        <w:t xml:space="preserve">Systemic corticosteroids for COVID-19 on mortality as 120 days. 67% of studies were on one side of the threshold, and a Jaccard index of 0.03. Review just simply says they downgrading it due to inconsistency, with no details on specifics.</w:t>
+      </w:r>
+    </w:p>
+    <w:p>
+      <w:pPr>
+        <w:numPr>
+          <w:ilvl w:val="0"/>
+          <w:numId w:val="1042"/>
+        </w:numPr>
+      </w:pPr>
+      <w:r>
+        <w:t xml:space="preserve">Antibiotics for COVID-19 on improvement. 67% of studies were on one side of the threshold, and a Jaccard index of 0.18. Reason was specified:</w:t>
+      </w:r>
+      <w:r>
+        <w:t xml:space="preserve"> </w:t>
+      </w:r>
+      <w:r>
+        <w:t xml:space="preserve">“… three studies contributed heterogeneous results (I squared = 49%). One study favoured standard of care alone and the other two showed no difference between study arms.”</w:t>
+      </w:r>
+    </w:p>
+    <w:p>
+      <w:pPr>
+        <w:numPr>
+          <w:ilvl w:val="0"/>
+          <w:numId w:val="1042"/>
+        </w:numPr>
+      </w:pPr>
+      <w:r>
+        <w:t xml:space="preserve">Remdesivir for COVID-19 on adverse events (August 2021 version). 67% of studies were on one side of the threshold, and a Jaccard index of 0.24. Stated that downgraded</w:t>
+      </w:r>
+      <w:r>
+        <w:t xml:space="preserve"> </w:t>
+      </w:r>
+      <w:r>
+        <w:t xml:space="preserve">“because of statistical heterogeneity (I squared = 77%)”</w:t>
+      </w:r>
+      <w:r>
+        <w:t xml:space="preserve">.</w:t>
+      </w:r>
+    </w:p>
+    <w:p>
+      <w:pPr>
+        <w:numPr>
+          <w:ilvl w:val="0"/>
+          <w:numId w:val="1042"/>
+        </w:numPr>
+      </w:pPr>
+      <w:r>
+        <w:t xml:space="preserve">Adverse events regarding treatment for non-small cell lung cancer. All studies were on one side of the threshold, but had a Jaccard index of 0.34. Only detail found was</w:t>
+      </w:r>
+      <w:r>
+        <w:t xml:space="preserve"> </w:t>
+      </w:r>
+      <w:r>
+        <w:t xml:space="preserve">“…because of inconsistency of results and a high heterogeneity score”</w:t>
+      </w:r>
+      <w:r>
+        <w:t xml:space="preserve">.</w:t>
+      </w:r>
+    </w:p>
+    <w:p>
+      <w:pPr>
+        <w:pStyle w:val="FirstParagraph"/>
+      </w:pPr>
+      <w:r>
+        <w:t xml:space="preserve">From looking at the Cochrane reviews obtained for this exercise, it doesn’t seem that they can be used to set default values. It seems that I squared values were most often use to assess inconsistency, however, using this solely is outdated and always comes with warning - the core GRADE methods focus on overlap and variation instead. Furthermore, it seems to be subjective as there were no patterns (as partially seen with other domains) and some cases where they weren’t downgraded really seem like they should have been based on the scores (e.g., 50% of studies on one side and a Jaccard index of 0.07).</w:t>
+      </w:r>
+    </w:p>
+    <w:p>
+      <w:pPr>
+        <w:pStyle w:val="BodyText"/>
+      </w:pPr>
+      <w:r>
+        <w:t xml:space="preserve">Based on subjective instinct, I’ll suggest the below defaults.</w:t>
+      </w:r>
+    </w:p>
+    <w:tbl>
+      <w:tblPr>
+        <w:tblStyle w:val="Table"/>
+        <w:tblLook w:firstRow="0" w:lastRow="0" w:firstColumn="0" w:lastColumn="0" w:noHBand="0" w:noVBand="0" w:val="0000"/>
+        <w:tblBorders>
+          <w:left w:val="single" w:sz="24" w:space="0" w:color="CC1914"/>
+          <w:right w:val="single" w:sz="4" w:space="0" w:color="CC1914"/>
+          <w:top w:val="single" w:sz="4" w:space="0" w:color="CC1914"/>
+          <w:bottom w:val="single" w:sz="4" w:space="0" w:color="CC1914"/>
+        </w:tblBorders>
+        <w:tblCellMar>
+          <w:left w:w="144" w:type="dxa"/>
+          <w:right w:w="144" w:type="dxa"/>
+        </w:tblCellMar>
+        <w:tblInd w:w="164" w:type="dxa"/>
+        <w:tblW w:type="pct" w:w="100%"/>
+      </w:tblPr>
+      <w:tr>
+        <w:trPr>
+          <w:cantSplit/>
+        </w:trPr>
+        <w:tc>
+          <w:tcPr>
+            <w:shd w:color="auto" w:fill="f7dddc" w:val="clear"/>
+            <w:tcMar>
+              <w:top w:w="92" w:type="dxa"/>
+              <w:bottom w:w="92" w:type="dxa"/>
+            </w:tcMar>
+          </w:tcPr>
+          <w:p>
+            <w:pPr>
+              <w:pStyle w:val="BodyText"/>
+            </w:pPr>
+            <w:pPr>
+              <w:spacing w:before="0" w:after="0"/>
+              <w:textAlignment w:val="center"/>
+            </w:pPr>
+            <w:r>
+              <w:drawing>
+                <wp:inline>
+                  <wp:extent cx="152400" cy="152400"/>
+                  <wp:effectExtent b="0" l="0" r="0" t="0"/>
+                  <wp:docPr descr="" title="" id="85" name="Picture"/>
+                  <a:graphic>
+                    <a:graphicData uri="http://schemas.openxmlformats.org/drawingml/2006/picture">
+                      <pic:pic>
+                        <pic:nvPicPr>
+                          <pic:cNvPr descr="C:\Users\crn4\AppData\Local\Apps\Quarto\share\formats\docx\important.png" id="86" name="Picture"/>
+                          <pic:cNvPicPr>
+                            <a:picLocks noChangeArrowheads="1" noChangeAspect="1"/>
+                          </pic:cNvPicPr>
+                        </pic:nvPicPr>
+                        <pic:blipFill>
+                          <a:blip r:embed="rId52"/>
+                          <a:stretch>
+                            <a:fillRect/>
+                          </a:stretch>
+                        </pic:blipFill>
+                        <pic:spPr bwMode="auto">
+                          <a:xfrm>
+                            <a:off x="0" y="0"/>
+                            <a:ext cx="152400" cy="152400"/>
+                          </a:xfrm>
+                          <a:prstGeom prst="rect">
+                            <a:avLst/>
+                          </a:prstGeom>
+                          <a:noFill/>
+                          <a:ln w="9525">
+                            <a:noFill/>
+                            <a:headEnd/>
+                            <a:tailEnd/>
+                          </a:ln>
+                        </pic:spPr>
+                      </pic:pic>
+                    </a:graphicData>
+                  </a:graphic>
+                </wp:inline>
+              </w:drawing>
+            </w:r>
+            <w:r>
+              <w:t xml:space="preserve"> </w:t>
+            </w:r>
+            <w:r>
+              <w:t xml:space="preserve"> </w:t>
+            </w:r>
+            <w:r>
+              <w:t xml:space="preserve">Proposed thresholds</w:t>
+            </w:r>
+          </w:p>
+        </w:tc>
+      </w:tr>
+      <w:tr>
+        <w:trPr>
+          <w:cantSplit/>
+        </w:trPr>
+        <w:tc>
+          <w:tcPr>
+            <w:tcMar>
+              <w:top w:w="108" w:type="dxa"/>
+              <w:bottom w:w="108" w:type="dxa"/>
+            </w:tcMar>
+          </w:tcPr>
+          <w:p>
+            <w:pPr>
+              <w:pStyle w:val="BodyText"/>
+            </w:pPr>
+            <w:pPr>
+              <w:spacing w:before="16"/>
+            </w:pPr>
+            <w:r>
+              <w:t xml:space="preserve">From experience, reviews only ever downgraded by one level. As the variation in estimates is more indicative of a change in conclusions, I propose the following threshold structure:</w:t>
+            </w:r>
+          </w:p>
+          <w:p>
+            <w:pPr>
+              <w:numPr>
+                <w:ilvl w:val="0"/>
+                <w:numId w:val="1043"/>
+              </w:numPr>
+            </w:pPr>
+            <w:r>
+              <w:t xml:space="preserve">If the variation in estimates is 0.8 or higher (i.e., fewer than 1 in 5</w:t>
+            </w:r>
+            <w:r>
+              <w:t xml:space="preserve"> </w:t>
+            </w:r>
+            <w:r>
+              <w:t xml:space="preserve">‘disagree’</w:t>
+            </w:r>
+            <w:r>
+              <w:t xml:space="preserve">), then don’t downgrade for inconsistency (i.e., the level of overlap doesn’t matter). If it is below 0.8, then consider the overlap:</w:t>
+            </w:r>
+          </w:p>
+          <w:p>
+            <w:pPr>
+              <w:pStyle w:val="Compact"/>
+              <w:numPr>
+                <w:ilvl w:val="1"/>
+                <w:numId w:val="1044"/>
+              </w:numPr>
+            </w:pPr>
+            <w:r>
+              <w:t xml:space="preserve">If the Jaccard index is lower than 0.4, then downgrade by one level for inconsistency (based on previous reviews).</w:t>
+            </w:r>
+          </w:p>
+          <w:p>
+            <w:pPr>
+              <w:pStyle w:val="FirstParagraph"/>
+            </w:pPr>
+            <w:pPr>
+              <w:spacing w:after="16"/>
+            </w:pPr>
+            <w:r>
+              <w:t xml:space="preserve">The autoadjust option will work by first adjusting the estimate variation, and then the Jaccard index.</w:t>
+            </w:r>
+          </w:p>
+        </w:tc>
+      </w:tr>
+    </w:tbl>
+    <w:bookmarkEnd w:id="87"/>
+    <w:bookmarkEnd w:id="88"/>
+    <w:bookmarkStart w:id="89" w:name="subgroup-consideration"/>
     <w:p>
       <w:pPr>
         <w:pStyle w:val="Heading2"/>
@@ -11039,19 +16480,3185 @@
         <w:t xml:space="preserve">5.3 Subgroup consideration</w:t>
       </w:r>
     </w:p>
-    <w:bookmarkEnd w:id="85"/>
-    <w:bookmarkEnd w:id="86"/>
-    <w:bookmarkStart w:id="99" w:name="references"/>
+    <w:p>
+      <w:pPr>
+        <w:pStyle w:val="FirstParagraph"/>
+      </w:pPr>
+      <w:r>
+        <w:t xml:space="preserve">GRADE guidance suggests that when inconsistency is due to known variables, that the results should be presented by such subgroupings, and inconsistency to be assessed within each group. There isn’t a subgroup option within the inconsistency function itself, however, when combining all the functions together to create the</w:t>
+      </w:r>
+      <w:r>
+        <w:t xml:space="preserve"> </w:t>
+      </w:r>
+      <w:r>
+        <w:t xml:space="preserve">‘main’</w:t>
+      </w:r>
+      <w:r>
+        <w:t xml:space="preserve"> </w:t>
+      </w:r>
+      <w:r>
+        <w:t xml:space="preserve">function, a subgroup option will be available (as it’s assumed that the reviewers already know of variables that result in inconsistency).</w:t>
+      </w:r>
+    </w:p>
+    <w:bookmarkEnd w:id="89"/>
+    <w:bookmarkEnd w:id="90"/>
+    <w:bookmarkStart w:id="91" w:name="publication-bias"/>
     <w:p>
       <w:pPr>
         <w:pStyle w:val="Heading1"/>
       </w:pPr>
       <w:r>
-        <w:t xml:space="preserve">6. References</w:t>
-      </w:r>
-    </w:p>
-    <w:bookmarkStart w:id="98" w:name="refs"/>
-    <w:bookmarkStart w:id="88" w:name="ref-guyatt2025"/>
+        <w:t xml:space="preserve">6. Publication bias</w:t>
+      </w:r>
+    </w:p>
+    <w:p>
+      <w:pPr>
+        <w:pStyle w:val="FirstParagraph"/>
+      </w:pPr>
+      <w:r>
+        <w:t xml:space="preserve">The following criteria were encouraged by both Stewart et al</w:t>
+      </w:r>
+      <w:r>
+        <w:rPr>
+          <w:vertAlign w:val="superscript"/>
+        </w:rPr>
+        <w:t xml:space="preserve">5</w:t>
+      </w:r>
+      <w:r>
+        <w:t xml:space="preserve"> </w:t>
+      </w:r>
+      <w:r>
+        <w:t xml:space="preserve">and GRADE guidance</w:t>
+      </w:r>
+      <w:r>
+        <w:rPr>
+          <w:vertAlign w:val="superscript"/>
+        </w:rPr>
+        <w:t xml:space="preserve">2</w:t>
+      </w:r>
+      <w:r>
+        <w:t xml:space="preserve">:</w:t>
+      </w:r>
+    </w:p>
+    <w:p>
+      <w:pPr>
+        <w:numPr>
+          <w:ilvl w:val="0"/>
+          <w:numId w:val="1045"/>
+        </w:numPr>
+      </w:pPr>
+      <w:r>
+        <w:t xml:space="preserve">Discrepancies between published and unpublished data</w:t>
+      </w:r>
+    </w:p>
+    <w:p>
+      <w:pPr>
+        <w:numPr>
+          <w:ilvl w:val="0"/>
+          <w:numId w:val="1045"/>
+        </w:numPr>
+      </w:pPr>
+      <w:r>
+        <w:t xml:space="preserve">Industry influence</w:t>
+      </w:r>
+    </w:p>
+    <w:p>
+      <w:pPr>
+        <w:numPr>
+          <w:ilvl w:val="0"/>
+          <w:numId w:val="1045"/>
+        </w:numPr>
+      </w:pPr>
+      <w:r>
+        <w:t xml:space="preserve">Search integrity</w:t>
+      </w:r>
+    </w:p>
+    <w:p>
+      <w:pPr>
+        <w:numPr>
+          <w:ilvl w:val="0"/>
+          <w:numId w:val="1045"/>
+        </w:numPr>
+      </w:pPr>
+      <w:r>
+        <w:t xml:space="preserve">Funnel plot statistics</w:t>
+      </w:r>
+    </w:p>
+    <w:p>
+      <w:pPr>
+        <w:pStyle w:val="FirstParagraph"/>
+      </w:pPr>
+      <w:r>
+        <w:t xml:space="preserve">The first three points are unlikely to change across a living review and are very nuanced, as such, they will simply be yes/no questions as per indirectness. To make a start, we’ll just look at funnel plot statistic where there are 5 or more studies. We can use either the Cochrane examples of Stewart et al</w:t>
+      </w:r>
+      <w:r>
+        <w:rPr>
+          <w:vertAlign w:val="superscript"/>
+        </w:rPr>
+        <w:t xml:space="preserve">5</w:t>
+      </w:r>
+      <w:r>
+        <w:t xml:space="preserve"> </w:t>
+      </w:r>
+      <w:r>
+        <w:t xml:space="preserve">network thresholds to define a default threshold.</w:t>
+      </w:r>
+    </w:p>
+    <w:p>
+      <w:pPr>
+        <w:pStyle w:val="BodyText"/>
+      </w:pPr>
+      <w:r>
+        <w:t xml:space="preserve">Let’s see what the Egger’s test statistic is for each dataset we have.</w:t>
+      </w:r>
+    </w:p>
+    <w:tbl>
+      <w:tblPr>
+        <w:tblStyle w:val="Table"/>
+        <w:tblW w:type="pct" w:w="5000"/>
+        <w:tblLayout w:type="fixed"/>
+        <w:tblLook w:firstRow="1" w:lastRow="0" w:firstColumn="0" w:lastColumn="0" w:noHBand="0" w:noVBand="0" w:val="0020"/>
+      </w:tblPr>
+      <w:tblGrid>
+        <w:gridCol w:w="2747"/>
+        <w:gridCol w:w="888"/>
+        <w:gridCol w:w="1535"/>
+        <w:gridCol w:w="2182"/>
+        <w:gridCol w:w="565"/>
+      </w:tblGrid>
+      <w:tr>
+        <w:trPr>
+          <w:tblHeader w:val="on"/>
+        </w:trPr>
+        <w:tc>
+          <w:tcPr/>
+          <w:p>
+            <w:pPr>
+              <w:pStyle w:val="Compact"/>
+              <w:jc w:val="left"/>
+            </w:pPr>
+            <w:r>
+              <w:t xml:space="preserve">Review</w:t>
+            </w:r>
+          </w:p>
+        </w:tc>
+        <w:tc>
+          <w:tcPr/>
+          <w:p>
+            <w:pPr>
+              <w:pStyle w:val="Compact"/>
+              <w:jc w:val="left"/>
+            </w:pPr>
+            <w:r>
+              <w:t xml:space="preserve">Version</w:t>
+            </w:r>
+          </w:p>
+        </w:tc>
+        <w:tc>
+          <w:tcPr/>
+          <w:p>
+            <w:pPr>
+              <w:pStyle w:val="Compact"/>
+              <w:jc w:val="left"/>
+            </w:pPr>
+            <w:r>
+              <w:t xml:space="preserve">Outcome</w:t>
+            </w:r>
+          </w:p>
+        </w:tc>
+        <w:tc>
+          <w:tcPr/>
+          <w:p>
+            <w:pPr>
+              <w:pStyle w:val="Compact"/>
+              <w:jc w:val="right"/>
+            </w:pPr>
+            <w:r>
+              <w:t xml:space="preserve">Downgrade Publication bias</w:t>
+            </w:r>
+          </w:p>
+        </w:tc>
+        <w:tc>
+          <w:tcPr/>
+          <w:p>
+            <w:pPr>
+              <w:pStyle w:val="Compact"/>
+              <w:jc w:val="right"/>
+            </w:pPr>
+            <w:r>
+              <w:t xml:space="preserve">Eggers</w:t>
+            </w:r>
+          </w:p>
+        </w:tc>
+      </w:tr>
+      <w:tr>
+        <w:tc>
+          <w:tcPr/>
+          <w:p>
+            <w:pPr>
+              <w:pStyle w:val="Compact"/>
+              <w:jc w:val="left"/>
+            </w:pPr>
+            <w:r>
+              <w:t xml:space="preserve">Janus kinase inhibitors COVID-19</w:t>
+            </w:r>
+          </w:p>
+        </w:tc>
+        <w:tc>
+          <w:tcPr/>
+          <w:p>
+            <w:pPr>
+              <w:pStyle w:val="Compact"/>
+              <w:jc w:val="left"/>
+            </w:pPr>
+            <w:r>
+              <w:t xml:space="preserve">2022-06-01</w:t>
+            </w:r>
+          </w:p>
+        </w:tc>
+        <w:tc>
+          <w:tcPr/>
+          <w:p>
+            <w:pPr>
+              <w:pStyle w:val="Compact"/>
+              <w:jc w:val="left"/>
+            </w:pPr>
+            <w:r>
+              <w:t xml:space="preserve">Mortality28</w:t>
+            </w:r>
+          </w:p>
+        </w:tc>
+        <w:tc>
+          <w:tcPr/>
+          <w:p>
+            <w:pPr>
+              <w:pStyle w:val="Compact"/>
+              <w:jc w:val="right"/>
+            </w:pPr>
+            <w:r>
+              <w:t xml:space="preserve">0</w:t>
+            </w:r>
+          </w:p>
+        </w:tc>
+        <w:tc>
+          <w:tcPr/>
+          <w:p>
+            <w:pPr>
+              <w:pStyle w:val="Compact"/>
+              <w:jc w:val="right"/>
+            </w:pPr>
+            <w:r>
+              <w:t xml:space="preserve">0.02</w:t>
+            </w:r>
+          </w:p>
+        </w:tc>
+      </w:tr>
+      <w:tr>
+        <w:tc>
+          <w:tcPr/>
+          <w:p>
+            <w:pPr>
+              <w:pStyle w:val="Compact"/>
+              <w:jc w:val="left"/>
+            </w:pPr>
+            <w:r>
+              <w:t xml:space="preserve">Convalescent plasma</w:t>
+            </w:r>
+          </w:p>
+        </w:tc>
+        <w:tc>
+          <w:tcPr/>
+          <w:p>
+            <w:pPr>
+              <w:pStyle w:val="Compact"/>
+              <w:jc w:val="left"/>
+            </w:pPr>
+            <w:r>
+              <w:t xml:space="preserve">2023-02-01</w:t>
+            </w:r>
+          </w:p>
+        </w:tc>
+        <w:tc>
+          <w:tcPr/>
+          <w:p>
+            <w:pPr>
+              <w:pStyle w:val="Compact"/>
+              <w:jc w:val="left"/>
+            </w:pPr>
+            <w:r>
+              <w:t xml:space="preserve">Mortality</w:t>
+            </w:r>
+          </w:p>
+        </w:tc>
+        <w:tc>
+          <w:tcPr/>
+          <w:p>
+            <w:pPr>
+              <w:pStyle w:val="Compact"/>
+              <w:jc w:val="right"/>
+            </w:pPr>
+            <w:r>
+              <w:t xml:space="preserve">0</w:t>
+            </w:r>
+          </w:p>
+        </w:tc>
+        <w:tc>
+          <w:tcPr/>
+          <w:p>
+            <w:pPr>
+              <w:pStyle w:val="Compact"/>
+              <w:jc w:val="right"/>
+            </w:pPr>
+            <w:r>
+              <w:t xml:space="preserve">0.06</w:t>
+            </w:r>
+          </w:p>
+        </w:tc>
+      </w:tr>
+      <w:tr>
+        <w:tc>
+          <w:tcPr/>
+          <w:p>
+            <w:pPr>
+              <w:pStyle w:val="Compact"/>
+              <w:jc w:val="left"/>
+            </w:pPr>
+            <w:r>
+              <w:t xml:space="preserve">Convalescent plasma</w:t>
+            </w:r>
+          </w:p>
+        </w:tc>
+        <w:tc>
+          <w:tcPr/>
+          <w:p>
+            <w:pPr>
+              <w:pStyle w:val="Compact"/>
+              <w:jc w:val="left"/>
+            </w:pPr>
+            <w:r>
+              <w:t xml:space="preserve">2021-05-01</w:t>
+            </w:r>
+          </w:p>
+        </w:tc>
+        <w:tc>
+          <w:tcPr/>
+          <w:p>
+            <w:pPr>
+              <w:pStyle w:val="Compact"/>
+              <w:jc w:val="left"/>
+            </w:pPr>
+            <w:r>
+              <w:t xml:space="preserve">Mortality</w:t>
+            </w:r>
+          </w:p>
+        </w:tc>
+        <w:tc>
+          <w:tcPr/>
+          <w:p>
+            <w:pPr>
+              <w:pStyle w:val="Compact"/>
+              <w:jc w:val="right"/>
+            </w:pPr>
+            <w:r>
+              <w:t xml:space="preserve">0</w:t>
+            </w:r>
+          </w:p>
+        </w:tc>
+        <w:tc>
+          <w:tcPr/>
+          <w:p>
+            <w:pPr>
+              <w:pStyle w:val="Compact"/>
+              <w:jc w:val="right"/>
+            </w:pPr>
+            <w:r>
+              <w:t xml:space="preserve">0.07</w:t>
+            </w:r>
+          </w:p>
+        </w:tc>
+      </w:tr>
+      <w:tr>
+        <w:tc>
+          <w:tcPr/>
+          <w:p>
+            <w:pPr>
+              <w:pStyle w:val="Compact"/>
+              <w:jc w:val="left"/>
+            </w:pPr>
+            <w:r>
+              <w:t xml:space="preserve">Convalescent plasma</w:t>
+            </w:r>
+          </w:p>
+        </w:tc>
+        <w:tc>
+          <w:tcPr/>
+          <w:p>
+            <w:pPr>
+              <w:pStyle w:val="Compact"/>
+              <w:jc w:val="left"/>
+            </w:pPr>
+            <w:r>
+              <w:t xml:space="preserve">2023-02-01</w:t>
+            </w:r>
+          </w:p>
+        </w:tc>
+        <w:tc>
+          <w:tcPr/>
+          <w:p>
+            <w:pPr>
+              <w:pStyle w:val="Compact"/>
+              <w:jc w:val="left"/>
+            </w:pPr>
+            <w:r>
+              <w:t xml:space="preserve">Worsening</w:t>
+            </w:r>
+          </w:p>
+        </w:tc>
+        <w:tc>
+          <w:tcPr/>
+          <w:p>
+            <w:pPr>
+              <w:pStyle w:val="Compact"/>
+              <w:jc w:val="right"/>
+            </w:pPr>
+            <w:r>
+              <w:t xml:space="preserve">0</w:t>
+            </w:r>
+          </w:p>
+        </w:tc>
+        <w:tc>
+          <w:tcPr/>
+          <w:p>
+            <w:pPr>
+              <w:pStyle w:val="Compact"/>
+              <w:jc w:val="right"/>
+            </w:pPr>
+            <w:r>
+              <w:t xml:space="preserve">0.19</w:t>
+            </w:r>
+          </w:p>
+        </w:tc>
+      </w:tr>
+      <w:tr>
+        <w:tc>
+          <w:tcPr/>
+          <w:p>
+            <w:pPr>
+              <w:pStyle w:val="Compact"/>
+              <w:jc w:val="left"/>
+            </w:pPr>
+            <w:r>
+              <w:t xml:space="preserve">Oral anticoagulation</w:t>
+            </w:r>
+          </w:p>
+        </w:tc>
+        <w:tc>
+          <w:tcPr/>
+          <w:p>
+            <w:pPr>
+              <w:pStyle w:val="Compact"/>
+              <w:jc w:val="left"/>
+            </w:pPr>
+            <w:r>
+              <w:t xml:space="preserve">2021-10-01</w:t>
+            </w:r>
+          </w:p>
+        </w:tc>
+        <w:tc>
+          <w:tcPr/>
+          <w:p>
+            <w:pPr>
+              <w:pStyle w:val="Compact"/>
+              <w:jc w:val="left"/>
+            </w:pPr>
+            <w:r>
+              <w:t xml:space="preserve">Mortality12</w:t>
+            </w:r>
+          </w:p>
+        </w:tc>
+        <w:tc>
+          <w:tcPr/>
+          <w:p>
+            <w:pPr>
+              <w:pStyle w:val="Compact"/>
+              <w:jc w:val="right"/>
+            </w:pPr>
+            <w:r>
+              <w:t xml:space="preserve">0</w:t>
+            </w:r>
+          </w:p>
+        </w:tc>
+        <w:tc>
+          <w:tcPr/>
+          <w:p>
+            <w:pPr>
+              <w:pStyle w:val="Compact"/>
+              <w:jc w:val="right"/>
+            </w:pPr>
+            <w:r>
+              <w:t xml:space="preserve">0.24</w:t>
+            </w:r>
+          </w:p>
+        </w:tc>
+      </w:tr>
+      <w:tr>
+        <w:tc>
+          <w:tcPr/>
+          <w:p>
+            <w:pPr>
+              <w:pStyle w:val="Compact"/>
+              <w:jc w:val="left"/>
+            </w:pPr>
+            <w:r>
+              <w:t xml:space="preserve">Convalescent plasma</w:t>
+            </w:r>
+          </w:p>
+        </w:tc>
+        <w:tc>
+          <w:tcPr/>
+          <w:p>
+            <w:pPr>
+              <w:pStyle w:val="Compact"/>
+              <w:jc w:val="left"/>
+            </w:pPr>
+            <w:r>
+              <w:t xml:space="preserve">2023-02-01</w:t>
+            </w:r>
+          </w:p>
+        </w:tc>
+        <w:tc>
+          <w:tcPr/>
+          <w:p>
+            <w:pPr>
+              <w:pStyle w:val="Compact"/>
+              <w:jc w:val="left"/>
+            </w:pPr>
+            <w:r>
+              <w:t xml:space="preserve">Improvement</w:t>
+            </w:r>
+          </w:p>
+        </w:tc>
+        <w:tc>
+          <w:tcPr/>
+          <w:p>
+            <w:pPr>
+              <w:pStyle w:val="Compact"/>
+              <w:jc w:val="right"/>
+            </w:pPr>
+            <w:r>
+              <w:t xml:space="preserve">0</w:t>
+            </w:r>
+          </w:p>
+        </w:tc>
+        <w:tc>
+          <w:tcPr/>
+          <w:p>
+            <w:pPr>
+              <w:pStyle w:val="Compact"/>
+              <w:jc w:val="right"/>
+            </w:pPr>
+            <w:r>
+              <w:t xml:space="preserve">0.26</w:t>
+            </w:r>
+          </w:p>
+        </w:tc>
+      </w:tr>
+      <w:tr>
+        <w:tc>
+          <w:tcPr/>
+          <w:p>
+            <w:pPr>
+              <w:pStyle w:val="Compact"/>
+              <w:jc w:val="left"/>
+            </w:pPr>
+            <w:r>
+              <w:t xml:space="preserve">Systemic corticosteroids COVID-19</w:t>
+            </w:r>
+          </w:p>
+        </w:tc>
+        <w:tc>
+          <w:tcPr/>
+          <w:p>
+            <w:pPr>
+              <w:pStyle w:val="Compact"/>
+              <w:jc w:val="left"/>
+            </w:pPr>
+            <w:r>
+              <w:t xml:space="preserve">2022-11-01</w:t>
+            </w:r>
+          </w:p>
+        </w:tc>
+        <w:tc>
+          <w:tcPr/>
+          <w:p>
+            <w:pPr>
+              <w:pStyle w:val="Compact"/>
+              <w:jc w:val="left"/>
+            </w:pPr>
+            <w:r>
+              <w:t xml:space="preserve">Mortality30</w:t>
+            </w:r>
+          </w:p>
+        </w:tc>
+        <w:tc>
+          <w:tcPr/>
+          <w:p>
+            <w:pPr>
+              <w:pStyle w:val="Compact"/>
+              <w:jc w:val="right"/>
+            </w:pPr>
+            <w:r>
+              <w:t xml:space="preserve">0</w:t>
+            </w:r>
+          </w:p>
+        </w:tc>
+        <w:tc>
+          <w:tcPr/>
+          <w:p>
+            <w:pPr>
+              <w:pStyle w:val="Compact"/>
+              <w:jc w:val="right"/>
+            </w:pPr>
+            <w:r>
+              <w:t xml:space="preserve">0.80</w:t>
+            </w:r>
+          </w:p>
+        </w:tc>
+      </w:tr>
+      <w:tr>
+        <w:tc>
+          <w:tcPr/>
+          <w:p>
+            <w:pPr>
+              <w:pStyle w:val="Compact"/>
+              <w:jc w:val="left"/>
+            </w:pPr>
+            <w:r>
+              <w:t xml:space="preserve">Non-small cell lung cancer</w:t>
+            </w:r>
+          </w:p>
+        </w:tc>
+        <w:tc>
+          <w:tcPr/>
+          <w:p>
+            <w:pPr>
+              <w:pStyle w:val="Compact"/>
+              <w:jc w:val="left"/>
+            </w:pPr>
+            <w:r>
+              <w:t xml:space="preserve">2021-04-01</w:t>
+            </w:r>
+          </w:p>
+        </w:tc>
+        <w:tc>
+          <w:tcPr/>
+          <w:p>
+            <w:pPr>
+              <w:pStyle w:val="Compact"/>
+              <w:jc w:val="left"/>
+            </w:pPr>
+            <w:r>
+              <w:t xml:space="preserve">AEs</w:t>
+            </w:r>
+          </w:p>
+        </w:tc>
+        <w:tc>
+          <w:tcPr/>
+          <w:p>
+            <w:pPr>
+              <w:pStyle w:val="Compact"/>
+              <w:jc w:val="right"/>
+            </w:pPr>
+            <w:r>
+              <w:t xml:space="preserve">0</w:t>
+            </w:r>
+          </w:p>
+        </w:tc>
+        <w:tc>
+          <w:tcPr/>
+          <w:p>
+            <w:pPr>
+              <w:pStyle w:val="Compact"/>
+              <w:jc w:val="right"/>
+            </w:pPr>
+            <w:r>
+              <w:t xml:space="preserve">0.81</w:t>
+            </w:r>
+          </w:p>
+        </w:tc>
+      </w:tr>
+      <w:tr>
+        <w:tc>
+          <w:tcPr/>
+          <w:p>
+            <w:pPr>
+              <w:pStyle w:val="Compact"/>
+              <w:jc w:val="left"/>
+            </w:pPr>
+            <w:r>
+              <w:t xml:space="preserve">Convalescent plasma</w:t>
+            </w:r>
+          </w:p>
+        </w:tc>
+        <w:tc>
+          <w:tcPr/>
+          <w:p>
+            <w:pPr>
+              <w:pStyle w:val="Compact"/>
+              <w:jc w:val="left"/>
+            </w:pPr>
+            <w:r>
+              <w:t xml:space="preserve">2023-02-01</w:t>
+            </w:r>
+          </w:p>
+        </w:tc>
+        <w:tc>
+          <w:tcPr/>
+          <w:p>
+            <w:pPr>
+              <w:pStyle w:val="Compact"/>
+              <w:jc w:val="left"/>
+            </w:pPr>
+            <w:r>
+              <w:t xml:space="preserve">SAEs</w:t>
+            </w:r>
+          </w:p>
+        </w:tc>
+        <w:tc>
+          <w:tcPr/>
+          <w:p>
+            <w:pPr>
+              <w:pStyle w:val="Compact"/>
+              <w:jc w:val="right"/>
+            </w:pPr>
+            <w:r>
+              <w:t xml:space="preserve">1</w:t>
+            </w:r>
+          </w:p>
+        </w:tc>
+        <w:tc>
+          <w:tcPr/>
+          <w:p>
+            <w:pPr>
+              <w:pStyle w:val="Compact"/>
+              <w:jc w:val="right"/>
+            </w:pPr>
+            <w:r>
+              <w:t xml:space="preserve">0.86</w:t>
+            </w:r>
+          </w:p>
+        </w:tc>
+      </w:tr>
+      <w:tr>
+        <w:tc>
+          <w:tcPr/>
+          <w:p>
+            <w:pPr>
+              <w:pStyle w:val="Compact"/>
+              <w:jc w:val="left"/>
+            </w:pPr>
+            <w:r>
+              <w:t xml:space="preserve">Chronic rhinosinusitis</w:t>
+            </w:r>
+          </w:p>
+        </w:tc>
+        <w:tc>
+          <w:tcPr/>
+          <w:p>
+            <w:pPr>
+              <w:pStyle w:val="Compact"/>
+              <w:jc w:val="left"/>
+            </w:pPr>
+            <w:r>
+              <w:t xml:space="preserve">2021-03-01</w:t>
+            </w:r>
+          </w:p>
+        </w:tc>
+        <w:tc>
+          <w:tcPr/>
+          <w:p>
+            <w:pPr>
+              <w:pStyle w:val="Compact"/>
+              <w:jc w:val="left"/>
+            </w:pPr>
+            <w:r>
+              <w:t xml:space="preserve">QoL</w:t>
+            </w:r>
+          </w:p>
+        </w:tc>
+        <w:tc>
+          <w:tcPr/>
+          <w:p>
+            <w:pPr>
+              <w:pStyle w:val="Compact"/>
+              <w:jc w:val="right"/>
+            </w:pPr>
+            <w:r>
+              <w:t xml:space="preserve">0</w:t>
+            </w:r>
+          </w:p>
+        </w:tc>
+        <w:tc>
+          <w:tcPr/>
+          <w:p>
+            <w:pPr>
+              <w:pStyle w:val="Compact"/>
+              <w:jc w:val="right"/>
+            </w:pPr>
+            <w:r>
+              <w:t xml:space="preserve">NA</w:t>
+            </w:r>
+          </w:p>
+        </w:tc>
+      </w:tr>
+      <w:tr>
+        <w:tc>
+          <w:tcPr/>
+          <w:p>
+            <w:pPr>
+              <w:pStyle w:val="Compact"/>
+              <w:jc w:val="left"/>
+            </w:pPr>
+            <w:r>
+              <w:t xml:space="preserve">Chronic rhinosinusitis</w:t>
+            </w:r>
+          </w:p>
+        </w:tc>
+        <w:tc>
+          <w:tcPr/>
+          <w:p>
+            <w:pPr>
+              <w:pStyle w:val="Compact"/>
+              <w:jc w:val="left"/>
+            </w:pPr>
+            <w:r>
+              <w:t xml:space="preserve">2021-03-01</w:t>
+            </w:r>
+          </w:p>
+        </w:tc>
+        <w:tc>
+          <w:tcPr/>
+          <w:p>
+            <w:pPr>
+              <w:pStyle w:val="Compact"/>
+              <w:jc w:val="left"/>
+            </w:pPr>
+            <w:r>
+              <w:t xml:space="preserve">VAS</w:t>
+            </w:r>
+          </w:p>
+        </w:tc>
+        <w:tc>
+          <w:tcPr/>
+          <w:p>
+            <w:pPr>
+              <w:pStyle w:val="Compact"/>
+              <w:jc w:val="right"/>
+            </w:pPr>
+            <w:r>
+              <w:t xml:space="preserve">0</w:t>
+            </w:r>
+          </w:p>
+        </w:tc>
+        <w:tc>
+          <w:tcPr/>
+          <w:p>
+            <w:pPr>
+              <w:pStyle w:val="Compact"/>
+              <w:jc w:val="right"/>
+            </w:pPr>
+            <w:r>
+              <w:t xml:space="preserve">NA</w:t>
+            </w:r>
+          </w:p>
+        </w:tc>
+      </w:tr>
+      <w:tr>
+        <w:tc>
+          <w:tcPr/>
+          <w:p>
+            <w:pPr>
+              <w:pStyle w:val="Compact"/>
+              <w:jc w:val="left"/>
+            </w:pPr>
+            <w:r>
+              <w:t xml:space="preserve">Chronic rhinosinusitis</w:t>
+            </w:r>
+          </w:p>
+        </w:tc>
+        <w:tc>
+          <w:tcPr/>
+          <w:p>
+            <w:pPr>
+              <w:pStyle w:val="Compact"/>
+              <w:jc w:val="left"/>
+            </w:pPr>
+            <w:r>
+              <w:t xml:space="preserve">2021-03-01</w:t>
+            </w:r>
+          </w:p>
+        </w:tc>
+        <w:tc>
+          <w:tcPr/>
+          <w:p>
+            <w:pPr>
+              <w:pStyle w:val="Compact"/>
+              <w:jc w:val="left"/>
+            </w:pPr>
+            <w:r>
+              <w:t xml:space="preserve">SAEs</w:t>
+            </w:r>
+          </w:p>
+        </w:tc>
+        <w:tc>
+          <w:tcPr/>
+          <w:p>
+            <w:pPr>
+              <w:pStyle w:val="Compact"/>
+              <w:jc w:val="right"/>
+            </w:pPr>
+            <w:r>
+              <w:t xml:space="preserve">0</w:t>
+            </w:r>
+          </w:p>
+        </w:tc>
+        <w:tc>
+          <w:tcPr/>
+          <w:p>
+            <w:pPr>
+              <w:pStyle w:val="Compact"/>
+              <w:jc w:val="right"/>
+            </w:pPr>
+            <w:r>
+              <w:t xml:space="preserve">NA</w:t>
+            </w:r>
+          </w:p>
+        </w:tc>
+      </w:tr>
+      <w:tr>
+        <w:tc>
+          <w:tcPr/>
+          <w:p>
+            <w:pPr>
+              <w:pStyle w:val="Compact"/>
+              <w:jc w:val="left"/>
+            </w:pPr>
+            <w:r>
+              <w:t xml:space="preserve">Chronic rhinosinusitis</w:t>
+            </w:r>
+          </w:p>
+        </w:tc>
+        <w:tc>
+          <w:tcPr/>
+          <w:p>
+            <w:pPr>
+              <w:pStyle w:val="Compact"/>
+              <w:jc w:val="left"/>
+            </w:pPr>
+            <w:r>
+              <w:t xml:space="preserve">2021-03-01</w:t>
+            </w:r>
+          </w:p>
+        </w:tc>
+        <w:tc>
+          <w:tcPr/>
+          <w:p>
+            <w:pPr>
+              <w:pStyle w:val="Compact"/>
+              <w:jc w:val="left"/>
+            </w:pPr>
+            <w:r>
+              <w:t xml:space="preserve">Avoidance</w:t>
+            </w:r>
+          </w:p>
+        </w:tc>
+        <w:tc>
+          <w:tcPr/>
+          <w:p>
+            <w:pPr>
+              <w:pStyle w:val="Compact"/>
+              <w:jc w:val="right"/>
+            </w:pPr>
+            <w:r>
+              <w:t xml:space="preserve">0</w:t>
+            </w:r>
+          </w:p>
+        </w:tc>
+        <w:tc>
+          <w:tcPr/>
+          <w:p>
+            <w:pPr>
+              <w:pStyle w:val="Compact"/>
+              <w:jc w:val="right"/>
+            </w:pPr>
+            <w:r>
+              <w:t xml:space="preserve">NA</w:t>
+            </w:r>
+          </w:p>
+        </w:tc>
+      </w:tr>
+      <w:tr>
+        <w:tc>
+          <w:tcPr/>
+          <w:p>
+            <w:pPr>
+              <w:pStyle w:val="Compact"/>
+              <w:jc w:val="left"/>
+            </w:pPr>
+            <w:r>
+              <w:t xml:space="preserve">Chronic rhinosinusitis</w:t>
+            </w:r>
+          </w:p>
+        </w:tc>
+        <w:tc>
+          <w:tcPr/>
+          <w:p>
+            <w:pPr>
+              <w:pStyle w:val="Compact"/>
+              <w:jc w:val="left"/>
+            </w:pPr>
+            <w:r>
+              <w:t xml:space="preserve">2021-03-01</w:t>
+            </w:r>
+          </w:p>
+        </w:tc>
+        <w:tc>
+          <w:tcPr/>
+          <w:p>
+            <w:pPr>
+              <w:pStyle w:val="Compact"/>
+              <w:jc w:val="left"/>
+            </w:pPr>
+            <w:r>
+              <w:t xml:space="preserve">AEs</w:t>
+            </w:r>
+          </w:p>
+        </w:tc>
+        <w:tc>
+          <w:tcPr/>
+          <w:p>
+            <w:pPr>
+              <w:pStyle w:val="Compact"/>
+              <w:jc w:val="right"/>
+            </w:pPr>
+            <w:r>
+              <w:t xml:space="preserve">0</w:t>
+            </w:r>
+          </w:p>
+        </w:tc>
+        <w:tc>
+          <w:tcPr/>
+          <w:p>
+            <w:pPr>
+              <w:pStyle w:val="Compact"/>
+              <w:jc w:val="right"/>
+            </w:pPr>
+            <w:r>
+              <w:t xml:space="preserve">NA</w:t>
+            </w:r>
+          </w:p>
+        </w:tc>
+      </w:tr>
+      <w:tr>
+        <w:tc>
+          <w:tcPr/>
+          <w:p>
+            <w:pPr>
+              <w:pStyle w:val="Compact"/>
+              <w:jc w:val="left"/>
+            </w:pPr>
+            <w:r>
+              <w:t xml:space="preserve">Colchicine COVID-19</w:t>
+            </w:r>
+          </w:p>
+        </w:tc>
+        <w:tc>
+          <w:tcPr/>
+          <w:p>
+            <w:pPr>
+              <w:pStyle w:val="Compact"/>
+              <w:jc w:val="left"/>
+            </w:pPr>
+            <w:r>
+              <w:t xml:space="preserve">2021-10-01</w:t>
+            </w:r>
+          </w:p>
+        </w:tc>
+        <w:tc>
+          <w:tcPr/>
+          <w:p>
+            <w:pPr>
+              <w:pStyle w:val="Compact"/>
+              <w:jc w:val="left"/>
+            </w:pPr>
+            <w:r>
+              <w:t xml:space="preserve">Mortality</w:t>
+            </w:r>
+          </w:p>
+        </w:tc>
+        <w:tc>
+          <w:tcPr/>
+          <w:p>
+            <w:pPr>
+              <w:pStyle w:val="Compact"/>
+              <w:jc w:val="right"/>
+            </w:pPr>
+            <w:r>
+              <w:t xml:space="preserve">0</w:t>
+            </w:r>
+          </w:p>
+        </w:tc>
+        <w:tc>
+          <w:tcPr/>
+          <w:p>
+            <w:pPr>
+              <w:pStyle w:val="Compact"/>
+              <w:jc w:val="right"/>
+            </w:pPr>
+            <w:r>
+              <w:t xml:space="preserve">NA</w:t>
+            </w:r>
+          </w:p>
+        </w:tc>
+      </w:tr>
+      <w:tr>
+        <w:tc>
+          <w:tcPr/>
+          <w:p>
+            <w:pPr>
+              <w:pStyle w:val="Compact"/>
+              <w:jc w:val="left"/>
+            </w:pPr>
+            <w:r>
+              <w:t xml:space="preserve">Colchicine COVID-19</w:t>
+            </w:r>
+          </w:p>
+        </w:tc>
+        <w:tc>
+          <w:tcPr/>
+          <w:p>
+            <w:pPr>
+              <w:pStyle w:val="Compact"/>
+              <w:jc w:val="left"/>
+            </w:pPr>
+            <w:r>
+              <w:t xml:space="preserve">2021-10-01</w:t>
+            </w:r>
+          </w:p>
+        </w:tc>
+        <w:tc>
+          <w:tcPr/>
+          <w:p>
+            <w:pPr>
+              <w:pStyle w:val="Compact"/>
+              <w:jc w:val="left"/>
+            </w:pPr>
+            <w:r>
+              <w:t xml:space="preserve">Worsening</w:t>
+            </w:r>
+          </w:p>
+        </w:tc>
+        <w:tc>
+          <w:tcPr/>
+          <w:p>
+            <w:pPr>
+              <w:pStyle w:val="Compact"/>
+              <w:jc w:val="right"/>
+            </w:pPr>
+            <w:r>
+              <w:t xml:space="preserve">0</w:t>
+            </w:r>
+          </w:p>
+        </w:tc>
+        <w:tc>
+          <w:tcPr/>
+          <w:p>
+            <w:pPr>
+              <w:pStyle w:val="Compact"/>
+              <w:jc w:val="right"/>
+            </w:pPr>
+            <w:r>
+              <w:t xml:space="preserve">NA</w:t>
+            </w:r>
+          </w:p>
+        </w:tc>
+      </w:tr>
+      <w:tr>
+        <w:tc>
+          <w:tcPr/>
+          <w:p>
+            <w:pPr>
+              <w:pStyle w:val="Compact"/>
+              <w:jc w:val="left"/>
+            </w:pPr>
+            <w:r>
+              <w:t xml:space="preserve">Convalescent plasma</w:t>
+            </w:r>
+          </w:p>
+        </w:tc>
+        <w:tc>
+          <w:tcPr/>
+          <w:p>
+            <w:pPr>
+              <w:pStyle w:val="Compact"/>
+              <w:jc w:val="left"/>
+            </w:pPr>
+            <w:r>
+              <w:t xml:space="preserve">2021-05-01</w:t>
+            </w:r>
+          </w:p>
+        </w:tc>
+        <w:tc>
+          <w:tcPr/>
+          <w:p>
+            <w:pPr>
+              <w:pStyle w:val="Compact"/>
+              <w:jc w:val="left"/>
+            </w:pPr>
+            <w:r>
+              <w:t xml:space="preserve">AEs</w:t>
+            </w:r>
+          </w:p>
+        </w:tc>
+        <w:tc>
+          <w:tcPr/>
+          <w:p>
+            <w:pPr>
+              <w:pStyle w:val="Compact"/>
+              <w:jc w:val="right"/>
+            </w:pPr>
+            <w:r>
+              <w:t xml:space="preserve">1</w:t>
+            </w:r>
+          </w:p>
+        </w:tc>
+        <w:tc>
+          <w:tcPr/>
+          <w:p>
+            <w:pPr>
+              <w:pStyle w:val="Compact"/>
+              <w:jc w:val="right"/>
+            </w:pPr>
+            <w:r>
+              <w:t xml:space="preserve">NA</w:t>
+            </w:r>
+          </w:p>
+        </w:tc>
+      </w:tr>
+      <w:tr>
+        <w:tc>
+          <w:tcPr/>
+          <w:p>
+            <w:pPr>
+              <w:pStyle w:val="Compact"/>
+              <w:jc w:val="left"/>
+            </w:pPr>
+            <w:r>
+              <w:t xml:space="preserve">Ivermectin COVID-19</w:t>
+            </w:r>
+          </w:p>
+        </w:tc>
+        <w:tc>
+          <w:tcPr/>
+          <w:p>
+            <w:pPr>
+              <w:pStyle w:val="Compact"/>
+              <w:jc w:val="left"/>
+            </w:pPr>
+            <w:r>
+              <w:t xml:space="preserve">2022-06-01</w:t>
+            </w:r>
+          </w:p>
+        </w:tc>
+        <w:tc>
+          <w:tcPr/>
+          <w:p>
+            <w:pPr>
+              <w:pStyle w:val="Compact"/>
+              <w:jc w:val="left"/>
+            </w:pPr>
+            <w:r>
+              <w:t xml:space="preserve">Mortality</w:t>
+            </w:r>
+          </w:p>
+        </w:tc>
+        <w:tc>
+          <w:tcPr/>
+          <w:p>
+            <w:pPr>
+              <w:pStyle w:val="Compact"/>
+              <w:jc w:val="right"/>
+            </w:pPr>
+            <w:r>
+              <w:t xml:space="preserve">0</w:t>
+            </w:r>
+          </w:p>
+        </w:tc>
+        <w:tc>
+          <w:tcPr/>
+          <w:p>
+            <w:pPr>
+              <w:pStyle w:val="Compact"/>
+              <w:jc w:val="right"/>
+            </w:pPr>
+            <w:r>
+              <w:t xml:space="preserve">NA</w:t>
+            </w:r>
+          </w:p>
+        </w:tc>
+      </w:tr>
+      <w:tr>
+        <w:tc>
+          <w:tcPr/>
+          <w:p>
+            <w:pPr>
+              <w:pStyle w:val="Compact"/>
+              <w:jc w:val="left"/>
+            </w:pPr>
+            <w:r>
+              <w:t xml:space="preserve">Ivermectin COVID-19</w:t>
+            </w:r>
+          </w:p>
+        </w:tc>
+        <w:tc>
+          <w:tcPr/>
+          <w:p>
+            <w:pPr>
+              <w:pStyle w:val="Compact"/>
+              <w:jc w:val="left"/>
+            </w:pPr>
+            <w:r>
+              <w:t xml:space="preserve">2021-07-01</w:t>
+            </w:r>
+          </w:p>
+        </w:tc>
+        <w:tc>
+          <w:tcPr/>
+          <w:p>
+            <w:pPr>
+              <w:pStyle w:val="Compact"/>
+              <w:jc w:val="left"/>
+            </w:pPr>
+            <w:r>
+              <w:t xml:space="preserve">Mortality</w:t>
+            </w:r>
+          </w:p>
+        </w:tc>
+        <w:tc>
+          <w:tcPr/>
+          <w:p>
+            <w:pPr>
+              <w:pStyle w:val="Compact"/>
+              <w:jc w:val="right"/>
+            </w:pPr>
+            <w:r>
+              <w:t xml:space="preserve">0</w:t>
+            </w:r>
+          </w:p>
+        </w:tc>
+        <w:tc>
+          <w:tcPr/>
+          <w:p>
+            <w:pPr>
+              <w:pStyle w:val="Compact"/>
+              <w:jc w:val="right"/>
+            </w:pPr>
+            <w:r>
+              <w:t xml:space="preserve">NA</w:t>
+            </w:r>
+          </w:p>
+        </w:tc>
+      </w:tr>
+      <w:tr>
+        <w:tc>
+          <w:tcPr/>
+          <w:p>
+            <w:pPr>
+              <w:pStyle w:val="Compact"/>
+              <w:jc w:val="left"/>
+            </w:pPr>
+            <w:r>
+              <w:t xml:space="preserve">Ivermectin COVID-19</w:t>
+            </w:r>
+          </w:p>
+        </w:tc>
+        <w:tc>
+          <w:tcPr/>
+          <w:p>
+            <w:pPr>
+              <w:pStyle w:val="Compact"/>
+              <w:jc w:val="left"/>
+            </w:pPr>
+            <w:r>
+              <w:t xml:space="preserve">2022-06-01</w:t>
+            </w:r>
+          </w:p>
+        </w:tc>
+        <w:tc>
+          <w:tcPr/>
+          <w:p>
+            <w:pPr>
+              <w:pStyle w:val="Compact"/>
+              <w:jc w:val="left"/>
+            </w:pPr>
+            <w:r>
+              <w:t xml:space="preserve">SAEs</w:t>
+            </w:r>
+          </w:p>
+        </w:tc>
+        <w:tc>
+          <w:tcPr/>
+          <w:p>
+            <w:pPr>
+              <w:pStyle w:val="Compact"/>
+              <w:jc w:val="right"/>
+            </w:pPr>
+            <w:r>
+              <w:t xml:space="preserve">0</w:t>
+            </w:r>
+          </w:p>
+        </w:tc>
+        <w:tc>
+          <w:tcPr/>
+          <w:p>
+            <w:pPr>
+              <w:pStyle w:val="Compact"/>
+              <w:jc w:val="right"/>
+            </w:pPr>
+            <w:r>
+              <w:t xml:space="preserve">NA</w:t>
+            </w:r>
+          </w:p>
+        </w:tc>
+      </w:tr>
+      <w:tr>
+        <w:tc>
+          <w:tcPr/>
+          <w:p>
+            <w:pPr>
+              <w:pStyle w:val="Compact"/>
+              <w:jc w:val="left"/>
+            </w:pPr>
+            <w:r>
+              <w:t xml:space="preserve">Ivermectin COVID-19</w:t>
+            </w:r>
+          </w:p>
+        </w:tc>
+        <w:tc>
+          <w:tcPr/>
+          <w:p>
+            <w:pPr>
+              <w:pStyle w:val="Compact"/>
+              <w:jc w:val="left"/>
+            </w:pPr>
+            <w:r>
+              <w:t xml:space="preserve">2022-06-01</w:t>
+            </w:r>
+          </w:p>
+        </w:tc>
+        <w:tc>
+          <w:tcPr/>
+          <w:p>
+            <w:pPr>
+              <w:pStyle w:val="Compact"/>
+              <w:jc w:val="left"/>
+            </w:pPr>
+            <w:r>
+              <w:t xml:space="preserve">AEs</w:t>
+            </w:r>
+          </w:p>
+        </w:tc>
+        <w:tc>
+          <w:tcPr/>
+          <w:p>
+            <w:pPr>
+              <w:pStyle w:val="Compact"/>
+              <w:jc w:val="right"/>
+            </w:pPr>
+            <w:r>
+              <w:t xml:space="preserve">0</w:t>
+            </w:r>
+          </w:p>
+        </w:tc>
+        <w:tc>
+          <w:tcPr/>
+          <w:p>
+            <w:pPr>
+              <w:pStyle w:val="Compact"/>
+              <w:jc w:val="right"/>
+            </w:pPr>
+            <w:r>
+              <w:t xml:space="preserve">NA</w:t>
+            </w:r>
+          </w:p>
+        </w:tc>
+      </w:tr>
+      <w:tr>
+        <w:tc>
+          <w:tcPr/>
+          <w:p>
+            <w:pPr>
+              <w:pStyle w:val="Compact"/>
+              <w:jc w:val="left"/>
+            </w:pPr>
+            <w:r>
+              <w:t xml:space="preserve">Ivermectin COVID-19</w:t>
+            </w:r>
+          </w:p>
+        </w:tc>
+        <w:tc>
+          <w:tcPr/>
+          <w:p>
+            <w:pPr>
+              <w:pStyle w:val="Compact"/>
+              <w:jc w:val="left"/>
+            </w:pPr>
+            <w:r>
+              <w:t xml:space="preserve">2022-06-01</w:t>
+            </w:r>
+          </w:p>
+        </w:tc>
+        <w:tc>
+          <w:tcPr/>
+          <w:p>
+            <w:pPr>
+              <w:pStyle w:val="Compact"/>
+              <w:jc w:val="left"/>
+            </w:pPr>
+            <w:r>
+              <w:t xml:space="preserve">Viral clearance</w:t>
+            </w:r>
+          </w:p>
+        </w:tc>
+        <w:tc>
+          <w:tcPr/>
+          <w:p>
+            <w:pPr>
+              <w:pStyle w:val="Compact"/>
+              <w:jc w:val="right"/>
+            </w:pPr>
+            <w:r>
+              <w:t xml:space="preserve">0</w:t>
+            </w:r>
+          </w:p>
+        </w:tc>
+        <w:tc>
+          <w:tcPr/>
+          <w:p>
+            <w:pPr>
+              <w:pStyle w:val="Compact"/>
+              <w:jc w:val="right"/>
+            </w:pPr>
+            <w:r>
+              <w:t xml:space="preserve">NA</w:t>
+            </w:r>
+          </w:p>
+        </w:tc>
+      </w:tr>
+      <w:tr>
+        <w:tc>
+          <w:tcPr/>
+          <w:p>
+            <w:pPr>
+              <w:pStyle w:val="Compact"/>
+              <w:jc w:val="left"/>
+            </w:pPr>
+            <w:r>
+              <w:t xml:space="preserve">Oral anticoagulation</w:t>
+            </w:r>
+          </w:p>
+        </w:tc>
+        <w:tc>
+          <w:tcPr/>
+          <w:p>
+            <w:pPr>
+              <w:pStyle w:val="Compact"/>
+              <w:jc w:val="left"/>
+            </w:pPr>
+            <w:r>
+              <w:t xml:space="preserve">2021-10-01</w:t>
+            </w:r>
+          </w:p>
+        </w:tc>
+        <w:tc>
+          <w:tcPr/>
+          <w:p>
+            <w:pPr>
+              <w:pStyle w:val="Compact"/>
+              <w:jc w:val="left"/>
+            </w:pPr>
+            <w:r>
+              <w:t xml:space="preserve">Mortality6</w:t>
+            </w:r>
+          </w:p>
+        </w:tc>
+        <w:tc>
+          <w:tcPr/>
+          <w:p>
+            <w:pPr>
+              <w:pStyle w:val="Compact"/>
+              <w:jc w:val="right"/>
+            </w:pPr>
+            <w:r>
+              <w:t xml:space="preserve">0</w:t>
+            </w:r>
+          </w:p>
+        </w:tc>
+        <w:tc>
+          <w:tcPr/>
+          <w:p>
+            <w:pPr>
+              <w:pStyle w:val="Compact"/>
+              <w:jc w:val="right"/>
+            </w:pPr>
+            <w:r>
+              <w:t xml:space="preserve">NA</w:t>
+            </w:r>
+          </w:p>
+        </w:tc>
+      </w:tr>
+      <w:tr>
+        <w:tc>
+          <w:tcPr/>
+          <w:p>
+            <w:pPr>
+              <w:pStyle w:val="Compact"/>
+              <w:jc w:val="left"/>
+            </w:pPr>
+            <w:r>
+              <w:t xml:space="preserve">Oral anticoagulation</w:t>
+            </w:r>
+          </w:p>
+        </w:tc>
+        <w:tc>
+          <w:tcPr/>
+          <w:p>
+            <w:pPr>
+              <w:pStyle w:val="Compact"/>
+              <w:jc w:val="left"/>
+            </w:pPr>
+            <w:r>
+              <w:t xml:space="preserve">2021-10-01</w:t>
+            </w:r>
+          </w:p>
+        </w:tc>
+        <w:tc>
+          <w:tcPr/>
+          <w:p>
+            <w:pPr>
+              <w:pStyle w:val="Compact"/>
+              <w:jc w:val="left"/>
+            </w:pPr>
+            <w:r>
+              <w:t xml:space="preserve">Major bleeding</w:t>
+            </w:r>
+          </w:p>
+        </w:tc>
+        <w:tc>
+          <w:tcPr/>
+          <w:p>
+            <w:pPr>
+              <w:pStyle w:val="Compact"/>
+              <w:jc w:val="right"/>
+            </w:pPr>
+            <w:r>
+              <w:t xml:space="preserve">0</w:t>
+            </w:r>
+          </w:p>
+        </w:tc>
+        <w:tc>
+          <w:tcPr/>
+          <w:p>
+            <w:pPr>
+              <w:pStyle w:val="Compact"/>
+              <w:jc w:val="right"/>
+            </w:pPr>
+            <w:r>
+              <w:t xml:space="preserve">NA</w:t>
+            </w:r>
+          </w:p>
+        </w:tc>
+      </w:tr>
+      <w:tr>
+        <w:tc>
+          <w:tcPr/>
+          <w:p>
+            <w:pPr>
+              <w:pStyle w:val="Compact"/>
+              <w:jc w:val="left"/>
+            </w:pPr>
+            <w:r>
+              <w:t xml:space="preserve">Oral anticoagulation</w:t>
+            </w:r>
+          </w:p>
+        </w:tc>
+        <w:tc>
+          <w:tcPr/>
+          <w:p>
+            <w:pPr>
+              <w:pStyle w:val="Compact"/>
+              <w:jc w:val="left"/>
+            </w:pPr>
+            <w:r>
+              <w:t xml:space="preserve">2021-10-01</w:t>
+            </w:r>
+          </w:p>
+        </w:tc>
+        <w:tc>
+          <w:tcPr/>
+          <w:p>
+            <w:pPr>
+              <w:pStyle w:val="Compact"/>
+              <w:jc w:val="left"/>
+            </w:pPr>
+            <w:r>
+              <w:t xml:space="preserve">Minor bleeding</w:t>
+            </w:r>
+          </w:p>
+        </w:tc>
+        <w:tc>
+          <w:tcPr/>
+          <w:p>
+            <w:pPr>
+              <w:pStyle w:val="Compact"/>
+              <w:jc w:val="right"/>
+            </w:pPr>
+            <w:r>
+              <w:t xml:space="preserve">0</w:t>
+            </w:r>
+          </w:p>
+        </w:tc>
+        <w:tc>
+          <w:tcPr/>
+          <w:p>
+            <w:pPr>
+              <w:pStyle w:val="Compact"/>
+              <w:jc w:val="right"/>
+            </w:pPr>
+            <w:r>
+              <w:t xml:space="preserve">NA</w:t>
+            </w:r>
+          </w:p>
+        </w:tc>
+      </w:tr>
+      <w:tr>
+        <w:tc>
+          <w:tcPr/>
+          <w:p>
+            <w:pPr>
+              <w:pStyle w:val="Compact"/>
+              <w:jc w:val="left"/>
+            </w:pPr>
+            <w:r>
+              <w:t xml:space="preserve">Remdesivir COVID-19</w:t>
+            </w:r>
+          </w:p>
+        </w:tc>
+        <w:tc>
+          <w:tcPr/>
+          <w:p>
+            <w:pPr>
+              <w:pStyle w:val="Compact"/>
+              <w:jc w:val="left"/>
+            </w:pPr>
+            <w:r>
+              <w:t xml:space="preserve">2023-01-01</w:t>
+            </w:r>
+          </w:p>
+        </w:tc>
+        <w:tc>
+          <w:tcPr/>
+          <w:p>
+            <w:pPr>
+              <w:pStyle w:val="Compact"/>
+              <w:jc w:val="left"/>
+            </w:pPr>
+            <w:r>
+              <w:t xml:space="preserve">Mortality</w:t>
+            </w:r>
+          </w:p>
+        </w:tc>
+        <w:tc>
+          <w:tcPr/>
+          <w:p>
+            <w:pPr>
+              <w:pStyle w:val="Compact"/>
+              <w:jc w:val="right"/>
+            </w:pPr>
+            <w:r>
+              <w:t xml:space="preserve">0</w:t>
+            </w:r>
+          </w:p>
+        </w:tc>
+        <w:tc>
+          <w:tcPr/>
+          <w:p>
+            <w:pPr>
+              <w:pStyle w:val="Compact"/>
+              <w:jc w:val="right"/>
+            </w:pPr>
+            <w:r>
+              <w:t xml:space="preserve">NA</w:t>
+            </w:r>
+          </w:p>
+        </w:tc>
+      </w:tr>
+      <w:tr>
+        <w:tc>
+          <w:tcPr/>
+          <w:p>
+            <w:pPr>
+              <w:pStyle w:val="Compact"/>
+              <w:jc w:val="left"/>
+            </w:pPr>
+            <w:r>
+              <w:t xml:space="preserve">Remdesivir COVID-19</w:t>
+            </w:r>
+          </w:p>
+        </w:tc>
+        <w:tc>
+          <w:tcPr/>
+          <w:p>
+            <w:pPr>
+              <w:pStyle w:val="Compact"/>
+              <w:jc w:val="left"/>
+            </w:pPr>
+            <w:r>
+              <w:t xml:space="preserve">2023-01-01</w:t>
+            </w:r>
+          </w:p>
+        </w:tc>
+        <w:tc>
+          <w:tcPr/>
+          <w:p>
+            <w:pPr>
+              <w:pStyle w:val="Compact"/>
+              <w:jc w:val="left"/>
+            </w:pPr>
+            <w:r>
+              <w:t xml:space="preserve">AEs</w:t>
+            </w:r>
+          </w:p>
+        </w:tc>
+        <w:tc>
+          <w:tcPr/>
+          <w:p>
+            <w:pPr>
+              <w:pStyle w:val="Compact"/>
+              <w:jc w:val="right"/>
+            </w:pPr>
+            <w:r>
+              <w:t xml:space="preserve">0</w:t>
+            </w:r>
+          </w:p>
+        </w:tc>
+        <w:tc>
+          <w:tcPr/>
+          <w:p>
+            <w:pPr>
+              <w:pStyle w:val="Compact"/>
+              <w:jc w:val="right"/>
+            </w:pPr>
+            <w:r>
+              <w:t xml:space="preserve">NA</w:t>
+            </w:r>
+          </w:p>
+        </w:tc>
+      </w:tr>
+      <w:tr>
+        <w:tc>
+          <w:tcPr/>
+          <w:p>
+            <w:pPr>
+              <w:pStyle w:val="Compact"/>
+              <w:jc w:val="left"/>
+            </w:pPr>
+            <w:r>
+              <w:t xml:space="preserve">Remdesivir COVID-19</w:t>
+            </w:r>
+          </w:p>
+        </w:tc>
+        <w:tc>
+          <w:tcPr/>
+          <w:p>
+            <w:pPr>
+              <w:pStyle w:val="Compact"/>
+              <w:jc w:val="left"/>
+            </w:pPr>
+            <w:r>
+              <w:t xml:space="preserve">2023-01-01</w:t>
+            </w:r>
+          </w:p>
+        </w:tc>
+        <w:tc>
+          <w:tcPr/>
+          <w:p>
+            <w:pPr>
+              <w:pStyle w:val="Compact"/>
+              <w:jc w:val="left"/>
+            </w:pPr>
+            <w:r>
+              <w:t xml:space="preserve">SAEs</w:t>
+            </w:r>
+          </w:p>
+        </w:tc>
+        <w:tc>
+          <w:tcPr/>
+          <w:p>
+            <w:pPr>
+              <w:pStyle w:val="Compact"/>
+              <w:jc w:val="right"/>
+            </w:pPr>
+            <w:r>
+              <w:t xml:space="preserve">0</w:t>
+            </w:r>
+          </w:p>
+        </w:tc>
+        <w:tc>
+          <w:tcPr/>
+          <w:p>
+            <w:pPr>
+              <w:pStyle w:val="Compact"/>
+              <w:jc w:val="right"/>
+            </w:pPr>
+            <w:r>
+              <w:t xml:space="preserve">NA</w:t>
+            </w:r>
+          </w:p>
+        </w:tc>
+      </w:tr>
+      <w:tr>
+        <w:tc>
+          <w:tcPr/>
+          <w:p>
+            <w:pPr>
+              <w:pStyle w:val="Compact"/>
+              <w:jc w:val="left"/>
+            </w:pPr>
+            <w:r>
+              <w:t xml:space="preserve">Remdesivir COVID-19</w:t>
+            </w:r>
+          </w:p>
+        </w:tc>
+        <w:tc>
+          <w:tcPr/>
+          <w:p>
+            <w:pPr>
+              <w:pStyle w:val="Compact"/>
+              <w:jc w:val="left"/>
+            </w:pPr>
+            <w:r>
+              <w:t xml:space="preserve">2021-08-01</w:t>
+            </w:r>
+          </w:p>
+        </w:tc>
+        <w:tc>
+          <w:tcPr/>
+          <w:p>
+            <w:pPr>
+              <w:pStyle w:val="Compact"/>
+              <w:jc w:val="left"/>
+            </w:pPr>
+            <w:r>
+              <w:t xml:space="preserve">AEs</w:t>
+            </w:r>
+          </w:p>
+        </w:tc>
+        <w:tc>
+          <w:tcPr/>
+          <w:p>
+            <w:pPr>
+              <w:pStyle w:val="Compact"/>
+              <w:jc w:val="right"/>
+            </w:pPr>
+            <w:r>
+              <w:t xml:space="preserve">0</w:t>
+            </w:r>
+          </w:p>
+        </w:tc>
+        <w:tc>
+          <w:tcPr/>
+          <w:p>
+            <w:pPr>
+              <w:pStyle w:val="Compact"/>
+              <w:jc w:val="right"/>
+            </w:pPr>
+            <w:r>
+              <w:t xml:space="preserve">NA</w:t>
+            </w:r>
+          </w:p>
+        </w:tc>
+      </w:tr>
+      <w:tr>
+        <w:tc>
+          <w:tcPr/>
+          <w:p>
+            <w:pPr>
+              <w:pStyle w:val="Compact"/>
+              <w:jc w:val="left"/>
+            </w:pPr>
+            <w:r>
+              <w:t xml:space="preserve">Remdesivir COVID-19</w:t>
+            </w:r>
+          </w:p>
+        </w:tc>
+        <w:tc>
+          <w:tcPr/>
+          <w:p>
+            <w:pPr>
+              <w:pStyle w:val="Compact"/>
+              <w:jc w:val="left"/>
+            </w:pPr>
+            <w:r>
+              <w:t xml:space="preserve">2021-08-01</w:t>
+            </w:r>
+          </w:p>
+        </w:tc>
+        <w:tc>
+          <w:tcPr/>
+          <w:p>
+            <w:pPr>
+              <w:pStyle w:val="Compact"/>
+              <w:jc w:val="left"/>
+            </w:pPr>
+            <w:r>
+              <w:t xml:space="preserve">SAEs</w:t>
+            </w:r>
+          </w:p>
+        </w:tc>
+        <w:tc>
+          <w:tcPr/>
+          <w:p>
+            <w:pPr>
+              <w:pStyle w:val="Compact"/>
+              <w:jc w:val="right"/>
+            </w:pPr>
+            <w:r>
+              <w:t xml:space="preserve">0</w:t>
+            </w:r>
+          </w:p>
+        </w:tc>
+        <w:tc>
+          <w:tcPr/>
+          <w:p>
+            <w:pPr>
+              <w:pStyle w:val="Compact"/>
+              <w:jc w:val="right"/>
+            </w:pPr>
+            <w:r>
+              <w:t xml:space="preserve">NA</w:t>
+            </w:r>
+          </w:p>
+        </w:tc>
+      </w:tr>
+      <w:tr>
+        <w:tc>
+          <w:tcPr/>
+          <w:p>
+            <w:pPr>
+              <w:pStyle w:val="Compact"/>
+              <w:jc w:val="left"/>
+            </w:pPr>
+            <w:r>
+              <w:t xml:space="preserve">Systemic corticosteroids COVID-19</w:t>
+            </w:r>
+          </w:p>
+        </w:tc>
+        <w:tc>
+          <w:tcPr/>
+          <w:p>
+            <w:pPr>
+              <w:pStyle w:val="Compact"/>
+              <w:jc w:val="left"/>
+            </w:pPr>
+            <w:r>
+              <w:t xml:space="preserve">2022-11-01</w:t>
+            </w:r>
+          </w:p>
+        </w:tc>
+        <w:tc>
+          <w:tcPr/>
+          <w:p>
+            <w:pPr>
+              <w:pStyle w:val="Compact"/>
+              <w:jc w:val="left"/>
+            </w:pPr>
+            <w:r>
+              <w:t xml:space="preserve">Mortality120</w:t>
+            </w:r>
+          </w:p>
+        </w:tc>
+        <w:tc>
+          <w:tcPr/>
+          <w:p>
+            <w:pPr>
+              <w:pStyle w:val="Compact"/>
+              <w:jc w:val="right"/>
+            </w:pPr>
+            <w:r>
+              <w:t xml:space="preserve">0</w:t>
+            </w:r>
+          </w:p>
+        </w:tc>
+        <w:tc>
+          <w:tcPr/>
+          <w:p>
+            <w:pPr>
+              <w:pStyle w:val="Compact"/>
+              <w:jc w:val="right"/>
+            </w:pPr>
+            <w:r>
+              <w:t xml:space="preserve">NA</w:t>
+            </w:r>
+          </w:p>
+        </w:tc>
+      </w:tr>
+      <w:tr>
+        <w:tc>
+          <w:tcPr/>
+          <w:p>
+            <w:pPr>
+              <w:pStyle w:val="Compact"/>
+              <w:jc w:val="left"/>
+            </w:pPr>
+            <w:r>
+              <w:t xml:space="preserve">Inhaled corticosteroids COVID-19</w:t>
+            </w:r>
+          </w:p>
+        </w:tc>
+        <w:tc>
+          <w:tcPr/>
+          <w:p>
+            <w:pPr>
+              <w:pStyle w:val="Compact"/>
+              <w:jc w:val="left"/>
+            </w:pPr>
+            <w:r>
+              <w:t xml:space="preserve">2022-03-01</w:t>
+            </w:r>
+          </w:p>
+        </w:tc>
+        <w:tc>
+          <w:tcPr/>
+          <w:p>
+            <w:pPr>
+              <w:pStyle w:val="Compact"/>
+              <w:jc w:val="left"/>
+            </w:pPr>
+            <w:r>
+              <w:t xml:space="preserve">Mortality</w:t>
+            </w:r>
+          </w:p>
+        </w:tc>
+        <w:tc>
+          <w:tcPr/>
+          <w:p>
+            <w:pPr>
+              <w:pStyle w:val="Compact"/>
+              <w:jc w:val="right"/>
+            </w:pPr>
+            <w:r>
+              <w:t xml:space="preserve">0</w:t>
+            </w:r>
+          </w:p>
+        </w:tc>
+        <w:tc>
+          <w:tcPr/>
+          <w:p>
+            <w:pPr>
+              <w:pStyle w:val="Compact"/>
+              <w:jc w:val="right"/>
+            </w:pPr>
+            <w:r>
+              <w:t xml:space="preserve">NA</w:t>
+            </w:r>
+          </w:p>
+        </w:tc>
+      </w:tr>
+      <w:tr>
+        <w:tc>
+          <w:tcPr/>
+          <w:p>
+            <w:pPr>
+              <w:pStyle w:val="Compact"/>
+              <w:jc w:val="left"/>
+            </w:pPr>
+            <w:r>
+              <w:t xml:space="preserve">Inhaled corticosteroids COVID-19</w:t>
+            </w:r>
+          </w:p>
+        </w:tc>
+        <w:tc>
+          <w:tcPr/>
+          <w:p>
+            <w:pPr>
+              <w:pStyle w:val="Compact"/>
+              <w:jc w:val="left"/>
+            </w:pPr>
+            <w:r>
+              <w:t xml:space="preserve">2022-03-01</w:t>
+            </w:r>
+          </w:p>
+        </w:tc>
+        <w:tc>
+          <w:tcPr/>
+          <w:p>
+            <w:pPr>
+              <w:pStyle w:val="Compact"/>
+              <w:jc w:val="left"/>
+            </w:pPr>
+            <w:r>
+              <w:t xml:space="preserve">Hospital or death</w:t>
+            </w:r>
+          </w:p>
+        </w:tc>
+        <w:tc>
+          <w:tcPr/>
+          <w:p>
+            <w:pPr>
+              <w:pStyle w:val="Compact"/>
+              <w:jc w:val="right"/>
+            </w:pPr>
+            <w:r>
+              <w:t xml:space="preserve">0</w:t>
+            </w:r>
+          </w:p>
+        </w:tc>
+        <w:tc>
+          <w:tcPr/>
+          <w:p>
+            <w:pPr>
+              <w:pStyle w:val="Compact"/>
+              <w:jc w:val="right"/>
+            </w:pPr>
+            <w:r>
+              <w:t xml:space="preserve">NA</w:t>
+            </w:r>
+          </w:p>
+        </w:tc>
+      </w:tr>
+      <w:tr>
+        <w:tc>
+          <w:tcPr/>
+          <w:p>
+            <w:pPr>
+              <w:pStyle w:val="Compact"/>
+              <w:jc w:val="left"/>
+            </w:pPr>
+            <w:r>
+              <w:t xml:space="preserve">Inhaled corticosteroids COVID-19</w:t>
+            </w:r>
+          </w:p>
+        </w:tc>
+        <w:tc>
+          <w:tcPr/>
+          <w:p>
+            <w:pPr>
+              <w:pStyle w:val="Compact"/>
+              <w:jc w:val="left"/>
+            </w:pPr>
+            <w:r>
+              <w:t xml:space="preserve">2022-03-01</w:t>
+            </w:r>
+          </w:p>
+        </w:tc>
+        <w:tc>
+          <w:tcPr/>
+          <w:p>
+            <w:pPr>
+              <w:pStyle w:val="Compact"/>
+              <w:jc w:val="left"/>
+            </w:pPr>
+            <w:r>
+              <w:t xml:space="preserve">Symptom resolution</w:t>
+            </w:r>
+          </w:p>
+        </w:tc>
+        <w:tc>
+          <w:tcPr/>
+          <w:p>
+            <w:pPr>
+              <w:pStyle w:val="Compact"/>
+              <w:jc w:val="right"/>
+            </w:pPr>
+            <w:r>
+              <w:t xml:space="preserve">0</w:t>
+            </w:r>
+          </w:p>
+        </w:tc>
+        <w:tc>
+          <w:tcPr/>
+          <w:p>
+            <w:pPr>
+              <w:pStyle w:val="Compact"/>
+              <w:jc w:val="right"/>
+            </w:pPr>
+            <w:r>
+              <w:t xml:space="preserve">NA</w:t>
+            </w:r>
+          </w:p>
+        </w:tc>
+      </w:tr>
+      <w:tr>
+        <w:tc>
+          <w:tcPr/>
+          <w:p>
+            <w:pPr>
+              <w:pStyle w:val="Compact"/>
+              <w:jc w:val="left"/>
+            </w:pPr>
+            <w:r>
+              <w:t xml:space="preserve">Janus kinase inhibitors COVID-19</w:t>
+            </w:r>
+          </w:p>
+        </w:tc>
+        <w:tc>
+          <w:tcPr/>
+          <w:p>
+            <w:pPr>
+              <w:pStyle w:val="Compact"/>
+              <w:jc w:val="left"/>
+            </w:pPr>
+            <w:r>
+              <w:t xml:space="preserve">2022-06-01</w:t>
+            </w:r>
+          </w:p>
+        </w:tc>
+        <w:tc>
+          <w:tcPr/>
+          <w:p>
+            <w:pPr>
+              <w:pStyle w:val="Compact"/>
+              <w:jc w:val="left"/>
+            </w:pPr>
+            <w:r>
+              <w:t xml:space="preserve">Mortality60</w:t>
+            </w:r>
+          </w:p>
+        </w:tc>
+        <w:tc>
+          <w:tcPr/>
+          <w:p>
+            <w:pPr>
+              <w:pStyle w:val="Compact"/>
+              <w:jc w:val="right"/>
+            </w:pPr>
+            <w:r>
+              <w:t xml:space="preserve">0</w:t>
+            </w:r>
+          </w:p>
+        </w:tc>
+        <w:tc>
+          <w:tcPr/>
+          <w:p>
+            <w:pPr>
+              <w:pStyle w:val="Compact"/>
+              <w:jc w:val="right"/>
+            </w:pPr>
+            <w:r>
+              <w:t xml:space="preserve">NA</w:t>
+            </w:r>
+          </w:p>
+        </w:tc>
+      </w:tr>
+      <w:tr>
+        <w:tc>
+          <w:tcPr/>
+          <w:p>
+            <w:pPr>
+              <w:pStyle w:val="Compact"/>
+              <w:jc w:val="left"/>
+            </w:pPr>
+            <w:r>
+              <w:t xml:space="preserve">Janus kinase inhibitors COVID-19</w:t>
+            </w:r>
+          </w:p>
+        </w:tc>
+        <w:tc>
+          <w:tcPr/>
+          <w:p>
+            <w:pPr>
+              <w:pStyle w:val="Compact"/>
+              <w:jc w:val="left"/>
+            </w:pPr>
+            <w:r>
+              <w:t xml:space="preserve">2022-06-01</w:t>
+            </w:r>
+          </w:p>
+        </w:tc>
+        <w:tc>
+          <w:tcPr/>
+          <w:p>
+            <w:pPr>
+              <w:pStyle w:val="Compact"/>
+              <w:jc w:val="left"/>
+            </w:pPr>
+            <w:r>
+              <w:t xml:space="preserve">AEs</w:t>
+            </w:r>
+          </w:p>
+        </w:tc>
+        <w:tc>
+          <w:tcPr/>
+          <w:p>
+            <w:pPr>
+              <w:pStyle w:val="Compact"/>
+              <w:jc w:val="right"/>
+            </w:pPr>
+            <w:r>
+              <w:t xml:space="preserve">0</w:t>
+            </w:r>
+          </w:p>
+        </w:tc>
+        <w:tc>
+          <w:tcPr/>
+          <w:p>
+            <w:pPr>
+              <w:pStyle w:val="Compact"/>
+              <w:jc w:val="right"/>
+            </w:pPr>
+            <w:r>
+              <w:t xml:space="preserve">NA</w:t>
+            </w:r>
+          </w:p>
+        </w:tc>
+      </w:tr>
+      <w:tr>
+        <w:tc>
+          <w:tcPr/>
+          <w:p>
+            <w:pPr>
+              <w:pStyle w:val="Compact"/>
+              <w:jc w:val="left"/>
+            </w:pPr>
+            <w:r>
+              <w:t xml:space="preserve">Janus kinase inhibitors COVID-19</w:t>
+            </w:r>
+          </w:p>
+        </w:tc>
+        <w:tc>
+          <w:tcPr/>
+          <w:p>
+            <w:pPr>
+              <w:pStyle w:val="Compact"/>
+              <w:jc w:val="left"/>
+            </w:pPr>
+            <w:r>
+              <w:t xml:space="preserve">2022-06-01</w:t>
+            </w:r>
+          </w:p>
+        </w:tc>
+        <w:tc>
+          <w:tcPr/>
+          <w:p>
+            <w:pPr>
+              <w:pStyle w:val="Compact"/>
+              <w:jc w:val="left"/>
+            </w:pPr>
+            <w:r>
+              <w:t xml:space="preserve">SAEs</w:t>
+            </w:r>
+          </w:p>
+        </w:tc>
+        <w:tc>
+          <w:tcPr/>
+          <w:p>
+            <w:pPr>
+              <w:pStyle w:val="Compact"/>
+              <w:jc w:val="right"/>
+            </w:pPr>
+            <w:r>
+              <w:t xml:space="preserve">0</w:t>
+            </w:r>
+          </w:p>
+        </w:tc>
+        <w:tc>
+          <w:tcPr/>
+          <w:p>
+            <w:pPr>
+              <w:pStyle w:val="Compact"/>
+              <w:jc w:val="right"/>
+            </w:pPr>
+            <w:r>
+              <w:t xml:space="preserve">NA</w:t>
+            </w:r>
+          </w:p>
+        </w:tc>
+      </w:tr>
+      <w:tr>
+        <w:tc>
+          <w:tcPr/>
+          <w:p>
+            <w:pPr>
+              <w:pStyle w:val="Compact"/>
+              <w:jc w:val="left"/>
+            </w:pPr>
+            <w:r>
+              <w:t xml:space="preserve">Janus kinase inhibitors COVID-19</w:t>
+            </w:r>
+          </w:p>
+        </w:tc>
+        <w:tc>
+          <w:tcPr/>
+          <w:p>
+            <w:pPr>
+              <w:pStyle w:val="Compact"/>
+              <w:jc w:val="left"/>
+            </w:pPr>
+            <w:r>
+              <w:t xml:space="preserve">2022-06-01</w:t>
+            </w:r>
+          </w:p>
+        </w:tc>
+        <w:tc>
+          <w:tcPr/>
+          <w:p>
+            <w:pPr>
+              <w:pStyle w:val="Compact"/>
+              <w:jc w:val="left"/>
+            </w:pPr>
+            <w:r>
+              <w:t xml:space="preserve">Infection</w:t>
+            </w:r>
+          </w:p>
+        </w:tc>
+        <w:tc>
+          <w:tcPr/>
+          <w:p>
+            <w:pPr>
+              <w:pStyle w:val="Compact"/>
+              <w:jc w:val="right"/>
+            </w:pPr>
+            <w:r>
+              <w:t xml:space="preserve">0</w:t>
+            </w:r>
+          </w:p>
+        </w:tc>
+        <w:tc>
+          <w:tcPr/>
+          <w:p>
+            <w:pPr>
+              <w:pStyle w:val="Compact"/>
+              <w:jc w:val="right"/>
+            </w:pPr>
+            <w:r>
+              <w:t xml:space="preserve">NA</w:t>
+            </w:r>
+          </w:p>
+        </w:tc>
+      </w:tr>
+      <w:tr>
+        <w:tc>
+          <w:tcPr/>
+          <w:p>
+            <w:pPr>
+              <w:pStyle w:val="Compact"/>
+              <w:jc w:val="left"/>
+            </w:pPr>
+            <w:r>
+              <w:t xml:space="preserve">Fluvoxamine COVID-19</w:t>
+            </w:r>
+          </w:p>
+        </w:tc>
+        <w:tc>
+          <w:tcPr/>
+          <w:p>
+            <w:pPr>
+              <w:pStyle w:val="Compact"/>
+              <w:jc w:val="left"/>
+            </w:pPr>
+            <w:r>
+              <w:t xml:space="preserve">2022-09-01</w:t>
+            </w:r>
+          </w:p>
+        </w:tc>
+        <w:tc>
+          <w:tcPr/>
+          <w:p>
+            <w:pPr>
+              <w:pStyle w:val="Compact"/>
+              <w:jc w:val="left"/>
+            </w:pPr>
+            <w:r>
+              <w:t xml:space="preserve">Mortality</w:t>
+            </w:r>
+          </w:p>
+        </w:tc>
+        <w:tc>
+          <w:tcPr/>
+          <w:p>
+            <w:pPr>
+              <w:pStyle w:val="Compact"/>
+              <w:jc w:val="right"/>
+            </w:pPr>
+            <w:r>
+              <w:t xml:space="preserve">0</w:t>
+            </w:r>
+          </w:p>
+        </w:tc>
+        <w:tc>
+          <w:tcPr/>
+          <w:p>
+            <w:pPr>
+              <w:pStyle w:val="Compact"/>
+              <w:jc w:val="right"/>
+            </w:pPr>
+            <w:r>
+              <w:t xml:space="preserve">NA</w:t>
+            </w:r>
+          </w:p>
+        </w:tc>
+      </w:tr>
+      <w:tr>
+        <w:tc>
+          <w:tcPr/>
+          <w:p>
+            <w:pPr>
+              <w:pStyle w:val="Compact"/>
+              <w:jc w:val="left"/>
+            </w:pPr>
+            <w:r>
+              <w:t xml:space="preserve">Fluvoxamine COVID-19</w:t>
+            </w:r>
+          </w:p>
+        </w:tc>
+        <w:tc>
+          <w:tcPr/>
+          <w:p>
+            <w:pPr>
+              <w:pStyle w:val="Compact"/>
+              <w:jc w:val="left"/>
+            </w:pPr>
+            <w:r>
+              <w:t xml:space="preserve">2022-09-01</w:t>
+            </w:r>
+          </w:p>
+        </w:tc>
+        <w:tc>
+          <w:tcPr/>
+          <w:p>
+            <w:pPr>
+              <w:pStyle w:val="Compact"/>
+              <w:jc w:val="left"/>
+            </w:pPr>
+            <w:r>
+              <w:t xml:space="preserve">Hospital or death</w:t>
+            </w:r>
+          </w:p>
+        </w:tc>
+        <w:tc>
+          <w:tcPr/>
+          <w:p>
+            <w:pPr>
+              <w:pStyle w:val="Compact"/>
+              <w:jc w:val="right"/>
+            </w:pPr>
+            <w:r>
+              <w:t xml:space="preserve">0</w:t>
+            </w:r>
+          </w:p>
+        </w:tc>
+        <w:tc>
+          <w:tcPr/>
+          <w:p>
+            <w:pPr>
+              <w:pStyle w:val="Compact"/>
+              <w:jc w:val="right"/>
+            </w:pPr>
+            <w:r>
+              <w:t xml:space="preserve">NA</w:t>
+            </w:r>
+          </w:p>
+        </w:tc>
+      </w:tr>
+      <w:tr>
+        <w:tc>
+          <w:tcPr/>
+          <w:p>
+            <w:pPr>
+              <w:pStyle w:val="Compact"/>
+              <w:jc w:val="left"/>
+            </w:pPr>
+            <w:r>
+              <w:t xml:space="preserve">Fluvoxamine COVID-19</w:t>
+            </w:r>
+          </w:p>
+        </w:tc>
+        <w:tc>
+          <w:tcPr/>
+          <w:p>
+            <w:pPr>
+              <w:pStyle w:val="Compact"/>
+              <w:jc w:val="left"/>
+            </w:pPr>
+            <w:r>
+              <w:t xml:space="preserve">2022-09-01</w:t>
+            </w:r>
+          </w:p>
+        </w:tc>
+        <w:tc>
+          <w:tcPr/>
+          <w:p>
+            <w:pPr>
+              <w:pStyle w:val="Compact"/>
+              <w:jc w:val="left"/>
+            </w:pPr>
+            <w:r>
+              <w:t xml:space="preserve">SAEs</w:t>
+            </w:r>
+          </w:p>
+        </w:tc>
+        <w:tc>
+          <w:tcPr/>
+          <w:p>
+            <w:pPr>
+              <w:pStyle w:val="Compact"/>
+              <w:jc w:val="right"/>
+            </w:pPr>
+            <w:r>
+              <w:t xml:space="preserve">0</w:t>
+            </w:r>
+          </w:p>
+        </w:tc>
+        <w:tc>
+          <w:tcPr/>
+          <w:p>
+            <w:pPr>
+              <w:pStyle w:val="Compact"/>
+              <w:jc w:val="right"/>
+            </w:pPr>
+            <w:r>
+              <w:t xml:space="preserve">NA</w:t>
+            </w:r>
+          </w:p>
+        </w:tc>
+      </w:tr>
+      <w:tr>
+        <w:tc>
+          <w:tcPr/>
+          <w:p>
+            <w:pPr>
+              <w:pStyle w:val="Compact"/>
+              <w:jc w:val="left"/>
+            </w:pPr>
+            <w:r>
+              <w:t xml:space="preserve">Fluvoxamine COVID-19</w:t>
+            </w:r>
+          </w:p>
+        </w:tc>
+        <w:tc>
+          <w:tcPr/>
+          <w:p>
+            <w:pPr>
+              <w:pStyle w:val="Compact"/>
+              <w:jc w:val="left"/>
+            </w:pPr>
+            <w:r>
+              <w:t xml:space="preserve">2022-09-01</w:t>
+            </w:r>
+          </w:p>
+        </w:tc>
+        <w:tc>
+          <w:tcPr/>
+          <w:p>
+            <w:pPr>
+              <w:pStyle w:val="Compact"/>
+              <w:jc w:val="left"/>
+            </w:pPr>
+            <w:r>
+              <w:t xml:space="preserve">AEs</w:t>
+            </w:r>
+          </w:p>
+        </w:tc>
+        <w:tc>
+          <w:tcPr/>
+          <w:p>
+            <w:pPr>
+              <w:pStyle w:val="Compact"/>
+              <w:jc w:val="right"/>
+            </w:pPr>
+            <w:r>
+              <w:t xml:space="preserve">0</w:t>
+            </w:r>
+          </w:p>
+        </w:tc>
+        <w:tc>
+          <w:tcPr/>
+          <w:p>
+            <w:pPr>
+              <w:pStyle w:val="Compact"/>
+              <w:jc w:val="right"/>
+            </w:pPr>
+            <w:r>
+              <w:t xml:space="preserve">NA</w:t>
+            </w:r>
+          </w:p>
+        </w:tc>
+      </w:tr>
+      <w:tr>
+        <w:tc>
+          <w:tcPr/>
+          <w:p>
+            <w:pPr>
+              <w:pStyle w:val="Compact"/>
+              <w:jc w:val="left"/>
+            </w:pPr>
+            <w:r>
+              <w:t xml:space="preserve">Antibiotics COVID-19</w:t>
+            </w:r>
+          </w:p>
+        </w:tc>
+        <w:tc>
+          <w:tcPr/>
+          <w:p>
+            <w:pPr>
+              <w:pStyle w:val="Compact"/>
+              <w:jc w:val="left"/>
+            </w:pPr>
+            <w:r>
+              <w:t xml:space="preserve">2021-10-01</w:t>
+            </w:r>
+          </w:p>
+        </w:tc>
+        <w:tc>
+          <w:tcPr/>
+          <w:p>
+            <w:pPr>
+              <w:pStyle w:val="Compact"/>
+              <w:jc w:val="left"/>
+            </w:pPr>
+            <w:r>
+              <w:t xml:space="preserve">Mortality</w:t>
+            </w:r>
+          </w:p>
+        </w:tc>
+        <w:tc>
+          <w:tcPr/>
+          <w:p>
+            <w:pPr>
+              <w:pStyle w:val="Compact"/>
+              <w:jc w:val="right"/>
+            </w:pPr>
+            <w:r>
+              <w:t xml:space="preserve">0</w:t>
+            </w:r>
+          </w:p>
+        </w:tc>
+        <w:tc>
+          <w:tcPr/>
+          <w:p>
+            <w:pPr>
+              <w:pStyle w:val="Compact"/>
+              <w:jc w:val="right"/>
+            </w:pPr>
+            <w:r>
+              <w:t xml:space="preserve">NA</w:t>
+            </w:r>
+          </w:p>
+        </w:tc>
+      </w:tr>
+      <w:tr>
+        <w:tc>
+          <w:tcPr/>
+          <w:p>
+            <w:pPr>
+              <w:pStyle w:val="Compact"/>
+              <w:jc w:val="left"/>
+            </w:pPr>
+            <w:r>
+              <w:t xml:space="preserve">Antibiotics COVID-19</w:t>
+            </w:r>
+          </w:p>
+        </w:tc>
+        <w:tc>
+          <w:tcPr/>
+          <w:p>
+            <w:pPr>
+              <w:pStyle w:val="Compact"/>
+              <w:jc w:val="left"/>
+            </w:pPr>
+            <w:r>
+              <w:t xml:space="preserve">2021-10-01</w:t>
+            </w:r>
+          </w:p>
+        </w:tc>
+        <w:tc>
+          <w:tcPr/>
+          <w:p>
+            <w:pPr>
+              <w:pStyle w:val="Compact"/>
+              <w:jc w:val="left"/>
+            </w:pPr>
+            <w:r>
+              <w:t xml:space="preserve">Improvement</w:t>
+            </w:r>
+          </w:p>
+        </w:tc>
+        <w:tc>
+          <w:tcPr/>
+          <w:p>
+            <w:pPr>
+              <w:pStyle w:val="Compact"/>
+              <w:jc w:val="right"/>
+            </w:pPr>
+            <w:r>
+              <w:t xml:space="preserve">0</w:t>
+            </w:r>
+          </w:p>
+        </w:tc>
+        <w:tc>
+          <w:tcPr/>
+          <w:p>
+            <w:pPr>
+              <w:pStyle w:val="Compact"/>
+              <w:jc w:val="right"/>
+            </w:pPr>
+            <w:r>
+              <w:t xml:space="preserve">NA</w:t>
+            </w:r>
+          </w:p>
+        </w:tc>
+      </w:tr>
+      <w:tr>
+        <w:tc>
+          <w:tcPr/>
+          <w:p>
+            <w:pPr>
+              <w:pStyle w:val="Compact"/>
+              <w:jc w:val="left"/>
+            </w:pPr>
+            <w:r>
+              <w:t xml:space="preserve">Antibiotics COVID-19</w:t>
+            </w:r>
+          </w:p>
+        </w:tc>
+        <w:tc>
+          <w:tcPr/>
+          <w:p>
+            <w:pPr>
+              <w:pStyle w:val="Compact"/>
+              <w:jc w:val="left"/>
+            </w:pPr>
+            <w:r>
+              <w:t xml:space="preserve">2021-10-01</w:t>
+            </w:r>
+          </w:p>
+        </w:tc>
+        <w:tc>
+          <w:tcPr/>
+          <w:p>
+            <w:pPr>
+              <w:pStyle w:val="Compact"/>
+              <w:jc w:val="left"/>
+            </w:pPr>
+            <w:r>
+              <w:t xml:space="preserve">SAEs</w:t>
+            </w:r>
+          </w:p>
+        </w:tc>
+        <w:tc>
+          <w:tcPr/>
+          <w:p>
+            <w:pPr>
+              <w:pStyle w:val="Compact"/>
+              <w:jc w:val="right"/>
+            </w:pPr>
+            <w:r>
+              <w:t xml:space="preserve">0</w:t>
+            </w:r>
+          </w:p>
+        </w:tc>
+        <w:tc>
+          <w:tcPr/>
+          <w:p>
+            <w:pPr>
+              <w:pStyle w:val="Compact"/>
+              <w:jc w:val="right"/>
+            </w:pPr>
+            <w:r>
+              <w:t xml:space="preserve">NA</w:t>
+            </w:r>
+          </w:p>
+        </w:tc>
+      </w:tr>
+      <w:tr>
+        <w:tc>
+          <w:tcPr/>
+          <w:p>
+            <w:pPr>
+              <w:pStyle w:val="Compact"/>
+              <w:jc w:val="left"/>
+            </w:pPr>
+            <w:r>
+              <w:t xml:space="preserve">Antibiotics COVID-19</w:t>
+            </w:r>
+          </w:p>
+        </w:tc>
+        <w:tc>
+          <w:tcPr/>
+          <w:p>
+            <w:pPr>
+              <w:pStyle w:val="Compact"/>
+              <w:jc w:val="left"/>
+            </w:pPr>
+            <w:r>
+              <w:t xml:space="preserve">2021-10-01</w:t>
+            </w:r>
+          </w:p>
+        </w:tc>
+        <w:tc>
+          <w:tcPr/>
+          <w:p>
+            <w:pPr>
+              <w:pStyle w:val="Compact"/>
+              <w:jc w:val="left"/>
+            </w:pPr>
+            <w:r>
+              <w:t xml:space="preserve">AEs</w:t>
+            </w:r>
+          </w:p>
+        </w:tc>
+        <w:tc>
+          <w:tcPr/>
+          <w:p>
+            <w:pPr>
+              <w:pStyle w:val="Compact"/>
+              <w:jc w:val="right"/>
+            </w:pPr>
+            <w:r>
+              <w:t xml:space="preserve">0</w:t>
+            </w:r>
+          </w:p>
+        </w:tc>
+        <w:tc>
+          <w:tcPr/>
+          <w:p>
+            <w:pPr>
+              <w:pStyle w:val="Compact"/>
+              <w:jc w:val="right"/>
+            </w:pPr>
+            <w:r>
+              <w:t xml:space="preserve">NA</w:t>
+            </w:r>
+          </w:p>
+        </w:tc>
+      </w:tr>
+      <w:tr>
+        <w:tc>
+          <w:tcPr/>
+          <w:p>
+            <w:pPr>
+              <w:pStyle w:val="Compact"/>
+              <w:jc w:val="left"/>
+            </w:pPr>
+            <w:r>
+              <w:t xml:space="preserve">Antibiotics COVID-19</w:t>
+            </w:r>
+          </w:p>
+        </w:tc>
+        <w:tc>
+          <w:tcPr/>
+          <w:p>
+            <w:pPr>
+              <w:pStyle w:val="Compact"/>
+              <w:jc w:val="left"/>
+            </w:pPr>
+            <w:r>
+              <w:t xml:space="preserve">2021-10-01</w:t>
+            </w:r>
+          </w:p>
+        </w:tc>
+        <w:tc>
+          <w:tcPr/>
+          <w:p>
+            <w:pPr>
+              <w:pStyle w:val="Compact"/>
+              <w:jc w:val="left"/>
+            </w:pPr>
+            <w:r>
+              <w:t xml:space="preserve">Arrhythmias</w:t>
+            </w:r>
+          </w:p>
+        </w:tc>
+        <w:tc>
+          <w:tcPr/>
+          <w:p>
+            <w:pPr>
+              <w:pStyle w:val="Compact"/>
+              <w:jc w:val="right"/>
+            </w:pPr>
+            <w:r>
+              <w:t xml:space="preserve">0</w:t>
+            </w:r>
+          </w:p>
+        </w:tc>
+        <w:tc>
+          <w:tcPr/>
+          <w:p>
+            <w:pPr>
+              <w:pStyle w:val="Compact"/>
+              <w:jc w:val="right"/>
+            </w:pPr>
+            <w:r>
+              <w:t xml:space="preserve">NA</w:t>
+            </w:r>
+          </w:p>
+        </w:tc>
+      </w:tr>
+    </w:tbl>
+    <w:p>
+      <w:pPr>
+        <w:pStyle w:val="BodyText"/>
+      </w:pPr>
+      <w:r>
+        <w:t xml:space="preserve">Of the reviews that did have 5 or more studies, all of those with a p-value below 0.85 weren’t downgraded, but one that was above 0.85 (0.86) was downgraded for publication bias. This was the topic of serious adverse events for convalescent plasma (Feb 2023 version). Normally you would expect a threshold of 0.95, but the reviewers stated they suspected publication bias</w:t>
+      </w:r>
+      <w:r>
+        <w:t xml:space="preserve"> </w:t>
+      </w:r>
+      <w:r>
+        <w:t xml:space="preserve">“…because safety outcomes were assessed and reported in most studies for convalescent plasma group only”</w:t>
+      </w:r>
+      <w:r>
+        <w:t xml:space="preserve"> </w:t>
+      </w:r>
+      <w:r>
+        <w:t xml:space="preserve">- so this was due to one of the other factors (they state that they intended to use p &lt; 0.1 as significance). Adverse events was also downgraded for publication bias even though it had less than 5 studies (May 2021 version) due to the same reasons as above.</w:t>
+      </w:r>
+    </w:p>
+    <w:p>
+      <w:pPr>
+        <w:pStyle w:val="BodyText"/>
+      </w:pPr>
+      <w:r>
+        <w:t xml:space="preserve">We will set the</w:t>
+      </w:r>
+      <w:r>
+        <w:t xml:space="preserve"> </w:t>
+      </w:r>
+      <w:r>
+        <w:rPr>
+          <w:b/>
+          <w:bCs/>
+        </w:rPr>
+        <w:t xml:space="preserve">default threshold to be a p-value of 0.9</w:t>
+      </w:r>
+      <w:r>
+        <w:t xml:space="preserve">. However, the final function needs to be able to incorporate downgrading for the other trigger questions.</w:t>
+      </w:r>
+    </w:p>
+    <w:bookmarkEnd w:id="91"/>
+    <w:bookmarkStart w:id="108" w:name="references"/>
+    <w:p>
+      <w:pPr>
+        <w:pStyle w:val="Heading1"/>
+      </w:pPr>
+      <w:r>
+        <w:t xml:space="preserve">7. References</w:t>
+      </w:r>
+    </w:p>
+    <w:bookmarkStart w:id="107" w:name="refs"/>
+    <w:bookmarkStart w:id="93" w:name="ref-guyatt2025"/>
     <w:p>
       <w:pPr>
         <w:pStyle w:val="Bibliography"/>
@@ -11084,7 +19691,7 @@
       <w:r>
         <w:t xml:space="preserve">. 2025;389:e083865. doi:</w:t>
       </w:r>
-      <w:hyperlink r:id="rId87">
+      <w:hyperlink r:id="rId92">
         <w:r>
           <w:rPr>
             <w:rStyle w:val="Hyperlink"/>
@@ -11093,8 +19700,8 @@
         </w:r>
       </w:hyperlink>
     </w:p>
-    <w:bookmarkEnd w:id="88"/>
-    <w:bookmarkStart w:id="89" w:name="ref-schünemann2013"/>
+    <w:bookmarkEnd w:id="93"/>
+    <w:bookmarkStart w:id="94" w:name="ref-schünemann2013"/>
     <w:p>
       <w:pPr>
         <w:pStyle w:val="Bibliography"/>
@@ -11125,8 +19732,8 @@
         <w:t xml:space="preserve">; 2013.</w:t>
       </w:r>
     </w:p>
-    <w:bookmarkEnd w:id="89"/>
-    <w:bookmarkStart w:id="91" w:name="ref-guyatt2011"/>
+    <w:bookmarkEnd w:id="94"/>
+    <w:bookmarkStart w:id="96" w:name="ref-guyatt2011"/>
     <w:p>
       <w:pPr>
         <w:pStyle w:val="Bibliography"/>
@@ -11156,7 +19763,7 @@
       <w:r>
         <w:t xml:space="preserve">. 2011;64(12):1303-1310. doi:</w:t>
       </w:r>
-      <w:hyperlink r:id="rId90">
+      <w:hyperlink r:id="rId95">
         <w:r>
           <w:rPr>
             <w:rStyle w:val="Hyperlink"/>
@@ -11165,8 +19772,8 @@
         </w:r>
       </w:hyperlink>
     </w:p>
-    <w:bookmarkEnd w:id="91"/>
-    <w:bookmarkStart w:id="92" w:name="ref-guyatt2025a"/>
+    <w:bookmarkEnd w:id="96"/>
+    <w:bookmarkStart w:id="97" w:name="ref-guyatt2025a"/>
     <w:p>
       <w:pPr>
         <w:pStyle w:val="Bibliography"/>
@@ -11199,7 +19806,7 @@
       <w:r>
         <w:t xml:space="preserve">. 2025;389:e083865. doi:</w:t>
       </w:r>
-      <w:hyperlink r:id="rId87">
+      <w:hyperlink r:id="rId92">
         <w:r>
           <w:rPr>
             <w:rStyle w:val="Hyperlink"/>
@@ -11208,8 +19815,8 @@
         </w:r>
       </w:hyperlink>
     </w:p>
-    <w:bookmarkEnd w:id="92"/>
-    <w:bookmarkStart w:id="94" w:name="ref-stewart2015"/>
+    <w:bookmarkEnd w:id="97"/>
+    <w:bookmarkStart w:id="99" w:name="ref-stewart2015"/>
     <w:p>
       <w:pPr>
         <w:pStyle w:val="Bibliography"/>
@@ -11239,7 +19846,7 @@
       <w:r>
         <w:t xml:space="preserve">. 2015;10(4):e0114497. doi:</w:t>
       </w:r>
-      <w:hyperlink r:id="rId93">
+      <w:hyperlink r:id="rId98">
         <w:r>
           <w:rPr>
             <w:rStyle w:val="Hyperlink"/>
@@ -11248,8 +19855,8 @@
         </w:r>
       </w:hyperlink>
     </w:p>
-    <w:bookmarkEnd w:id="94"/>
-    <w:bookmarkStart w:id="95" w:name="ref-schünemann2013a"/>
+    <w:bookmarkEnd w:id="99"/>
+    <w:bookmarkStart w:id="100" w:name="ref-schünemann2013a"/>
     <w:p>
       <w:pPr>
         <w:pStyle w:val="Bibliography"/>
@@ -11280,8 +19887,8 @@
         <w:t xml:space="preserve">; 2013.</w:t>
       </w:r>
     </w:p>
-    <w:bookmarkEnd w:id="95"/>
-    <w:bookmarkStart w:id="97" w:name="ref-guyatt2025b"/>
+    <w:bookmarkEnd w:id="100"/>
+    <w:bookmarkStart w:id="102" w:name="ref-guyatt2025b"/>
     <w:p>
       <w:pPr>
         <w:pStyle w:val="Bibliography"/>
@@ -11314,7 +19921,7 @@
       <w:r>
         <w:t xml:space="preserve">. 2025;389:e081905. doi:</w:t>
       </w:r>
-      <w:hyperlink r:id="rId96">
+      <w:hyperlink r:id="rId101">
         <w:r>
           <w:rPr>
             <w:rStyle w:val="Hyperlink"/>
@@ -11323,9 +19930,89 @@
         </w:r>
       </w:hyperlink>
     </w:p>
-    <w:bookmarkEnd w:id="97"/>
-    <w:bookmarkEnd w:id="98"/>
-    <w:bookmarkEnd w:id="99"/>
+    <w:bookmarkEnd w:id="102"/>
+    <w:bookmarkStart w:id="104" w:name="ref-real1996"/>
+    <w:p>
+      <w:pPr>
+        <w:pStyle w:val="Bibliography"/>
+      </w:pPr>
+      <w:r>
+        <w:t xml:space="preserve">8.</w:t>
+      </w:r>
+      <w:r>
+        <w:t xml:space="preserve"> </w:t>
+      </w:r>
+      <w:r>
+        <w:t xml:space="preserve">	</w:t>
+      </w:r>
+      <w:r>
+        <w:t xml:space="preserve">Real R, Vargas JM. The probabilistic basis of jaccard’s index of similarity.</w:t>
+      </w:r>
+      <w:r>
+        <w:t xml:space="preserve"> </w:t>
+      </w:r>
+      <w:r>
+        <w:rPr>
+          <w:i/>
+          <w:iCs/>
+        </w:rPr>
+        <w:t xml:space="preserve">Systematic Biology</w:t>
+      </w:r>
+      <w:r>
+        <w:t xml:space="preserve">. 1996;45(3):380-385. doi:</w:t>
+      </w:r>
+      <w:hyperlink r:id="rId103">
+        <w:r>
+          <w:rPr>
+            <w:rStyle w:val="Hyperlink"/>
+          </w:rPr>
+          <w:t xml:space="preserve">10.1093/sysbio/45.3.380</w:t>
+        </w:r>
+      </w:hyperlink>
+    </w:p>
+    <w:bookmarkEnd w:id="104"/>
+    <w:bookmarkStart w:id="106" w:name="ref-fan2016"/>
+    <w:p>
+      <w:pPr>
+        <w:pStyle w:val="Bibliography"/>
+      </w:pPr>
+      <w:r>
+        <w:t xml:space="preserve">9.</w:t>
+      </w:r>
+      <w:r>
+        <w:t xml:space="preserve"> </w:t>
+      </w:r>
+      <w:r>
+        <w:t xml:space="preserve">	</w:t>
+      </w:r>
+      <w:r>
+        <w:t xml:space="preserve">Fan M, Chou CA. Exploring stability-based voxel selection methods in MVPA using cognitive neuroimaging data: A comprehensive study.</w:t>
+      </w:r>
+      <w:r>
+        <w:t xml:space="preserve"> </w:t>
+      </w:r>
+      <w:r>
+        <w:rPr>
+          <w:i/>
+          <w:iCs/>
+        </w:rPr>
+        <w:t xml:space="preserve">Brain Informatics</w:t>
+      </w:r>
+      <w:r>
+        <w:t xml:space="preserve">. 2016;3(3):193-203. doi:</w:t>
+      </w:r>
+      <w:hyperlink r:id="rId105">
+        <w:r>
+          <w:rPr>
+            <w:rStyle w:val="Hyperlink"/>
+          </w:rPr>
+          <w:t xml:space="preserve">10.1007/s40708-016-0048-0</w:t>
+        </w:r>
+      </w:hyperlink>
+    </w:p>
+    <w:bookmarkEnd w:id="106"/>
+    <w:bookmarkEnd w:id="107"/>
+    <w:bookmarkEnd w:id="108"/>
     <w:sectPr/>
   </w:body>
 </w:document>
@@ -11723,6 +20410,147 @@
     <w:abstractNumId w:val="991"/>
   </w:num>
   <w:num w:numId="1025">
+    <w:abstractNumId w:val="991"/>
+  </w:num>
+  <w:num w:numId="1026">
+    <w:abstractNumId w:val="991"/>
+  </w:num>
+  <w:num w:numId="1027">
+    <w:abstractNumId w:val="991"/>
+  </w:num>
+  <w:num w:numId="1028">
+    <w:abstractNumId w:val="991"/>
+  </w:num>
+  <w:num w:numId="1029">
+    <w:abstractNumId w:val="991"/>
+  </w:num>
+  <w:num w:numId="1030">
+    <w:abstractNumId w:val="991"/>
+  </w:num>
+  <w:num w:numId="1031">
+    <w:abstractNumId w:val="991"/>
+  </w:num>
+  <w:num w:numId="1032">
+    <w:abstractNumId w:val="99411"/>
+    <w:lvlOverride w:ilvl="0">
+      <w:startOverride w:val="1"/>
+    </w:lvlOverride>
+    <w:lvlOverride w:ilvl="1">
+      <w:startOverride w:val="1"/>
+    </w:lvlOverride>
+    <w:lvlOverride w:ilvl="2">
+      <w:startOverride w:val="1"/>
+    </w:lvlOverride>
+    <w:lvlOverride w:ilvl="3">
+      <w:startOverride w:val="1"/>
+    </w:lvlOverride>
+    <w:lvlOverride w:ilvl="4">
+      <w:startOverride w:val="1"/>
+    </w:lvlOverride>
+    <w:lvlOverride w:ilvl="5">
+      <w:startOverride w:val="1"/>
+    </w:lvlOverride>
+    <w:lvlOverride w:ilvl="6">
+      <w:startOverride w:val="1"/>
+    </w:lvlOverride>
+    <w:lvlOverride w:ilvl="7">
+      <w:startOverride w:val="1"/>
+    </w:lvlOverride>
+    <w:lvlOverride w:ilvl="8">
+      <w:startOverride w:val="1"/>
+    </w:lvlOverride>
+  </w:num>
+  <w:num w:numId="1033">
+    <w:abstractNumId w:val="991"/>
+  </w:num>
+  <w:num w:numId="1034">
+    <w:abstractNumId w:val="991"/>
+  </w:num>
+  <w:num w:numId="1035">
+    <w:abstractNumId w:val="991"/>
+  </w:num>
+  <w:num w:numId="1036">
+    <w:abstractNumId w:val="991"/>
+  </w:num>
+  <w:num w:numId="1037">
+    <w:abstractNumId w:val="991"/>
+  </w:num>
+  <w:num w:numId="1038">
+    <w:abstractNumId w:val="991"/>
+  </w:num>
+  <w:num w:numId="1039">
+    <w:abstractNumId w:val="991"/>
+  </w:num>
+  <w:num w:numId="1040">
+    <w:abstractNumId w:val="99411"/>
+    <w:lvlOverride w:ilvl="0">
+      <w:startOverride w:val="1"/>
+    </w:lvlOverride>
+    <w:lvlOverride w:ilvl="1">
+      <w:startOverride w:val="1"/>
+    </w:lvlOverride>
+    <w:lvlOverride w:ilvl="2">
+      <w:startOverride w:val="1"/>
+    </w:lvlOverride>
+    <w:lvlOverride w:ilvl="3">
+      <w:startOverride w:val="1"/>
+    </w:lvlOverride>
+    <w:lvlOverride w:ilvl="4">
+      <w:startOverride w:val="1"/>
+    </w:lvlOverride>
+    <w:lvlOverride w:ilvl="5">
+      <w:startOverride w:val="1"/>
+    </w:lvlOverride>
+    <w:lvlOverride w:ilvl="6">
+      <w:startOverride w:val="1"/>
+    </w:lvlOverride>
+    <w:lvlOverride w:ilvl="7">
+      <w:startOverride w:val="1"/>
+    </w:lvlOverride>
+    <w:lvlOverride w:ilvl="8">
+      <w:startOverride w:val="1"/>
+    </w:lvlOverride>
+  </w:num>
+  <w:num w:numId="1041">
+    <w:abstractNumId w:val="99411"/>
+    <w:lvlOverride w:ilvl="0">
+      <w:startOverride w:val="1"/>
+    </w:lvlOverride>
+    <w:lvlOverride w:ilvl="1">
+      <w:startOverride w:val="1"/>
+    </w:lvlOverride>
+    <w:lvlOverride w:ilvl="2">
+      <w:startOverride w:val="1"/>
+    </w:lvlOverride>
+    <w:lvlOverride w:ilvl="3">
+      <w:startOverride w:val="1"/>
+    </w:lvlOverride>
+    <w:lvlOverride w:ilvl="4">
+      <w:startOverride w:val="1"/>
+    </w:lvlOverride>
+    <w:lvlOverride w:ilvl="5">
+      <w:startOverride w:val="1"/>
+    </w:lvlOverride>
+    <w:lvlOverride w:ilvl="6">
+      <w:startOverride w:val="1"/>
+    </w:lvlOverride>
+    <w:lvlOverride w:ilvl="7">
+      <w:startOverride w:val="1"/>
+    </w:lvlOverride>
+    <w:lvlOverride w:ilvl="8">
+      <w:startOverride w:val="1"/>
+    </w:lvlOverride>
+  </w:num>
+  <w:num w:numId="1042">
+    <w:abstractNumId w:val="991"/>
+  </w:num>
+  <w:num w:numId="1043">
+    <w:abstractNumId w:val="991"/>
+  </w:num>
+  <w:num w:numId="1044">
+    <w:abstractNumId w:val="991"/>
+  </w:num>
+  <w:num w:numId="1045">
     <w:abstractNumId w:val="99411"/>
     <w:lvlOverride w:ilvl="0">
       <w:startOverride w:val="1"/>
